--- a/12-通用拓扑结构/07-其他拓扑/互补对称结构/互补对称结构.docx
+++ b/12-通用拓扑结构/07-其他拓扑/互补对称结构/互补对称结构.docx
@@ -2189,6 +2189,20 @@
     </w:p>
     <w:bookmarkEnd w:id="26"/>
     <w:bookmarkEnd w:id="27"/>
+    <w:p>
+      <w:pPr>
+        <w:spacing w:before="360"/>
+        <w:jc w:val="center"/>
+      </w:pPr>
+      <w:r>
+        <w:rPr>
+          <w:rFonts w:ascii="Times New Roman" w:hAnsi="Times New Roman"/>
+          <w:color w:val="555555"/>
+          <w:sz w:val="21"/>
+        </w:rPr>
+        <w:t>材料收集者：杜文杰</w:t>
+      </w:r>
+    </w:p>
     <w:sectPr>
       <w:headerReference r:id="rId9" w:type="default"/>
       <w:footerReference r:id="rId10" w:type="default"/>

--- a/12-通用拓扑结构/07-其他拓扑/互补对称结构/互补对称结构.docx
+++ b/12-通用拓扑结构/07-其他拓扑/互补对称结构/互补对称结构.docx
@@ -1,6 +1,6 @@
 
 <file path=word/document.xml><?xml version="1.0" encoding="utf-8"?>
-<w:document xmlns:w="http://schemas.openxmlformats.org/wordprocessingml/2006/main" xmlns:m="http://schemas.openxmlformats.org/officeDocument/2006/math" xmlns:r="http://schemas.openxmlformats.org/officeDocument/2006/relationships" xmlns:o="urn:schemas-microsoft-com:office:office" xmlns:v="urn:schemas-microsoft-com:vml" xmlns:w10="urn:schemas-microsoft-com:office:word" xmlns:a="http://schemas.openxmlformats.org/drawingml/2006/main" xmlns:pic="http://schemas.openxmlformats.org/drawingml/2006/picture" xmlns:wp="http://schemas.openxmlformats.org/drawingml/2006/wordprocessingDrawing">
+<w:document xmlns:m="http://schemas.openxmlformats.org/officeDocument/2006/math" xmlns:r="http://schemas.openxmlformats.org/officeDocument/2006/relationships" xmlns:w="http://schemas.openxmlformats.org/wordprocessingml/2006/main" xmlns:o="urn:schemas-microsoft-com:office:office" xmlns:v="urn:schemas-microsoft-com:vml" xmlns:w10="urn:schemas-microsoft-com:office:word" xmlns:a="http://schemas.openxmlformats.org/drawingml/2006/main" xmlns:pic="http://schemas.openxmlformats.org/drawingml/2006/picture" xmlns:wp="http://schemas.openxmlformats.org/drawingml/2006/wordprocessingDrawing">
   <w:body>
     <w:bookmarkStart w:id="27" w:name="互补对称结构"/>
     <w:p>
@@ -9,7 +9,7 @@
       </w:pPr>
       <w:r>
         <w:rPr>
-          <w:rFonts w:hint="eastAsia"/>
+          <w:rFonts w:hint="eastAsia" w:eastAsia="黑体"/>
         </w:rPr>
         <w:t xml:space="preserve">互补对称结构</w:t>
       </w:r>
@@ -21,7 +21,7 @@
       </w:pPr>
       <w:r>
         <w:rPr>
-          <w:rFonts w:hint="eastAsia"/>
+          <w:rFonts w:hint="eastAsia" w:eastAsia="黑体"/>
         </w:rPr>
         <w:t xml:space="preserve">拓扑描述</w:t>
       </w:r>
@@ -32,16 +32,19 @@
       </w:pPr>
       <w:r>
         <w:rPr>
-          <w:rFonts w:hint="eastAsia"/>
+          <w:rFonts w:hint="eastAsia" w:eastAsia="黑体"/>
         </w:rPr>
         <w:t xml:space="preserve">由</w:t>
       </w:r>
       <w:r>
+        <w:rPr>
+          <w:rFonts w:eastAsia="黑体"/>
+        </w:rPr>
         <w:t xml:space="preserve"> </w:t>
       </w:r>
       <w:r>
         <w:rPr>
-          <w:rFonts w:hint="eastAsia"/>
+          <w:rFonts w:hint="eastAsia" w:eastAsia="黑体"/>
           <w:b/>
           <w:bCs/>
         </w:rPr>
@@ -49,6 +52,7 @@
       </w:r>
       <w:r>
         <w:rPr>
+          <w:rFonts w:eastAsia="黑体"/>
           <w:b/>
           <w:bCs/>
         </w:rPr>
@@ -56,7 +60,7 @@
       </w:r>
       <w:r>
         <w:rPr>
-          <w:rFonts w:hint="eastAsia"/>
+          <w:rFonts w:hint="eastAsia" w:eastAsia="黑体"/>
           <w:b/>
           <w:bCs/>
         </w:rPr>
@@ -64,6 +68,7 @@
       </w:r>
       <w:r>
         <w:rPr>
+          <w:rFonts w:eastAsia="黑体"/>
           <w:b/>
           <w:bCs/>
         </w:rPr>
@@ -84,20 +89,26 @@
         </m:sSub>
       </m:oMath>
       <w:r>
+        <w:rPr>
+          <w:rFonts w:eastAsia="黑体"/>
+        </w:rPr>
         <w:t xml:space="preserve"> </w:t>
       </w:r>
       <w:r>
         <w:rPr>
-          <w:rFonts w:hint="eastAsia"/>
+          <w:rFonts w:hint="eastAsia" w:eastAsia="黑体"/>
         </w:rPr>
         <w:t xml:space="preserve">与</w:t>
       </w:r>
       <w:r>
+        <w:rPr>
+          <w:rFonts w:eastAsia="黑体"/>
+        </w:rPr>
         <w:t xml:space="preserve"> </w:t>
       </w:r>
       <w:r>
         <w:rPr>
-          <w:rFonts w:hint="eastAsia"/>
+          <w:rFonts w:hint="eastAsia" w:eastAsia="黑体"/>
           <w:b/>
           <w:bCs/>
         </w:rPr>
@@ -105,6 +116,7 @@
       </w:r>
       <w:r>
         <w:rPr>
+          <w:rFonts w:eastAsia="黑体"/>
           <w:b/>
           <w:bCs/>
         </w:rPr>
@@ -112,7 +124,7 @@
       </w:r>
       <w:r>
         <w:rPr>
-          <w:rFonts w:hint="eastAsia"/>
+          <w:rFonts w:hint="eastAsia" w:eastAsia="黑体"/>
           <w:b/>
           <w:bCs/>
         </w:rPr>
@@ -120,6 +132,7 @@
       </w:r>
       <w:r>
         <w:rPr>
+          <w:rFonts w:eastAsia="黑体"/>
           <w:b/>
           <w:bCs/>
         </w:rPr>
@@ -141,40 +154,49 @@
       </m:oMath>
       <w:r>
         <w:rPr>
-          <w:rFonts w:hint="eastAsia"/>
+          <w:rFonts w:hint="eastAsia" w:eastAsia="黑体"/>
         </w:rPr>
         <w:t xml:space="preserve">（或</w:t>
       </w:r>
       <w:r>
+        <w:rPr>
+          <w:rFonts w:eastAsia="黑体"/>
+        </w:rPr>
         <w:t xml:space="preserve"> N </w:t>
       </w:r>
       <w:r>
         <w:rPr>
-          <w:rFonts w:hint="eastAsia"/>
+          <w:rFonts w:hint="eastAsia" w:eastAsia="黑体"/>
         </w:rPr>
         <w:t xml:space="preserve">沟道与</w:t>
       </w:r>
       <w:r>
+        <w:rPr>
+          <w:rFonts w:eastAsia="黑体"/>
+        </w:rPr>
         <w:t xml:space="preserve"> P </w:t>
       </w:r>
       <w:r>
         <w:rPr>
-          <w:rFonts w:hint="eastAsia"/>
+          <w:rFonts w:hint="eastAsia" w:eastAsia="黑体"/>
         </w:rPr>
         <w:t xml:space="preserve">沟道管）成对组成互补对称推挽输出级。电路共有</w:t>
       </w:r>
       <w:r>
+        <w:rPr>
+          <w:rFonts w:eastAsia="黑体"/>
+        </w:rPr>
         <w:t xml:space="preserve"> 4 </w:t>
       </w:r>
       <w:r>
         <w:rPr>
-          <w:rFonts w:hint="eastAsia"/>
+          <w:rFonts w:hint="eastAsia" w:eastAsia="黑体"/>
         </w:rPr>
         <w:t xml:space="preserve">个关键节点：</w:t>
       </w:r>
       <w:r>
         <w:rPr>
-          <w:rFonts w:hint="eastAsia"/>
+          <w:rFonts w:hint="eastAsia" w:eastAsia="黑体"/>
           <w:b/>
           <w:bCs/>
         </w:rPr>
@@ -182,6 +204,7 @@
       </w:r>
       <w:r>
         <w:rPr>
+          <w:rFonts w:eastAsia="黑体"/>
           <w:b/>
           <w:bCs/>
         </w:rPr>
@@ -189,7 +212,7 @@
       </w:r>
       <w:r>
         <w:rPr>
-          <w:rFonts w:hint="eastAsia"/>
+          <w:rFonts w:hint="eastAsia" w:eastAsia="黑体"/>
           <w:b/>
           <w:bCs/>
         </w:rPr>
@@ -197,11 +220,14 @@
       </w:r>
       <w:r>
         <w:rPr>
-          <w:rFonts w:hint="eastAsia"/>
+          <w:rFonts w:hint="eastAsia" w:eastAsia="黑体"/>
         </w:rPr>
         <w:t xml:space="preserve">（输入信号与</w:t>
       </w:r>
       <w:r>
+        <w:rPr>
+          <w:rFonts w:eastAsia="黑体"/>
+        </w:rPr>
         <w:t xml:space="preserve"> </w:t>
       </w:r>
       <m:oMath>
@@ -219,6 +245,9 @@
         </m:sSub>
       </m:oMath>
       <w:r>
+        <w:rPr>
+          <w:rFonts w:eastAsia="黑体"/>
+        </w:rPr>
         <w:t xml:space="preserve">、</w:t>
       </w:r>
       <m:oMath>
@@ -236,26 +265,32 @@
         </m:sSub>
       </m:oMath>
       <w:r>
+        <w:rPr>
+          <w:rFonts w:eastAsia="黑体"/>
+        </w:rPr>
         <w:t xml:space="preserve"> </w:t>
       </w:r>
       <w:r>
         <w:rPr>
-          <w:rFonts w:hint="eastAsia"/>
+          <w:rFonts w:hint="eastAsia" w:eastAsia="黑体"/>
         </w:rPr>
         <w:t xml:space="preserve">的基极</w:t>
       </w:r>
       <w:r>
+        <w:rPr>
+          <w:rFonts w:eastAsia="黑体"/>
+        </w:rPr>
         <w:t xml:space="preserve"> B </w:t>
       </w:r>
       <w:r>
         <w:rPr>
-          <w:rFonts w:hint="eastAsia"/>
+          <w:rFonts w:hint="eastAsia" w:eastAsia="黑体"/>
         </w:rPr>
         <w:t xml:space="preserve">相连）；</w:t>
       </w:r>
       <w:r>
         <w:rPr>
-          <w:rFonts w:hint="eastAsia"/>
+          <w:rFonts w:hint="eastAsia" w:eastAsia="黑体"/>
           <w:b/>
           <w:bCs/>
         </w:rPr>
@@ -263,6 +298,7 @@
       </w:r>
       <w:r>
         <w:rPr>
+          <w:rFonts w:eastAsia="黑体"/>
           <w:b/>
           <w:bCs/>
         </w:rPr>
@@ -270,7 +306,7 @@
       </w:r>
       <w:r>
         <w:rPr>
-          <w:rFonts w:hint="eastAsia"/>
+          <w:rFonts w:hint="eastAsia" w:eastAsia="黑体"/>
           <w:b/>
           <w:bCs/>
         </w:rPr>
@@ -278,6 +314,7 @@
       </w:r>
       <w:r>
         <w:rPr>
+          <w:rFonts w:eastAsia="黑体"/>
           <w:b/>
           <w:bCs/>
         </w:rPr>
@@ -285,11 +322,14 @@
       </w:r>
       <w:r>
         <w:rPr>
-          <w:rFonts w:hint="eastAsia"/>
+          <w:rFonts w:hint="eastAsia" w:eastAsia="黑体"/>
         </w:rPr>
         <w:t xml:space="preserve">（与</w:t>
       </w:r>
       <w:r>
+        <w:rPr>
+          <w:rFonts w:eastAsia="黑体"/>
+        </w:rPr>
         <w:t xml:space="preserve"> </w:t>
       </w:r>
       <m:oMath>
@@ -307,26 +347,32 @@
         </m:sSub>
       </m:oMath>
       <w:r>
+        <w:rPr>
+          <w:rFonts w:eastAsia="黑体"/>
+        </w:rPr>
         <w:t xml:space="preserve"> </w:t>
       </w:r>
       <w:r>
         <w:rPr>
-          <w:rFonts w:hint="eastAsia"/>
+          <w:rFonts w:hint="eastAsia" w:eastAsia="黑体"/>
         </w:rPr>
         <w:t xml:space="preserve">的集电极</w:t>
       </w:r>
       <w:r>
+        <w:rPr>
+          <w:rFonts w:eastAsia="黑体"/>
+        </w:rPr>
         <w:t xml:space="preserve"> C </w:t>
       </w:r>
       <w:r>
         <w:rPr>
-          <w:rFonts w:hint="eastAsia"/>
+          <w:rFonts w:hint="eastAsia" w:eastAsia="黑体"/>
         </w:rPr>
         <w:t xml:space="preserve">相连）；</w:t>
       </w:r>
       <w:r>
         <w:rPr>
-          <w:rFonts w:hint="eastAsia"/>
+          <w:rFonts w:hint="eastAsia" w:eastAsia="黑体"/>
           <w:b/>
           <w:bCs/>
         </w:rPr>
@@ -334,6 +380,7 @@
       </w:r>
       <w:r>
         <w:rPr>
+          <w:rFonts w:eastAsia="黑体"/>
           <w:b/>
           <w:bCs/>
         </w:rPr>
@@ -341,7 +388,7 @@
       </w:r>
       <w:r>
         <w:rPr>
-          <w:rFonts w:hint="eastAsia"/>
+          <w:rFonts w:hint="eastAsia" w:eastAsia="黑体"/>
           <w:b/>
           <w:bCs/>
         </w:rPr>
@@ -349,6 +396,7 @@
       </w:r>
       <w:r>
         <w:rPr>
+          <w:rFonts w:eastAsia="黑体"/>
           <w:b/>
           <w:bCs/>
         </w:rPr>
@@ -356,11 +404,14 @@
       </w:r>
       <w:r>
         <w:rPr>
-          <w:rFonts w:hint="eastAsia"/>
+          <w:rFonts w:hint="eastAsia" w:eastAsia="黑体"/>
         </w:rPr>
         <w:t xml:space="preserve">（与</w:t>
       </w:r>
       <w:r>
+        <w:rPr>
+          <w:rFonts w:eastAsia="黑体"/>
+        </w:rPr>
         <w:t xml:space="preserve"> </w:t>
       </w:r>
       <m:oMath>
@@ -378,26 +429,32 @@
         </m:sSub>
       </m:oMath>
       <w:r>
+        <w:rPr>
+          <w:rFonts w:eastAsia="黑体"/>
+        </w:rPr>
         <w:t xml:space="preserve"> </w:t>
       </w:r>
       <w:r>
         <w:rPr>
-          <w:rFonts w:hint="eastAsia"/>
+          <w:rFonts w:hint="eastAsia" w:eastAsia="黑体"/>
         </w:rPr>
         <w:t xml:space="preserve">的集电极</w:t>
       </w:r>
       <w:r>
+        <w:rPr>
+          <w:rFonts w:eastAsia="黑体"/>
+        </w:rPr>
         <w:t xml:space="preserve"> C </w:t>
       </w:r>
       <w:r>
         <w:rPr>
-          <w:rFonts w:hint="eastAsia"/>
+          <w:rFonts w:hint="eastAsia" w:eastAsia="黑体"/>
         </w:rPr>
         <w:t xml:space="preserve">相连）；</w:t>
       </w:r>
       <w:r>
         <w:rPr>
-          <w:rFonts w:hint="eastAsia"/>
+          <w:rFonts w:hint="eastAsia" w:eastAsia="黑体"/>
           <w:b/>
           <w:bCs/>
         </w:rPr>
@@ -405,6 +462,7 @@
       </w:r>
       <w:r>
         <w:rPr>
+          <w:rFonts w:eastAsia="黑体"/>
           <w:b/>
           <w:bCs/>
         </w:rPr>
@@ -412,7 +470,7 @@
       </w:r>
       <w:r>
         <w:rPr>
-          <w:rFonts w:hint="eastAsia"/>
+          <w:rFonts w:hint="eastAsia" w:eastAsia="黑体"/>
           <w:b/>
           <w:bCs/>
         </w:rPr>
@@ -420,7 +478,7 @@
       </w:r>
       <w:r>
         <w:rPr>
-          <w:rFonts w:hint="eastAsia"/>
+          <w:rFonts w:hint="eastAsia" w:eastAsia="黑体"/>
         </w:rPr>
         <w:t xml:space="preserve">（</w:t>
       </w:r>
@@ -439,6 +497,9 @@
         </m:sSub>
       </m:oMath>
       <w:r>
+        <w:rPr>
+          <w:rFonts w:eastAsia="黑体"/>
+        </w:rPr>
         <w:t xml:space="preserve">、</w:t>
       </w:r>
       <m:oMath>
@@ -456,24 +517,33 @@
         </m:sSub>
       </m:oMath>
       <w:r>
+        <w:rPr>
+          <w:rFonts w:eastAsia="黑体"/>
+        </w:rPr>
         <w:t xml:space="preserve"> </w:t>
       </w:r>
       <w:r>
         <w:rPr>
-          <w:rFonts w:hint="eastAsia"/>
+          <w:rFonts w:hint="eastAsia" w:eastAsia="黑体"/>
         </w:rPr>
         <w:t xml:space="preserve">的发射极</w:t>
       </w:r>
       <w:r>
+        <w:rPr>
+          <w:rFonts w:eastAsia="黑体"/>
+        </w:rPr>
         <w:t xml:space="preserve"> E </w:t>
       </w:r>
       <w:r>
         <w:rPr>
-          <w:rFonts w:hint="eastAsia"/>
+          <w:rFonts w:hint="eastAsia" w:eastAsia="黑体"/>
         </w:rPr>
         <w:t xml:space="preserve">相连，并与负载</w:t>
       </w:r>
       <w:r>
+        <w:rPr>
+          <w:rFonts w:eastAsia="黑体"/>
+        </w:rPr>
         <w:t xml:space="preserve"> </w:t>
       </w:r>
       <m:oMath>
@@ -491,11 +561,14 @@
         </m:sSub>
       </m:oMath>
       <w:r>
+        <w:rPr>
+          <w:rFonts w:eastAsia="黑体"/>
+        </w:rPr>
         <w:t xml:space="preserve"> </w:t>
       </w:r>
       <w:r>
         <w:rPr>
-          <w:rFonts w:hint="eastAsia"/>
+          <w:rFonts w:hint="eastAsia" w:eastAsia="黑体"/>
         </w:rPr>
         <w:t xml:space="preserve">一端相连）。</w:t>
       </w:r>
@@ -504,7 +577,7 @@
       <w:pPr/>
       <w:r>
         <w:rPr>
-          <w:rFonts w:hint="eastAsia"/>
+          <w:rFonts w:hint="eastAsia" w:eastAsia="黑体"/>
         </w:rPr>
         <w:t xml:space="preserve">各管脚连接：</w:t>
       </w:r>
@@ -524,45 +597,57 @@
       </m:oMath>
       <w:r>
         <w:rPr>
-          <w:rFonts w:hint="eastAsia"/>
+          <w:rFonts w:hint="eastAsia" w:eastAsia="黑体"/>
           <w:b/>
           <w:bCs/>
         </w:rPr>
         <w:t xml:space="preserve">（NPN）</w:t>
       </w:r>
       <w:r>
+        <w:rPr>
+          <w:rFonts w:eastAsia="黑体"/>
+        </w:rPr>
         <w:t xml:space="preserve"> </w:t>
       </w:r>
       <w:r>
         <w:rPr>
-          <w:rFonts w:hint="eastAsia"/>
+          <w:rFonts w:hint="eastAsia" w:eastAsia="黑体"/>
         </w:rPr>
         <w:t xml:space="preserve">的</w:t>
       </w:r>
       <w:r>
+        <w:rPr>
+          <w:rFonts w:eastAsia="黑体"/>
+        </w:rPr>
         <w:t xml:space="preserve"> B </w:t>
       </w:r>
       <w:r>
         <w:rPr>
-          <w:rFonts w:hint="eastAsia"/>
+          <w:rFonts w:hint="eastAsia" w:eastAsia="黑体"/>
         </w:rPr>
         <w:t xml:space="preserve">接输入节点、C</w:t>
       </w:r>
       <w:r>
+        <w:rPr>
+          <w:rFonts w:eastAsia="黑体"/>
+        </w:rPr>
         <w:t xml:space="preserve"> </w:t>
       </w:r>
       <w:r>
         <w:rPr>
-          <w:rFonts w:hint="eastAsia"/>
+          <w:rFonts w:hint="eastAsia" w:eastAsia="黑体"/>
         </w:rPr>
         <w:t xml:space="preserve">接正电源端</w:t>
       </w:r>
       <w:r>
+        <w:rPr>
+          <w:rFonts w:eastAsia="黑体"/>
+        </w:rPr>
         <w:t xml:space="preserve"> +VCC、E </w:t>
       </w:r>
       <w:r>
         <w:rPr>
-          <w:rFonts w:hint="eastAsia"/>
+          <w:rFonts w:hint="eastAsia" w:eastAsia="黑体"/>
         </w:rPr>
         <w:t xml:space="preserve">接输出节点；</w:t>
       </w:r>
@@ -582,51 +667,63 @@
       </m:oMath>
       <w:r>
         <w:rPr>
-          <w:rFonts w:hint="eastAsia"/>
+          <w:rFonts w:hint="eastAsia" w:eastAsia="黑体"/>
           <w:b/>
           <w:bCs/>
         </w:rPr>
         <w:t xml:space="preserve">（PNP）</w:t>
       </w:r>
       <w:r>
+        <w:rPr>
+          <w:rFonts w:eastAsia="黑体"/>
+        </w:rPr>
         <w:t xml:space="preserve"> </w:t>
       </w:r>
       <w:r>
         <w:rPr>
-          <w:rFonts w:hint="eastAsia"/>
+          <w:rFonts w:hint="eastAsia" w:eastAsia="黑体"/>
         </w:rPr>
         <w:t xml:space="preserve">的</w:t>
       </w:r>
       <w:r>
+        <w:rPr>
+          <w:rFonts w:eastAsia="黑体"/>
+        </w:rPr>
         <w:t xml:space="preserve"> B </w:t>
       </w:r>
       <w:r>
         <w:rPr>
-          <w:rFonts w:hint="eastAsia"/>
+          <w:rFonts w:hint="eastAsia" w:eastAsia="黑体"/>
         </w:rPr>
         <w:t xml:space="preserve">接输入节点、C</w:t>
       </w:r>
       <w:r>
+        <w:rPr>
+          <w:rFonts w:eastAsia="黑体"/>
+        </w:rPr>
         <w:t xml:space="preserve"> </w:t>
       </w:r>
       <w:r>
         <w:rPr>
-          <w:rFonts w:hint="eastAsia"/>
+          <w:rFonts w:hint="eastAsia" w:eastAsia="黑体"/>
         </w:rPr>
         <w:t xml:space="preserve">接负电源端</w:t>
       </w:r>
       <w:r>
+        <w:rPr>
+          <w:rFonts w:eastAsia="黑体"/>
+        </w:rPr>
         <w:t xml:space="preserve"> −VEE、E </w:t>
       </w:r>
       <w:r>
         <w:rPr>
-          <w:rFonts w:hint="eastAsia"/>
+          <w:rFonts w:hint="eastAsia" w:eastAsia="黑体"/>
         </w:rPr>
         <w:t xml:space="preserve">接输出节点；</w:t>
       </w:r>
       <w:r>
         <w:rPr>
-          <w:rFonts w:hint="eastAsia"/>
+          <w:rFonts w:hint="eastAsia" w:eastAsia="黑体"/>
           <w:b/>
           <w:bCs/>
         </w:rPr>
@@ -634,6 +731,7 @@
       </w:r>
       <w:r>
         <w:rPr>
+          <w:rFonts w:eastAsia="黑体"/>
           <w:b/>
           <w:bCs/>
         </w:rPr>
@@ -654,15 +752,21 @@
         </m:sSub>
       </m:oMath>
       <w:r>
+        <w:rPr>
+          <w:rFonts w:eastAsia="黑体"/>
+        </w:rPr>
         <w:t xml:space="preserve"> </w:t>
       </w:r>
       <w:r>
         <w:rPr>
-          <w:rFonts w:hint="eastAsia"/>
+          <w:rFonts w:hint="eastAsia" w:eastAsia="黑体"/>
         </w:rPr>
         <w:t xml:space="preserve">一端接输出节点、另一端接地</w:t>
       </w:r>
       <w:r>
+        <w:rPr>
+          <w:rFonts w:eastAsia="黑体"/>
+        </w:rPr>
         <w:t xml:space="preserve"> GND。</w:t>
       </w:r>
     </w:p>
@@ -670,43 +774,55 @@
       <w:pPr/>
       <w:r>
         <w:rPr>
-          <w:rFonts w:hint="eastAsia"/>
+          <w:rFonts w:hint="eastAsia" w:eastAsia="黑体"/>
         </w:rPr>
         <w:t xml:space="preserve">由此构成”NPN</w:t>
       </w:r>
       <w:r>
+        <w:rPr>
+          <w:rFonts w:eastAsia="黑体"/>
+        </w:rPr>
         <w:t xml:space="preserve"> </w:t>
       </w:r>
       <w:r>
         <w:rPr>
-          <w:rFonts w:hint="eastAsia"/>
+          <w:rFonts w:hint="eastAsia" w:eastAsia="黑体"/>
         </w:rPr>
         <w:t xml:space="preserve">与</w:t>
       </w:r>
       <w:r>
+        <w:rPr>
+          <w:rFonts w:eastAsia="黑体"/>
+        </w:rPr>
         <w:t xml:space="preserve"> PNP </w:t>
       </w:r>
       <w:r>
         <w:rPr>
-          <w:rFonts w:hint="eastAsia"/>
+          <w:rFonts w:hint="eastAsia" w:eastAsia="黑体"/>
         </w:rPr>
         <w:t xml:space="preserve">互补、两发射极共输出、集电极分接正负电源”的互补对称推挽（OCL）组态，输入正半周由</w:t>
       </w:r>
       <w:r>
+        <w:rPr>
+          <w:rFonts w:eastAsia="黑体"/>
+        </w:rPr>
         <w:t xml:space="preserve"> NPN </w:t>
       </w:r>
       <w:r>
         <w:rPr>
-          <w:rFonts w:hint="eastAsia"/>
+          <w:rFonts w:hint="eastAsia" w:eastAsia="黑体"/>
         </w:rPr>
         <w:t xml:space="preserve">导通、负半周由</w:t>
       </w:r>
       <w:r>
+        <w:rPr>
+          <w:rFonts w:eastAsia="黑体"/>
+        </w:rPr>
         <w:t xml:space="preserve"> PNP </w:t>
       </w:r>
       <w:r>
         <w:rPr>
-          <w:rFonts w:hint="eastAsia"/>
+          <w:rFonts w:hint="eastAsia" w:eastAsia="黑体"/>
         </w:rPr>
         <w:t xml:space="preserve">导通，负载得到完整双极性输出波形。</w:t>
       </w:r>
@@ -719,7 +835,7 @@
       </w:pPr>
       <w:r>
         <w:rPr>
-          <w:rFonts w:hint="eastAsia"/>
+          <w:rFonts w:hint="eastAsia" w:eastAsia="黑体"/>
         </w:rPr>
         <w:t xml:space="preserve">工作原理</w:t>
       </w:r>
@@ -730,25 +846,31 @@
       </w:pPr>
       <w:r>
         <w:rPr>
-          <w:rFonts w:hint="eastAsia"/>
+          <w:rFonts w:hint="eastAsia" w:eastAsia="黑体"/>
         </w:rPr>
         <w:t xml:space="preserve">输入正半周由</w:t>
       </w:r>
       <w:r>
+        <w:rPr>
+          <w:rFonts w:eastAsia="黑体"/>
+        </w:rPr>
         <w:t xml:space="preserve"> NPN </w:t>
       </w:r>
       <w:r>
         <w:rPr>
-          <w:rFonts w:hint="eastAsia"/>
+          <w:rFonts w:hint="eastAsia" w:eastAsia="黑体"/>
         </w:rPr>
         <w:t xml:space="preserve">管导通、PNP</w:t>
       </w:r>
       <w:r>
+        <w:rPr>
+          <w:rFonts w:eastAsia="黑体"/>
+        </w:rPr>
         <w:t xml:space="preserve"> </w:t>
       </w:r>
       <w:r>
         <w:rPr>
-          <w:rFonts w:hint="eastAsia"/>
+          <w:rFonts w:hint="eastAsia" w:eastAsia="黑体"/>
         </w:rPr>
         <w:t xml:space="preserve">管截止，输出正电压；负半周反之。两管交替工作、互补推挽，负载得到完整的双极性输出波形，静态时两管微导通以消除交越失真。</w:t>
       </w:r>
@@ -761,7 +883,7 @@
       </w:pPr>
       <w:r>
         <w:rPr>
-          <w:rFonts w:hint="eastAsia"/>
+          <w:rFonts w:hint="eastAsia" w:eastAsia="黑体"/>
         </w:rPr>
         <w:t xml:space="preserve">关键计算公式</w:t>
       </w:r>
@@ -772,11 +894,14 @@
       </w:pPr>
       <w:r>
         <w:rPr>
-          <w:rFonts w:hint="eastAsia"/>
+          <w:rFonts w:hint="eastAsia" w:eastAsia="黑体"/>
         </w:rPr>
         <w:t xml:space="preserve">输出功率（正弦、峰值</w:t>
       </w:r>
       <w:r>
+        <w:rPr>
+          <w:rFonts w:eastAsia="黑体"/>
+        </w:rPr>
         <w:t xml:space="preserve"> </w:t>
       </w:r>
       <m:oMath>
@@ -798,11 +923,14 @@
       </m:oMath>
       <w:r>
         <w:rPr>
-          <w:rFonts w:hint="eastAsia"/>
+          <w:rFonts w:hint="eastAsia" w:eastAsia="黑体"/>
         </w:rPr>
         <w:t xml:space="preserve">、负载</w:t>
       </w:r>
       <w:r>
+        <w:rPr>
+          <w:rFonts w:eastAsia="黑体"/>
+        </w:rPr>
         <w:t xml:space="preserve"> </w:t>
       </w:r>
       <m:oMath>
@@ -821,7 +949,7 @@
       </m:oMath>
       <w:r>
         <w:rPr>
-          <w:rFonts w:hint="eastAsia"/>
+          <w:rFonts w:hint="eastAsia" w:eastAsia="黑体"/>
         </w:rPr>
         <w:t xml:space="preserve">）：</w:t>
       </w:r>
@@ -907,7 +1035,7 @@
       </w:pPr>
       <w:r>
         <w:rPr>
-          <w:rFonts w:hint="eastAsia"/>
+          <w:rFonts w:hint="eastAsia" w:eastAsia="黑体"/>
         </w:rPr>
         <w:t xml:space="preserve">最大输出功率：</w:t>
       </w:r>
@@ -1002,7 +1130,7 @@
       </w:pPr>
       <w:r>
         <w:rPr>
-          <w:rFonts w:hint="eastAsia"/>
+          <w:rFonts w:hint="eastAsia" w:eastAsia="黑体"/>
         </w:rPr>
         <w:t xml:space="preserve">电源供给功率（两管平均）：</w:t>
       </w:r>
@@ -1104,7 +1232,7 @@
       </w:pPr>
       <w:r>
         <w:rPr>
-          <w:rFonts w:hint="eastAsia"/>
+          <w:rFonts w:hint="eastAsia" w:eastAsia="黑体"/>
         </w:rPr>
         <w:t xml:space="preserve">最大效率（理想，</w:t>
       </w:r>
@@ -1148,7 +1276,7 @@
       </m:oMath>
       <w:r>
         <w:rPr>
-          <w:rFonts w:hint="eastAsia"/>
+          <w:rFonts w:hint="eastAsia" w:eastAsia="黑体"/>
         </w:rPr>
         <w:t xml:space="preserve">）：</w:t>
       </w:r>
@@ -1251,7 +1379,7 @@
             </w:pPr>
             <w:r>
               <w:rPr>
-                <w:rFonts w:hint="eastAsia"/>
+                <w:rFonts w:hint="eastAsia" w:eastAsia="黑体"/>
               </w:rPr>
               <w:t xml:space="preserve">符号</w:t>
             </w:r>
@@ -1265,7 +1393,7 @@
             </w:pPr>
             <w:r>
               <w:rPr>
-                <w:rFonts w:hint="eastAsia"/>
+                <w:rFonts w:hint="eastAsia" w:eastAsia="黑体"/>
               </w:rPr>
               <w:t xml:space="preserve">含义</w:t>
             </w:r>
@@ -1279,7 +1407,7 @@
             </w:pPr>
             <w:r>
               <w:rPr>
-                <w:rFonts w:hint="eastAsia"/>
+                <w:rFonts w:hint="eastAsia" w:eastAsia="黑体"/>
               </w:rPr>
               <w:t xml:space="preserve">单位</w:t>
             </w:r>
@@ -1311,6 +1439,9 @@
               </m:sSub>
             </m:oMath>
             <w:r>
+              <w:rPr>
+                <w:rFonts w:eastAsia="黑体"/>
+              </w:rPr>
               <w:t xml:space="preserve">​</w:t>
             </w:r>
           </w:p>
@@ -1323,25 +1454,31 @@
             </w:pPr>
             <w:r>
               <w:rPr>
-                <w:rFonts w:hint="eastAsia"/>
+                <w:rFonts w:hint="eastAsia" w:eastAsia="黑体"/>
               </w:rPr>
               <w:t xml:space="preserve">单边电源电压（OCL</w:t>
             </w:r>
             <w:r>
+              <w:rPr>
+                <w:rFonts w:eastAsia="黑体"/>
+              </w:rPr>
               <w:t xml:space="preserve"> </w:t>
             </w:r>
             <w:r>
               <w:rPr>
-                <w:rFonts w:hint="eastAsia"/>
+                <w:rFonts w:hint="eastAsia" w:eastAsia="黑体"/>
               </w:rPr>
               <w:t xml:space="preserve">为</w:t>
             </w:r>
             <w:r>
+              <w:rPr>
+                <w:rFonts w:eastAsia="黑体"/>
+              </w:rPr>
               <w:t xml:space="preserve"> </w:t>
             </w:r>
             <w:r>
               <w:rPr>
-                <w:rFonts w:hint="eastAsia"/>
+                <w:rFonts w:hint="eastAsia" w:eastAsia="黑体"/>
               </w:rPr>
               <w:t xml:space="preserve">±Vcc）</w:t>
             </w:r>
@@ -1354,6 +1491,9 @@
               <w:pStyle w:val="Compact"/>
             </w:pPr>
             <w:r>
+              <w:rPr>
+                <w:rFonts w:eastAsia="黑体"/>
+              </w:rPr>
               <w:t xml:space="preserve">V</w:t>
             </w:r>
           </w:p>
@@ -1384,6 +1524,9 @@
               </m:sSub>
             </m:oMath>
             <w:r>
+              <w:rPr>
+                <w:rFonts w:eastAsia="黑体"/>
+              </w:rPr>
               <w:t xml:space="preserve">​</w:t>
             </w:r>
           </w:p>
@@ -1396,7 +1539,7 @@
             </w:pPr>
             <w:r>
               <w:rPr>
-                <w:rFonts w:hint="eastAsia"/>
+                <w:rFonts w:hint="eastAsia" w:eastAsia="黑体"/>
               </w:rPr>
               <w:t xml:space="preserve">输出电压峰值</w:t>
             </w:r>
@@ -1409,6 +1552,9 @@
               <w:pStyle w:val="Compact"/>
             </w:pPr>
             <w:r>
+              <w:rPr>
+                <w:rFonts w:eastAsia="黑体"/>
+              </w:rPr>
               <w:t xml:space="preserve">V</w:t>
             </w:r>
           </w:p>
@@ -1436,6 +1582,9 @@
               </m:sSub>
             </m:oMath>
             <w:r>
+              <w:rPr>
+                <w:rFonts w:eastAsia="黑体"/>
+              </w:rPr>
               <w:t xml:space="preserve">​</w:t>
             </w:r>
           </w:p>
@@ -1448,7 +1597,7 @@
             </w:pPr>
             <w:r>
               <w:rPr>
-                <w:rFonts w:hint="eastAsia"/>
+                <w:rFonts w:hint="eastAsia" w:eastAsia="黑体"/>
               </w:rPr>
               <w:t xml:space="preserve">负载电阻</w:t>
             </w:r>
@@ -1461,6 +1610,9 @@
               <w:pStyle w:val="Compact"/>
             </w:pPr>
             <w:r>
+              <w:rPr>
+                <w:rFonts w:eastAsia="黑体"/>
+              </w:rPr>
               <w:t xml:space="preserve">Ω</w:t>
             </w:r>
           </w:p>
@@ -1488,6 +1640,9 @@
               </m:sSub>
             </m:oMath>
             <w:r>
+              <w:rPr>
+                <w:rFonts w:eastAsia="黑体"/>
+              </w:rPr>
               <w:t xml:space="preserve">​</w:t>
             </w:r>
           </w:p>
@@ -1500,7 +1655,7 @@
             </w:pPr>
             <w:r>
               <w:rPr>
-                <w:rFonts w:hint="eastAsia"/>
+                <w:rFonts w:hint="eastAsia" w:eastAsia="黑体"/>
               </w:rPr>
               <w:t xml:space="preserve">输出功率</w:t>
             </w:r>
@@ -1513,6 +1668,9 @@
               <w:pStyle w:val="Compact"/>
             </w:pPr>
             <w:r>
+              <w:rPr>
+                <w:rFonts w:eastAsia="黑体"/>
+              </w:rPr>
               <w:t xml:space="preserve">W</w:t>
             </w:r>
           </w:p>
@@ -1531,6 +1689,9 @@
               </m:r>
             </m:oMath>
             <w:r>
+              <w:rPr>
+                <w:rFonts w:eastAsia="黑体"/>
+              </w:rPr>
               <w:t xml:space="preserve">​</w:t>
             </w:r>
           </w:p>
@@ -1543,7 +1704,7 @@
             </w:pPr>
             <w:r>
               <w:rPr>
-                <w:rFonts w:hint="eastAsia"/>
+                <w:rFonts w:hint="eastAsia" w:eastAsia="黑体"/>
               </w:rPr>
               <w:t xml:space="preserve">效率</w:t>
             </w:r>
@@ -1557,7 +1718,7 @@
             </w:pPr>
             <w:r>
               <w:rPr>
-                <w:rFonts w:hint="eastAsia"/>
+                <w:rFonts w:hint="eastAsia" w:eastAsia="黑体"/>
               </w:rPr>
               <w:t xml:space="preserve">无量纲</w:t>
             </w:r>
@@ -1573,7 +1734,7 @@
       </w:pPr>
       <w:r>
         <w:rPr>
-          <w:rFonts w:hint="eastAsia"/>
+          <w:rFonts w:hint="eastAsia" w:eastAsia="黑体"/>
         </w:rPr>
         <w:t xml:space="preserve">元件调整影响</w:t>
       </w:r>
@@ -1588,7 +1749,7 @@
       </w:pPr>
       <w:r>
         <w:rPr>
-          <w:rFonts w:hint="eastAsia"/>
+          <w:rFonts w:hint="eastAsia" w:eastAsia="黑体"/>
           <w:b/>
           <w:bCs/>
         </w:rPr>
@@ -1596,6 +1757,7 @@
       </w:r>
       <w:r>
         <w:rPr>
+          <w:rFonts w:eastAsia="黑体"/>
           <w:b/>
           <w:bCs/>
         </w:rPr>
@@ -1617,20 +1779,27 @@
       </m:oMath>
       <w:r>
         <w:rPr>
+          <w:rFonts w:eastAsia="黑体"/>
           <w:b/>
           <w:bCs/>
         </w:rPr>
         <w:t xml:space="preserve">↓</w:t>
       </w:r>
       <w:r>
+        <w:rPr>
+          <w:rFonts w:eastAsia="黑体"/>
+        </w:rPr>
         <w:t xml:space="preserve"> </w:t>
       </w:r>
       <w:r>
+        <w:rPr>
+          <w:rFonts w:eastAsia="黑体"/>
+        </w:rPr>
         <w:t xml:space="preserve">→ </w:t>
       </w:r>
       <w:r>
         <w:rPr>
-          <w:rFonts w:hint="eastAsia"/>
+          <w:rFonts w:hint="eastAsia" w:eastAsia="黑体"/>
         </w:rPr>
         <w:t xml:space="preserve">输出功率增大、效率不变，但电流与发热增大。</w:t>
       </w:r>
@@ -1645,7 +1814,7 @@
       </w:pPr>
       <w:r>
         <w:rPr>
-          <w:rFonts w:hint="eastAsia"/>
+          <w:rFonts w:hint="eastAsia" w:eastAsia="黑体"/>
           <w:b/>
           <w:bCs/>
         </w:rPr>
@@ -1653,6 +1822,7 @@
       </w:r>
       <w:r>
         <w:rPr>
+          <w:rFonts w:eastAsia="黑体"/>
           <w:b/>
           <w:bCs/>
         </w:rPr>
@@ -1677,20 +1847,27 @@
       </m:oMath>
       <w:r>
         <w:rPr>
+          <w:rFonts w:eastAsia="黑体"/>
           <w:b/>
           <w:bCs/>
         </w:rPr>
         <w:t xml:space="preserve">↑</w:t>
       </w:r>
       <w:r>
+        <w:rPr>
+          <w:rFonts w:eastAsia="黑体"/>
+        </w:rPr>
         <w:t xml:space="preserve"> </w:t>
       </w:r>
       <w:r>
+        <w:rPr>
+          <w:rFonts w:eastAsia="黑体"/>
+        </w:rPr>
         <w:t xml:space="preserve">→ </w:t>
       </w:r>
       <w:r>
         <w:rPr>
-          <w:rFonts w:hint="eastAsia"/>
+          <w:rFonts w:hint="eastAsia" w:eastAsia="黑体"/>
         </w:rPr>
         <w:t xml:space="preserve">最大输出功率平方增大，需注意器件耐压。</w:t>
       </w:r>
@@ -1705,21 +1882,27 @@
       </w:pPr>
       <w:r>
         <w:rPr>
-          <w:rFonts w:hint="eastAsia"/>
+          <w:rFonts w:hint="eastAsia" w:eastAsia="黑体"/>
           <w:b/>
           <w:bCs/>
         </w:rPr>
         <w:t xml:space="preserve">静态偏置电流设置不当</w:t>
       </w:r>
       <w:r>
+        <w:rPr>
+          <w:rFonts w:eastAsia="黑体"/>
+        </w:rPr>
         <w:t xml:space="preserve"> </w:t>
       </w:r>
       <w:r>
+        <w:rPr>
+          <w:rFonts w:eastAsia="黑体"/>
+        </w:rPr>
         <w:t xml:space="preserve">→ </w:t>
       </w:r>
       <w:r>
         <w:rPr>
-          <w:rFonts w:hint="eastAsia"/>
+          <w:rFonts w:hint="eastAsia" w:eastAsia="黑体"/>
         </w:rPr>
         <w:t xml:space="preserve">交越失真（偏置过小）或静态功耗过大（偏置过大）。</w:t>
       </w:r>
@@ -1734,21 +1917,27 @@
       </w:pPr>
       <w:r>
         <w:rPr>
-          <w:rFonts w:hint="eastAsia"/>
+          <w:rFonts w:hint="eastAsia" w:eastAsia="黑体"/>
           <w:b/>
           <w:bCs/>
         </w:rPr>
         <w:t xml:space="preserve">输出功率超出器件耗散能力</w:t>
       </w:r>
       <w:r>
+        <w:rPr>
+          <w:rFonts w:eastAsia="黑体"/>
+        </w:rPr>
         <w:t xml:space="preserve"> </w:t>
       </w:r>
       <w:r>
+        <w:rPr>
+          <w:rFonts w:eastAsia="黑体"/>
+        </w:rPr>
         <w:t xml:space="preserve">→ </w:t>
       </w:r>
       <w:r>
         <w:rPr>
-          <w:rFonts w:hint="eastAsia"/>
+          <w:rFonts w:hint="eastAsia" w:eastAsia="黑体"/>
         </w:rPr>
         <w:t xml:space="preserve">需加散热或改用更大封装器件。</w:t>
       </w:r>
@@ -1761,7 +1950,7 @@
       </w:pPr>
       <w:r>
         <w:rPr>
-          <w:rFonts w:hint="eastAsia"/>
+          <w:rFonts w:hint="eastAsia" w:eastAsia="黑体"/>
         </w:rPr>
         <w:t xml:space="preserve">典型参数示例</w:t>
       </w:r>
@@ -1776,11 +1965,14 @@
       </w:pPr>
       <w:r>
         <w:rPr>
-          <w:rFonts w:hint="eastAsia"/>
+          <w:rFonts w:hint="eastAsia" w:eastAsia="黑体"/>
         </w:rPr>
         <w:t xml:space="preserve">取</w:t>
       </w:r>
       <w:r>
+        <w:rPr>
+          <w:rFonts w:eastAsia="黑体"/>
+        </w:rPr>
         <w:t xml:space="preserve"> </w:t>
       </w:r>
       <m:oMath>
@@ -1820,6 +2012,9 @@
         </m:r>
       </m:oMath>
       <w:r>
+        <w:rPr>
+          <w:rFonts w:eastAsia="黑体"/>
+        </w:rPr>
         <w:t xml:space="preserve">、</w:t>
       </w:r>
       <m:oMath>
@@ -1856,7 +2051,7 @@
       </m:oMath>
       <w:r>
         <w:rPr>
-          <w:rFonts w:hint="eastAsia"/>
+          <w:rFonts w:hint="eastAsia" w:eastAsia="黑体"/>
         </w:rPr>
         <w:t xml:space="preserve">：</w:t>
       </w:r>
@@ -1942,6 +2137,9 @@
         </m:r>
       </m:oMath>
       <w:r>
+        <w:rPr>
+          <w:rFonts w:eastAsia="黑体"/>
+        </w:rPr>
         <w:t xml:space="preserve">。</w:t>
       </w:r>
     </w:p>
@@ -1955,11 +2153,14 @@
       </w:pPr>
       <w:r>
         <w:rPr>
-          <w:rFonts w:hint="eastAsia"/>
+          <w:rFonts w:hint="eastAsia" w:eastAsia="黑体"/>
         </w:rPr>
         <w:t xml:space="preserve">最大理论效率</w:t>
       </w:r>
       <w:r>
+        <w:rPr>
+          <w:rFonts w:eastAsia="黑体"/>
+        </w:rPr>
         <w:t xml:space="preserve"> </w:t>
       </w:r>
       <m:oMath>
@@ -2020,7 +2221,7 @@
       </m:oMath>
       <w:r>
         <w:rPr>
-          <w:rFonts w:hint="eastAsia"/>
+          <w:rFonts w:hint="eastAsia" w:eastAsia="黑体"/>
         </w:rPr>
         <w:t xml:space="preserve">，实际因管压降略低。</w:t>
       </w:r>
@@ -2033,7 +2234,7 @@
       </w:pPr>
       <w:r>
         <w:rPr>
-          <w:rFonts w:hint="eastAsia"/>
+          <w:rFonts w:hint="eastAsia" w:eastAsia="黑体"/>
         </w:rPr>
         <w:t xml:space="preserve">常见器件型号</w:t>
       </w:r>
@@ -2048,7 +2249,7 @@
       </w:pPr>
       <w:r>
         <w:rPr>
-          <w:rFonts w:hint="eastAsia"/>
+          <w:rFonts w:hint="eastAsia" w:eastAsia="黑体"/>
         </w:rPr>
         <w:t xml:space="preserve">互补对管：S8050/S8550、2SC1815/2SA1015、TIP41C/TIP42C。</w:t>
       </w:r>
@@ -2063,7 +2264,7 @@
       </w:pPr>
       <w:r>
         <w:rPr>
-          <w:rFonts w:hint="eastAsia"/>
+          <w:rFonts w:hint="eastAsia" w:eastAsia="黑体"/>
         </w:rPr>
         <w:t xml:space="preserve">集成功放：LM386、TDA2030、LM1875。</w:t>
       </w:r>
@@ -2076,7 +2277,7 @@
       </w:pPr>
       <w:r>
         <w:rPr>
-          <w:rFonts w:hint="eastAsia"/>
+          <w:rFonts w:hint="eastAsia" w:eastAsia="黑体"/>
         </w:rPr>
         <w:t xml:space="preserve">注意事项</w:t>
       </w:r>
@@ -2091,7 +2292,7 @@
       </w:pPr>
       <w:r>
         <w:rPr>
-          <w:rFonts w:hint="eastAsia"/>
+          <w:rFonts w:hint="eastAsia" w:eastAsia="黑体"/>
         </w:rPr>
         <w:t xml:space="preserve">需设置合适静态偏置消除交越失真，同时避免过大静态功耗。</w:t>
       </w:r>
@@ -2106,16 +2307,19 @@
       </w:pPr>
       <w:r>
         <w:rPr>
-          <w:rFonts w:hint="eastAsia"/>
+          <w:rFonts w:hint="eastAsia" w:eastAsia="黑体"/>
         </w:rPr>
         <w:t xml:space="preserve">两管需配对（β</w:t>
       </w:r>
       <w:r>
+        <w:rPr>
+          <w:rFonts w:eastAsia="黑体"/>
+        </w:rPr>
         <w:t xml:space="preserve"> </w:t>
       </w:r>
       <w:r>
         <w:rPr>
-          <w:rFonts w:hint="eastAsia"/>
+          <w:rFonts w:hint="eastAsia" w:eastAsia="黑体"/>
         </w:rPr>
         <w:t xml:space="preserve">接近）以获得对称输出，降低失真。</w:t>
       </w:r>
@@ -2130,7 +2334,7 @@
       </w:pPr>
       <w:r>
         <w:rPr>
-          <w:rFonts w:hint="eastAsia"/>
+          <w:rFonts w:hint="eastAsia" w:eastAsia="黑体"/>
         </w:rPr>
         <w:t xml:space="preserve">输出需有过流与过温保护，散热设计影响可靠性。</w:t>
       </w:r>
@@ -2143,7 +2347,7 @@
       </w:pPr>
       <w:r>
         <w:rPr>
-          <w:rFonts w:hint="eastAsia"/>
+          <w:rFonts w:hint="eastAsia" w:eastAsia="黑体"/>
         </w:rPr>
         <w:t xml:space="preserve">参考资料</w:t>
       </w:r>
@@ -2158,7 +2362,7 @@
       </w:pPr>
       <w:r>
         <w:rPr>
-          <w:rFonts w:hint="eastAsia"/>
+          <w:rFonts w:hint="eastAsia" w:eastAsia="黑体"/>
         </w:rPr>
         <w:t xml:space="preserve">《模拟电子技术基础》（童诗白、华成英）。</w:t>
       </w:r>
@@ -2172,6 +2376,9 @@
         </w:numPr>
       </w:pPr>
       <w:r>
+        <w:rPr>
+          <w:rFonts w:eastAsia="黑体"/>
+        </w:rPr>
         <w:t xml:space="preserve">Wikipedia: Class-AB amplifier。</w:t>
       </w:r>
     </w:p>
@@ -2184,6 +2391,9 @@
         </w:numPr>
       </w:pPr>
       <w:r>
+        <w:rPr>
+          <w:rFonts w:eastAsia="黑体"/>
+        </w:rPr>
         <w:t xml:space="preserve">Wikipedia: Push–pull output。</w:t>
       </w:r>
     </w:p>
@@ -2196,11 +2406,11 @@
       </w:pPr>
       <w:r>
         <w:rPr>
-          <w:rFonts w:ascii="Times New Roman" w:hAnsi="Times New Roman"/>
+          <w:rFonts w:ascii="Times New Roman" w:hAnsi="Times New Roman" w:eastAsia="黑体"/>
           <w:color w:val="555555"/>
           <w:sz w:val="21"/>
         </w:rPr>
-        <w:t>材料收集者：杜文杰</w:t>
+        <w:t>材料收集者：杜文杰，WX手机：19519196569，QQ:3478827729</w:t>
       </w:r>
     </w:p>
     <w:sectPr>
@@ -2220,7 +2430,7 @@
 </file>
 
 <file path=word/footer1.xml><?xml version="1.0" encoding="utf-8"?>
-<w:ftr xmlns:m="http://schemas.openxmlformats.org/officeDocument/2006/math" xmlns:mc="http://schemas.openxmlformats.org/markup-compatibility/2006" xmlns:mo="http://schemas.microsoft.com/office/mac/office/2008/main" xmlns:mv="urn:schemas-microsoft-com:mac:vml" xmlns:o="urn:schemas-microsoft-com:office:office" xmlns:r="http://schemas.openxmlformats.org/officeDocument/2006/relationships" xmlns:v="urn:schemas-microsoft-com:vml" xmlns:w10="urn:schemas-microsoft-com:office:word" xmlns:w14="http://schemas.microsoft.com/office/word/2010/wordml" xmlns:w="http://schemas.openxmlformats.org/wordprocessingml/2006/main" xmlns:wne="http://schemas.microsoft.com/office/word/2006/wordml" xmlns:wp14="http://schemas.microsoft.com/office/word/2010/wordprocessingDrawing" xmlns:wp="http://schemas.openxmlformats.org/drawingml/2006/wordprocessingDrawing" xmlns:wpc="http://schemas.microsoft.com/office/word/2010/wordprocessingCanvas" xmlns:wpg="http://schemas.microsoft.com/office/word/2010/wordprocessingGroup" xmlns:wpi="http://schemas.microsoft.com/office/word/2010/wordprocessingInk" xmlns:wps="http://schemas.microsoft.com/office/word/2010/wordprocessingShape" mc:Ignorable="w14 wp14">
+<w:ftr xmlns:mc="http://schemas.openxmlformats.org/markup-compatibility/2006" xmlns:w="http://schemas.openxmlformats.org/wordprocessingml/2006/main" xmlns:m="http://schemas.openxmlformats.org/officeDocument/2006/math" xmlns:mo="http://schemas.microsoft.com/office/mac/office/2008/main" xmlns:mv="urn:schemas-microsoft-com:mac:vml" xmlns:o="urn:schemas-microsoft-com:office:office" xmlns:r="http://schemas.openxmlformats.org/officeDocument/2006/relationships" xmlns:v="urn:schemas-microsoft-com:vml" xmlns:w10="urn:schemas-microsoft-com:office:word" xmlns:w14="http://schemas.microsoft.com/office/word/2010/wordml" xmlns:wne="http://schemas.microsoft.com/office/word/2006/wordml" xmlns:wp14="http://schemas.microsoft.com/office/word/2010/wordprocessingDrawing" xmlns:wp="http://schemas.openxmlformats.org/drawingml/2006/wordprocessingDrawing" xmlns:wpc="http://schemas.microsoft.com/office/word/2010/wordprocessingCanvas" xmlns:wpg="http://schemas.microsoft.com/office/word/2010/wordprocessingGroup" xmlns:wpi="http://schemas.microsoft.com/office/word/2010/wordprocessingInk" xmlns:wps="http://schemas.microsoft.com/office/word/2010/wordprocessingShape" mc:Ignorable="w14 wp14">
   <w:p>
     <w:pPr>
       <w:pStyle w:val="Footer"/>
@@ -2228,12 +2438,14 @@
     </w:pPr>
     <w:r>
       <w:rPr>
+        <w:rFonts w:eastAsia="黑体"/>
         <w:sz w:val="18"/>
       </w:rPr>
       <w:t xml:space="preserve">第 </w:t>
     </w:r>
     <w:r>
       <w:rPr>
+        <w:rFonts w:eastAsia="黑体"/>
         <w:sz w:val="18"/>
       </w:rPr>
       <w:fldChar w:fldCharType="begin"/>
@@ -2242,6 +2454,7 @@
     </w:r>
     <w:r>
       <w:rPr>
+        <w:rFonts w:eastAsia="黑体"/>
         <w:sz w:val="18"/>
       </w:rPr>
       <w:t xml:space="preserve"> 页</w:t>
@@ -2255,6 +2468,9 @@
   <w:footnote w:type="continuationSeparator" w:id="0">
     <w:p>
       <w:r>
+        <w:rPr>
+          <w:rFonts w:eastAsia="黑体"/>
+        </w:rPr>
         <w:continuationSeparator/>
       </w:r>
     </w:p>
@@ -2262,6 +2478,9 @@
   <w:footnote w:type="separator" w:id="-1">
     <w:p>
       <w:r>
+        <w:rPr>
+          <w:rFonts w:eastAsia="黑体"/>
+        </w:rPr>
         <w:separator/>
       </w:r>
     </w:p>
@@ -2270,7 +2489,7 @@
 </file>
 
 <file path=word/header1.xml><?xml version="1.0" encoding="utf-8"?>
-<w:hdr xmlns:m="http://schemas.openxmlformats.org/officeDocument/2006/math" xmlns:mc="http://schemas.openxmlformats.org/markup-compatibility/2006" xmlns:mo="http://schemas.microsoft.com/office/mac/office/2008/main" xmlns:mv="urn:schemas-microsoft-com:mac:vml" xmlns:o="urn:schemas-microsoft-com:office:office" xmlns:r="http://schemas.openxmlformats.org/officeDocument/2006/relationships" xmlns:v="urn:schemas-microsoft-com:vml" xmlns:w10="urn:schemas-microsoft-com:office:word" xmlns:w14="http://schemas.microsoft.com/office/word/2010/wordml" xmlns:w="http://schemas.openxmlformats.org/wordprocessingml/2006/main" xmlns:wne="http://schemas.microsoft.com/office/word/2006/wordml" xmlns:wp14="http://schemas.microsoft.com/office/word/2010/wordprocessingDrawing" xmlns:wp="http://schemas.openxmlformats.org/drawingml/2006/wordprocessingDrawing" xmlns:wpc="http://schemas.microsoft.com/office/word/2010/wordprocessingCanvas" xmlns:wpg="http://schemas.microsoft.com/office/word/2010/wordprocessingGroup" xmlns:wpi="http://schemas.microsoft.com/office/word/2010/wordprocessingInk" xmlns:wps="http://schemas.microsoft.com/office/word/2010/wordprocessingShape" mc:Ignorable="w14 wp14">
+<w:hdr xmlns:mc="http://schemas.openxmlformats.org/markup-compatibility/2006" xmlns:w="http://schemas.openxmlformats.org/wordprocessingml/2006/main" xmlns:m="http://schemas.openxmlformats.org/officeDocument/2006/math" xmlns:mo="http://schemas.microsoft.com/office/mac/office/2008/main" xmlns:mv="urn:schemas-microsoft-com:mac:vml" xmlns:o="urn:schemas-microsoft-com:office:office" xmlns:r="http://schemas.openxmlformats.org/officeDocument/2006/relationships" xmlns:v="urn:schemas-microsoft-com:vml" xmlns:w10="urn:schemas-microsoft-com:office:word" xmlns:w14="http://schemas.microsoft.com/office/word/2010/wordml" xmlns:wne="http://schemas.microsoft.com/office/word/2006/wordml" xmlns:wp14="http://schemas.microsoft.com/office/word/2010/wordprocessingDrawing" xmlns:wp="http://schemas.openxmlformats.org/drawingml/2006/wordprocessingDrawing" xmlns:wpc="http://schemas.microsoft.com/office/word/2010/wordprocessingCanvas" xmlns:wpg="http://schemas.microsoft.com/office/word/2010/wordprocessingGroup" xmlns:wpi="http://schemas.microsoft.com/office/word/2010/wordprocessingInk" xmlns:wps="http://schemas.microsoft.com/office/word/2010/wordprocessingShape" mc:Ignorable="w14 wp14">
   <w:p>
     <w:pPr>
       <w:pStyle w:val="Header"/>
@@ -2278,7 +2497,7 @@
     </w:pPr>
     <w:r>
       <w:rPr>
-        <w:rFonts w:ascii="Times New Roman" w:hAnsi="Times New Roman"/>
+        <w:rFonts w:ascii="Times New Roman" w:hAnsi="Times New Roman" w:eastAsia="黑体"/>
         <w:sz w:val="18"/>
         <w:rFonts w:eastAsia="黑体"/>
         <w:rFonts w:eastAsia="黑体"/>
@@ -2290,7 +2509,7 @@
 </file>
 
 <file path=word/numbering.xml><?xml version="1.0" encoding="utf-8"?>
-<w:numbering xmlns:m="http://schemas.openxmlformats.org/officeDocument/2006/math" xmlns:mc="http://schemas.openxmlformats.org/markup-compatibility/2006" xmlns:mo="http://schemas.microsoft.com/office/mac/office/2008/main" xmlns:mv="urn:schemas-microsoft-com:mac:vml" xmlns:o="urn:schemas-microsoft-com:office:office" xmlns:r="http://schemas.openxmlformats.org/officeDocument/2006/relationships" xmlns:v="urn:schemas-microsoft-com:vml" xmlns:w="http://schemas.openxmlformats.org/wordprocessingml/2006/main" xmlns:w10="urn:schemas-microsoft-com:office:word" xmlns:w14="http://schemas.microsoft.com/office/word/2010/wordml" xmlns:wne="http://schemas.microsoft.com/office/word/2006/wordml" xmlns:wp="http://schemas.openxmlformats.org/drawingml/2006/wordprocessingDrawing" xmlns:wp14="http://schemas.microsoft.com/office/word/2010/wordprocessingDrawing" xmlns:wpc="http://schemas.microsoft.com/office/word/2010/wordprocessingCanvas" xmlns:wpg="http://schemas.microsoft.com/office/word/2010/wordprocessingGroup" xmlns:wpi="http://schemas.microsoft.com/office/word/2010/wordprocessingInk" xmlns:wps="http://schemas.microsoft.com/office/word/2010/wordprocessingShape" mc:Ignorable="w14 wp14">
+<w:numbering xmlns:mc="http://schemas.openxmlformats.org/markup-compatibility/2006" xmlns:w="http://schemas.openxmlformats.org/wordprocessingml/2006/main" xmlns:m="http://schemas.openxmlformats.org/officeDocument/2006/math" xmlns:mo="http://schemas.microsoft.com/office/mac/office/2008/main" xmlns:mv="urn:schemas-microsoft-com:mac:vml" xmlns:o="urn:schemas-microsoft-com:office:office" xmlns:r="http://schemas.openxmlformats.org/officeDocument/2006/relationships" xmlns:v="urn:schemas-microsoft-com:vml" xmlns:w10="urn:schemas-microsoft-com:office:word" xmlns:w14="http://schemas.microsoft.com/office/word/2010/wordml" xmlns:wne="http://schemas.microsoft.com/office/word/2006/wordml" xmlns:wp="http://schemas.openxmlformats.org/drawingml/2006/wordprocessingDrawing" xmlns:wp14="http://schemas.microsoft.com/office/word/2010/wordprocessingDrawing" xmlns:wpc="http://schemas.microsoft.com/office/word/2010/wordprocessingCanvas" xmlns:wpg="http://schemas.microsoft.com/office/word/2010/wordprocessingGroup" xmlns:wpi="http://schemas.microsoft.com/office/word/2010/wordprocessingInk" xmlns:wps="http://schemas.microsoft.com/office/word/2010/wordprocessingShape" mc:Ignorable="w14 wp14">
   <w:abstractNum w:abstractNumId="0">
     <w:nsid w:val="FFFFFF7C"/>
     <w:multiLevelType w:val="singleLevel"/>
@@ -2377,7 +2596,7 @@
         <w:ind w:hanging="360" w:left="1440"/>
       </w:pPr>
       <w:rPr>
-        <w:rFonts w:ascii="Symbol" w:hAnsi="Symbol" w:hint="default"/>
+        <w:rFonts w:ascii="Symbol" w:hAnsi="Symbol" w:hint="default" w:eastAsia="黑体"/>
       </w:rPr>
     </w:lvl>
   </w:abstractNum>
@@ -2398,7 +2617,7 @@
         <w:ind w:hanging="360" w:left="1080"/>
       </w:pPr>
       <w:rPr>
-        <w:rFonts w:ascii="Symbol" w:hAnsi="Symbol" w:hint="default"/>
+        <w:rFonts w:ascii="Symbol" w:hAnsi="Symbol" w:hint="default" w:eastAsia="黑体"/>
       </w:rPr>
     </w:lvl>
   </w:abstractNum>
@@ -2419,7 +2638,7 @@
         <w:ind w:hanging="360" w:left="720"/>
       </w:pPr>
       <w:rPr>
-        <w:rFonts w:ascii="Symbol" w:hAnsi="Symbol" w:hint="default"/>
+        <w:rFonts w:ascii="Symbol" w:hAnsi="Symbol" w:hint="default" w:eastAsia="黑体"/>
       </w:rPr>
     </w:lvl>
   </w:abstractNum>
@@ -2458,7 +2677,7 @@
         <w:ind w:hanging="360" w:left="360"/>
       </w:pPr>
       <w:rPr>
-        <w:rFonts w:ascii="Symbol" w:hAnsi="Symbol" w:hint="default"/>
+        <w:rFonts w:ascii="Symbol" w:hAnsi="Symbol" w:hint="default" w:eastAsia="黑体"/>
       </w:rPr>
     </w:lvl>
   </w:abstractNum>
@@ -2549,7 +2768,7 @@
         <w:ind w:left="720" w:hanging="360"/>
       </w:pPr>
       <w:rPr>
-        <w:rFonts w:ascii="Symbol" w:hAnsi="Symbol" w:cs="Symbol" w:hint="default"/>
+        <w:rFonts w:ascii="Symbol" w:hAnsi="Symbol" w:cs="Symbol" w:hint="default" w:eastAsia="黑体"/>
       </w:rPr>
     </w:lvl>
     <w:lvl w:ilvl="1">
@@ -2560,7 +2779,7 @@
         <w:ind w:left="1440" w:hanging="360"/>
       </w:pPr>
       <w:rPr>
-        <w:rFonts w:ascii="Courier New" w:hAnsi="Courier New" w:cs="Courier New" w:hint="default"/>
+        <w:rFonts w:ascii="Courier New" w:hAnsi="Courier New" w:cs="Courier New" w:hint="default" w:eastAsia="黑体"/>
       </w:rPr>
     </w:lvl>
     <w:lvl w:ilvl="2">
@@ -2571,7 +2790,7 @@
         <w:ind w:left="2160" w:hanging="360"/>
       </w:pPr>
       <w:rPr>
-        <w:rFonts w:ascii="Wingdings" w:hAnsi="Wingdings" w:cs="Wingdings" w:hint="default"/>
+        <w:rFonts w:ascii="Wingdings" w:hAnsi="Wingdings" w:cs="Wingdings" w:hint="default" w:eastAsia="黑体"/>
       </w:rPr>
     </w:lvl>
     <w:lvl w:ilvl="3">
@@ -2582,7 +2801,7 @@
         <w:ind w:left="2880" w:hanging="360"/>
       </w:pPr>
       <w:rPr>
-        <w:rFonts w:ascii="Symbol" w:hAnsi="Symbol" w:cs="Symbol" w:hint="default"/>
+        <w:rFonts w:ascii="Symbol" w:hAnsi="Symbol" w:cs="Symbol" w:hint="default" w:eastAsia="黑体"/>
       </w:rPr>
     </w:lvl>
     <w:lvl w:ilvl="4">
@@ -2593,7 +2812,7 @@
         <w:ind w:left="3600" w:hanging="360"/>
       </w:pPr>
       <w:rPr>
-        <w:rFonts w:ascii="Courier New" w:hAnsi="Courier New" w:cs="Courier New" w:hint="default"/>
+        <w:rFonts w:ascii="Courier New" w:hAnsi="Courier New" w:cs="Courier New" w:hint="default" w:eastAsia="黑体"/>
       </w:rPr>
     </w:lvl>
     <w:lvl w:ilvl="5">
@@ -2604,7 +2823,7 @@
         <w:ind w:left="4320" w:hanging="360"/>
       </w:pPr>
       <w:rPr>
-        <w:rFonts w:ascii="Wingdings" w:hAnsi="Wingdings" w:cs="Wingdings" w:hint="default"/>
+        <w:rFonts w:ascii="Wingdings" w:hAnsi="Wingdings" w:cs="Wingdings" w:hint="default" w:eastAsia="黑体"/>
       </w:rPr>
     </w:lvl>
     <w:lvl w:ilvl="6">
@@ -2615,7 +2834,7 @@
         <w:ind w:left="5040" w:hanging="360"/>
       </w:pPr>
       <w:rPr>
-        <w:rFonts w:ascii="Symbol" w:hAnsi="Symbol" w:cs="Symbol" w:hint="default"/>
+        <w:rFonts w:ascii="Symbol" w:hAnsi="Symbol" w:cs="Symbol" w:hint="default" w:eastAsia="黑体"/>
       </w:rPr>
     </w:lvl>
     <w:lvl w:ilvl="7">
@@ -2626,7 +2845,7 @@
         <w:ind w:left="5760" w:hanging="360"/>
       </w:pPr>
       <w:rPr>
-        <w:rFonts w:ascii="Courier New" w:hAnsi="Courier New" w:cs="Courier New" w:hint="default"/>
+        <w:rFonts w:ascii="Courier New" w:hAnsi="Courier New" w:cs="Courier New" w:hint="default" w:eastAsia="黑体"/>
       </w:rPr>
     </w:lvl>
     <w:lvl w:ilvl="8">
@@ -2637,7 +2856,7 @@
         <w:ind w:left="6480" w:hanging="360"/>
       </w:pPr>
       <w:rPr>
-        <w:rFonts w:ascii="Wingdings" w:hAnsi="Wingdings" w:cs="Wingdings" w:hint="default"/>
+        <w:rFonts w:ascii="Wingdings" w:hAnsi="Wingdings" w:cs="Wingdings" w:hint="default" w:eastAsia="黑体"/>
       </w:rPr>
     </w:lvl>
   </w:abstractNum>
@@ -2690,11 +2909,11 @@
 </file>
 
 <file path=word/styles.xml><?xml version="1.0" encoding="utf-8"?>
-<w:styles xmlns:mc="http://schemas.openxmlformats.org/markup-compatibility/2006" xmlns:r="http://schemas.openxmlformats.org/officeDocument/2006/relationships" xmlns:w="http://schemas.openxmlformats.org/wordprocessingml/2006/main" xmlns:w14="http://schemas.microsoft.com/office/word/2010/wordml" mc:Ignorable="w14">
+<w:styles xmlns:mc="http://schemas.openxmlformats.org/markup-compatibility/2006" xmlns:w="http://schemas.openxmlformats.org/wordprocessingml/2006/main" xmlns:r="http://schemas.openxmlformats.org/officeDocument/2006/relationships" xmlns:w14="http://schemas.microsoft.com/office/word/2010/wordml" mc:Ignorable="w14">
   <w:docDefaults>
     <w:rPrDefault>
       <w:rPr>
-        <w:rFonts w:asciiTheme="minorHAnsi" w:cstheme="minorBidi" w:eastAsiaTheme="minorEastAsia" w:hAnsiTheme="minorHAnsi"/>
+        <w:rFonts w:asciiTheme="minorHAnsi" w:cstheme="minorBidi" w:hAnsiTheme="minorHAnsi" w:eastAsia="黑体"/>
         <w:sz w:val="22"/>
         <w:szCs w:val="22"/>
         <w:lang w:bidi="ar-SA" w:eastAsia="en-US" w:val="en-US"/>
@@ -2916,7 +3135,7 @@
       <w:outlineLvl w:val="0"/>
     </w:pPr>
     <w:rPr>
-      <w:rFonts w:ascii="Times New Roman" w:asciiTheme="majorHAnsi" w:cstheme="majorBidi" w:eastAsia="黑体" w:eastAsiaTheme="majorEastAsia" w:hAnsi="Times New Roman" w:hAnsiTheme="majorHAnsi"/>
+      <w:rFonts w:ascii="Times New Roman" w:asciiTheme="majorHAnsi" w:cstheme="majorBidi" w:eastAsia="黑体" w:hAnsi="Times New Roman" w:hAnsiTheme="majorHAnsi"/>
       <w:b/>
       <w:bCs/>
       <w:color w:val="1F3864"/>
@@ -2940,7 +3159,7 @@
       <w:outlineLvl w:val="1"/>
     </w:pPr>
     <w:rPr>
-      <w:rFonts w:ascii="Times New Roman" w:asciiTheme="majorHAnsi" w:cstheme="majorBidi" w:eastAsia="黑体" w:eastAsiaTheme="majorEastAsia" w:hAnsi="Times New Roman" w:hAnsiTheme="majorHAnsi"/>
+      <w:rFonts w:ascii="Times New Roman" w:asciiTheme="majorHAnsi" w:cstheme="majorBidi" w:eastAsia="黑体" w:hAnsi="Times New Roman" w:hAnsiTheme="majorHAnsi"/>
       <w:b/>
       <w:bCs/>
       <w:color w:val="2E4E7E"/>
@@ -2964,7 +3183,7 @@
       <w:outlineLvl w:val="2"/>
     </w:pPr>
     <w:rPr>
-      <w:rFonts w:ascii="Times New Roman" w:asciiTheme="majorHAnsi" w:cstheme="majorBidi" w:eastAsia="黑体" w:eastAsiaTheme="majorEastAsia" w:hAnsi="Times New Roman" w:hAnsiTheme="majorHAnsi"/>
+      <w:rFonts w:ascii="Times New Roman" w:asciiTheme="majorHAnsi" w:cstheme="majorBidi" w:eastAsia="黑体" w:hAnsi="Times New Roman" w:hAnsiTheme="majorHAnsi"/>
       <w:b/>
       <w:bCs/>
       <w:color w:val="2E4E7E"/>
@@ -2988,7 +3207,7 @@
       <w:outlineLvl w:val="3"/>
     </w:pPr>
     <w:rPr>
-      <w:rFonts w:ascii="Times New Roman" w:asciiTheme="majorHAnsi" w:cstheme="majorBidi" w:eastAsia="黑体" w:eastAsiaTheme="majorEastAsia" w:hAnsi="Times New Roman" w:hAnsiTheme="majorHAnsi"/>
+      <w:rFonts w:ascii="Times New Roman" w:asciiTheme="majorHAnsi" w:cstheme="majorBidi" w:eastAsia="黑体" w:hAnsi="Times New Roman" w:hAnsiTheme="majorHAnsi"/>
       <w:b/>
       <w:bCs/>
       <w:i/>
@@ -3014,7 +3233,7 @@
       <w:outlineLvl w:val="4"/>
     </w:pPr>
     <w:rPr>
-      <w:rFonts w:ascii="Times New Roman" w:asciiTheme="majorHAnsi" w:cstheme="majorBidi" w:eastAsia="黑体" w:eastAsiaTheme="majorEastAsia" w:hAnsi="Times New Roman" w:hAnsiTheme="majorHAnsi"/>
+      <w:rFonts w:ascii="Times New Roman" w:asciiTheme="majorHAnsi" w:cstheme="majorBidi" w:eastAsia="黑体" w:hAnsi="Times New Roman" w:hAnsiTheme="majorHAnsi"/>
       <w:b/>
       <w:color w:val="333333"/>
       <w:sz w:val="22"/>
@@ -3037,7 +3256,7 @@
       <w:outlineLvl w:val="5"/>
     </w:pPr>
     <w:rPr>
-      <w:rFonts w:asciiTheme="majorHAnsi" w:cstheme="majorBidi" w:eastAsiaTheme="majorEastAsia" w:hAnsiTheme="majorHAnsi"/>
+      <w:rFonts w:asciiTheme="majorHAnsi" w:cstheme="majorBidi" w:hAnsiTheme="majorHAnsi" w:eastAsia="黑体"/>
       <w:i/>
       <w:iCs/>
       <w:color w:themeColor="accent1" w:themeShade="7F" w:val="243F60"/>
@@ -3060,7 +3279,7 @@
       <w:outlineLvl w:val="6"/>
     </w:pPr>
     <w:rPr>
-      <w:rFonts w:asciiTheme="majorHAnsi" w:cstheme="majorBidi" w:eastAsiaTheme="majorEastAsia" w:hAnsiTheme="majorHAnsi"/>
+      <w:rFonts w:asciiTheme="majorHAnsi" w:cstheme="majorBidi" w:hAnsiTheme="majorHAnsi" w:eastAsia="黑体"/>
       <w:i/>
       <w:iCs/>
       <w:color w:themeColor="text1" w:themeTint="BF" w:val="404040"/>
@@ -3083,7 +3302,7 @@
       <w:outlineLvl w:val="7"/>
     </w:pPr>
     <w:rPr>
-      <w:rFonts w:asciiTheme="majorHAnsi" w:cstheme="majorBidi" w:eastAsiaTheme="majorEastAsia" w:hAnsiTheme="majorHAnsi"/>
+      <w:rFonts w:asciiTheme="majorHAnsi" w:cstheme="majorBidi" w:hAnsiTheme="majorHAnsi" w:eastAsia="黑体"/>
       <w:color w:themeColor="accent1" w:val="4F81BD"/>
       <w:sz w:val="20"/>
       <w:szCs w:val="20"/>
@@ -3106,7 +3325,7 @@
       <w:outlineLvl w:val="8"/>
     </w:pPr>
     <w:rPr>
-      <w:rFonts w:asciiTheme="majorHAnsi" w:cstheme="majorBidi" w:eastAsiaTheme="majorEastAsia" w:hAnsiTheme="majorHAnsi"/>
+      <w:rFonts w:asciiTheme="majorHAnsi" w:cstheme="majorBidi" w:hAnsiTheme="majorHAnsi" w:eastAsia="黑体"/>
       <w:i/>
       <w:iCs/>
       <w:color w:themeColor="text1" w:themeTint="BF" w:val="404040"/>
@@ -3157,7 +3376,7 @@
     <w:uiPriority w:val="9"/>
     <w:rsid w:val="00FC693F"/>
     <w:rPr>
-      <w:rFonts w:asciiTheme="majorHAnsi" w:cstheme="majorBidi" w:eastAsiaTheme="majorEastAsia" w:hAnsiTheme="majorHAnsi"/>
+      <w:rFonts w:asciiTheme="majorHAnsi" w:cstheme="majorBidi" w:hAnsiTheme="majorHAnsi" w:eastAsia="黑体"/>
       <w:b/>
       <w:bCs/>
       <w:color w:themeColor="accent1" w:themeShade="BF" w:val="365F91"/>
@@ -3172,7 +3391,7 @@
     <w:uiPriority w:val="9"/>
     <w:rsid w:val="00FC693F"/>
     <w:rPr>
-      <w:rFonts w:asciiTheme="majorHAnsi" w:cstheme="majorBidi" w:eastAsiaTheme="majorEastAsia" w:hAnsiTheme="majorHAnsi"/>
+      <w:rFonts w:asciiTheme="majorHAnsi" w:cstheme="majorBidi" w:hAnsiTheme="majorHAnsi" w:eastAsia="黑体"/>
       <w:b/>
       <w:bCs/>
       <w:color w:themeColor="accent1" w:val="4F81BD"/>
@@ -3187,7 +3406,7 @@
     <w:uiPriority w:val="9"/>
     <w:rsid w:val="00FC693F"/>
     <w:rPr>
-      <w:rFonts w:asciiTheme="majorHAnsi" w:cstheme="majorBidi" w:eastAsiaTheme="majorEastAsia" w:hAnsiTheme="majorHAnsi"/>
+      <w:rFonts w:asciiTheme="majorHAnsi" w:cstheme="majorBidi" w:hAnsiTheme="majorHAnsi" w:eastAsia="黑体"/>
       <w:b/>
       <w:bCs/>
       <w:color w:themeColor="accent1" w:val="4F81BD"/>
@@ -3210,7 +3429,7 @@
       <w:contextualSpacing/>
     </w:pPr>
     <w:rPr>
-      <w:rFonts w:ascii="Times New Roman" w:asciiTheme="majorHAnsi" w:cstheme="majorBidi" w:eastAsia="黑体" w:eastAsiaTheme="majorEastAsia" w:hAnsi="Times New Roman" w:hAnsiTheme="majorHAnsi"/>
+      <w:rFonts w:ascii="Times New Roman" w:asciiTheme="majorHAnsi" w:cstheme="majorBidi" w:eastAsia="黑体" w:hAnsi="Times New Roman" w:hAnsiTheme="majorHAnsi"/>
       <w:b/>
       <w:color w:val="1F3864"/>
       <w:spacing w:val="5"/>
@@ -3226,7 +3445,7 @@
     <w:uiPriority w:val="10"/>
     <w:rsid w:val="00FC693F"/>
     <w:rPr>
-      <w:rFonts w:asciiTheme="majorHAnsi" w:cstheme="majorBidi" w:eastAsiaTheme="majorEastAsia" w:hAnsiTheme="majorHAnsi"/>
+      <w:rFonts w:asciiTheme="majorHAnsi" w:cstheme="majorBidi" w:hAnsiTheme="majorHAnsi" w:eastAsia="黑体"/>
       <w:color w:themeColor="text2" w:themeShade="BF" w:val="17365D"/>
       <w:spacing w:val="5"/>
       <w:kern w:val="28"/>
@@ -3248,7 +3467,7 @@
       </w:numPr>
     </w:pPr>
     <w:rPr>
-      <w:rFonts w:asciiTheme="majorHAnsi" w:cstheme="majorBidi" w:eastAsiaTheme="majorEastAsia" w:hAnsiTheme="majorHAnsi"/>
+      <w:rFonts w:asciiTheme="majorHAnsi" w:cstheme="majorBidi" w:hAnsiTheme="majorHAnsi" w:eastAsia="黑体"/>
       <w:i/>
       <w:iCs/>
       <w:color w:themeColor="accent1" w:val="4F81BD"/>
@@ -3264,7 +3483,7 @@
     <w:uiPriority w:val="11"/>
     <w:rsid w:val="00FC693F"/>
     <w:rPr>
-      <w:rFonts w:asciiTheme="majorHAnsi" w:cstheme="majorBidi" w:eastAsiaTheme="majorEastAsia" w:hAnsiTheme="majorHAnsi"/>
+      <w:rFonts w:asciiTheme="majorHAnsi" w:cstheme="majorBidi" w:hAnsiTheme="majorHAnsi" w:eastAsia="黑体"/>
       <w:i/>
       <w:iCs/>
       <w:color w:themeColor="accent1" w:val="4F81BD"/>
@@ -3331,6 +3550,7 @@
       <w:spacing w:after="120"/>
     </w:pPr>
     <w:rPr>
+      <w:rFonts w:eastAsia="黑体"/>
       <w:sz w:val="16"/>
       <w:szCs w:val="16"/>
     </w:rPr>
@@ -3342,6 +3562,7 @@
     <w:uiPriority w:val="99"/>
     <w:rsid w:val="00AA1D8D"/>
     <w:rPr>
+      <w:rFonts w:eastAsia="黑体"/>
       <w:sz w:val="16"/>
       <w:szCs w:val="16"/>
     </w:rPr>
@@ -3511,7 +3732,7 @@
       </w:tabs>
     </w:pPr>
     <w:rPr>
-      <w:rFonts w:ascii="Courier" w:hAnsi="Courier"/>
+      <w:rFonts w:ascii="Courier" w:hAnsi="Courier" w:eastAsia="黑体"/>
       <w:sz w:val="20"/>
       <w:szCs w:val="20"/>
     </w:rPr>
@@ -3523,7 +3744,7 @@
     <w:uiPriority w:val="99"/>
     <w:rsid w:val="0029639D"/>
     <w:rPr>
-      <w:rFonts w:ascii="Courier" w:hAnsi="Courier"/>
+      <w:rFonts w:ascii="Courier" w:hAnsi="Courier" w:eastAsia="黑体"/>
       <w:sz w:val="20"/>
       <w:szCs w:val="20"/>
     </w:rPr>
@@ -3559,6 +3780,7 @@
     <w:uiPriority w:val="29"/>
     <w:rsid w:val="00FC693F"/>
     <w:rPr>
+      <w:rFonts w:eastAsia="黑体"/>
       <w:i/>
       <w:iCs/>
       <w:color w:themeColor="text1" w:val="000000"/>
@@ -3572,7 +3794,7 @@
     <w:semiHidden/>
     <w:rsid w:val="00FC693F"/>
     <w:rPr>
-      <w:rFonts w:asciiTheme="majorHAnsi" w:cstheme="majorBidi" w:eastAsiaTheme="majorEastAsia" w:hAnsiTheme="majorHAnsi"/>
+      <w:rFonts w:asciiTheme="majorHAnsi" w:cstheme="majorBidi" w:hAnsiTheme="majorHAnsi" w:eastAsia="黑体"/>
       <w:b/>
       <w:bCs/>
       <w:i/>
@@ -3588,7 +3810,7 @@
     <w:semiHidden/>
     <w:rsid w:val="00FC693F"/>
     <w:rPr>
-      <w:rFonts w:asciiTheme="majorHAnsi" w:cstheme="majorBidi" w:eastAsiaTheme="majorEastAsia" w:hAnsiTheme="majorHAnsi"/>
+      <w:rFonts w:asciiTheme="majorHAnsi" w:cstheme="majorBidi" w:hAnsiTheme="majorHAnsi" w:eastAsia="黑体"/>
       <w:color w:themeColor="accent1" w:themeShade="7F" w:val="243F60"/>
     </w:rPr>
   </w:style>
@@ -3600,7 +3822,7 @@
     <w:semiHidden/>
     <w:rsid w:val="00FC693F"/>
     <w:rPr>
-      <w:rFonts w:asciiTheme="majorHAnsi" w:cstheme="majorBidi" w:eastAsiaTheme="majorEastAsia" w:hAnsiTheme="majorHAnsi"/>
+      <w:rFonts w:asciiTheme="majorHAnsi" w:cstheme="majorBidi" w:hAnsiTheme="majorHAnsi" w:eastAsia="黑体"/>
       <w:i/>
       <w:iCs/>
       <w:color w:themeColor="accent1" w:themeShade="7F" w:val="243F60"/>
@@ -3614,7 +3836,7 @@
     <w:semiHidden/>
     <w:rsid w:val="00FC693F"/>
     <w:rPr>
-      <w:rFonts w:asciiTheme="majorHAnsi" w:cstheme="majorBidi" w:eastAsiaTheme="majorEastAsia" w:hAnsiTheme="majorHAnsi"/>
+      <w:rFonts w:asciiTheme="majorHAnsi" w:cstheme="majorBidi" w:hAnsiTheme="majorHAnsi" w:eastAsia="黑体"/>
       <w:i/>
       <w:iCs/>
       <w:color w:themeColor="text1" w:themeTint="BF" w:val="404040"/>
@@ -3628,7 +3850,7 @@
     <w:semiHidden/>
     <w:rsid w:val="00FC693F"/>
     <w:rPr>
-      <w:rFonts w:asciiTheme="majorHAnsi" w:cstheme="majorBidi" w:eastAsiaTheme="majorEastAsia" w:hAnsiTheme="majorHAnsi"/>
+      <w:rFonts w:asciiTheme="majorHAnsi" w:cstheme="majorBidi" w:hAnsiTheme="majorHAnsi" w:eastAsia="黑体"/>
       <w:color w:themeColor="accent1" w:val="4F81BD"/>
       <w:sz w:val="20"/>
       <w:szCs w:val="20"/>
@@ -3642,7 +3864,7 @@
     <w:semiHidden/>
     <w:rsid w:val="00FC693F"/>
     <w:rPr>
-      <w:rFonts w:asciiTheme="majorHAnsi" w:cstheme="majorBidi" w:eastAsiaTheme="majorEastAsia" w:hAnsiTheme="majorHAnsi"/>
+      <w:rFonts w:asciiTheme="majorHAnsi" w:cstheme="majorBidi" w:hAnsiTheme="majorHAnsi" w:eastAsia="黑体"/>
       <w:i/>
       <w:iCs/>
       <w:color w:themeColor="text1" w:themeTint="BF" w:val="404040"/>
@@ -3663,6 +3885,7 @@
       <w:spacing w:line="240" w:lineRule="auto"/>
     </w:pPr>
     <w:rPr>
+      <w:rFonts w:eastAsia="黑体"/>
       <w:b/>
       <w:bCs/>
       <w:color w:themeColor="accent1" w:val="4F81BD"/>
@@ -3677,6 +3900,7 @@
     <w:qFormat/>
     <w:rsid w:val="00FC693F"/>
     <w:rPr>
+      <w:rFonts w:eastAsia="黑体"/>
       <w:b/>
       <w:bCs/>
     </w:rPr>
@@ -3688,6 +3912,7 @@
     <w:qFormat/>
     <w:rsid w:val="00FC693F"/>
     <w:rPr>
+      <w:rFonts w:eastAsia="黑体"/>
       <w:i/>
       <w:iCs/>
     </w:rPr>
@@ -3708,6 +3933,7 @@
       <w:ind w:left="936" w:right="936"/>
     </w:pPr>
     <w:rPr>
+      <w:rFonts w:eastAsia="黑体"/>
       <w:b/>
       <w:bCs/>
       <w:i/>
@@ -3722,6 +3948,7 @@
     <w:uiPriority w:val="30"/>
     <w:rsid w:val="00FC693F"/>
     <w:rPr>
+      <w:rFonts w:eastAsia="黑体"/>
       <w:b/>
       <w:bCs/>
       <w:i/>
@@ -3736,6 +3963,7 @@
     <w:qFormat/>
     <w:rsid w:val="00FC693F"/>
     <w:rPr>
+      <w:rFonts w:eastAsia="黑体"/>
       <w:i/>
       <w:iCs/>
       <w:color w:themeColor="text1" w:themeTint="7F" w:val="808080"/>
@@ -3748,6 +3976,7 @@
     <w:qFormat/>
     <w:rsid w:val="00FC693F"/>
     <w:rPr>
+      <w:rFonts w:eastAsia="黑体"/>
       <w:b/>
       <w:bCs/>
       <w:i/>
@@ -3762,6 +3991,7 @@
     <w:qFormat/>
     <w:rsid w:val="00FC693F"/>
     <w:rPr>
+      <w:rFonts w:eastAsia="黑体"/>
       <w:smallCaps/>
       <w:color w:themeColor="accent2" w:val="C0504D"/>
       <w:u w:val="single"/>
@@ -3774,6 +4004,7 @@
     <w:qFormat/>
     <w:rsid w:val="00FC693F"/>
     <w:rPr>
+      <w:rFonts w:eastAsia="黑体"/>
       <w:b/>
       <w:bCs/>
       <w:smallCaps/>
@@ -3789,6 +4020,7 @@
     <w:qFormat/>
     <w:rsid w:val="00FC693F"/>
     <w:rPr>
+      <w:rFonts w:eastAsia="黑体"/>
       <w:b/>
       <w:bCs/>
       <w:smallCaps/>
@@ -3843,6 +4075,7 @@
       <w:spacing w:after="0" w:line="240" w:lineRule="auto"/>
     </w:pPr>
     <w:rPr>
+      <w:rFonts w:eastAsia="黑体"/>
       <w:color w:themeColor="text1" w:themeShade="BF" w:val="000000"/>
     </w:rPr>
     <w:tblPr>
@@ -3865,6 +4098,7 @@
         <w:spacing w:after="0" w:before="0" w:line="240" w:lineRule="auto"/>
       </w:pPr>
       <w:rPr>
+        <w:rFonts w:eastAsia="黑体"/>
         <w:b/>
         <w:bCs/>
       </w:rPr>
@@ -3885,6 +4119,7 @@
         <w:spacing w:after="0" w:before="0" w:line="240" w:lineRule="auto"/>
       </w:pPr>
       <w:rPr>
+        <w:rFonts w:eastAsia="黑体"/>
         <w:b/>
         <w:bCs/>
       </w:rPr>
@@ -3902,12 +4137,14 @@
     </w:tblStylePr>
     <w:tblStylePr w:type="firstCol">
       <w:rPr>
+        <w:rFonts w:eastAsia="黑体"/>
         <w:b/>
         <w:bCs/>
       </w:rPr>
     </w:tblStylePr>
     <w:tblStylePr w:type="lastCol">
       <w:rPr>
+        <w:rFonts w:eastAsia="黑体"/>
         <w:b/>
         <w:bCs/>
       </w:rPr>
@@ -3946,6 +4183,7 @@
       <w:spacing w:after="0" w:line="240" w:lineRule="auto"/>
     </w:pPr>
     <w:rPr>
+      <w:rFonts w:eastAsia="黑体"/>
       <w:color w:themeColor="accent1" w:themeShade="BF" w:val="365F91"/>
     </w:rPr>
     <w:tblPr>
@@ -3968,6 +4206,7 @@
         <w:spacing w:after="0" w:before="0" w:line="240" w:lineRule="auto"/>
       </w:pPr>
       <w:rPr>
+        <w:rFonts w:eastAsia="黑体"/>
         <w:b/>
         <w:bCs/>
       </w:rPr>
@@ -3988,6 +4227,7 @@
         <w:spacing w:after="0" w:before="0" w:line="240" w:lineRule="auto"/>
       </w:pPr>
       <w:rPr>
+        <w:rFonts w:eastAsia="黑体"/>
         <w:b/>
         <w:bCs/>
       </w:rPr>
@@ -4005,12 +4245,14 @@
     </w:tblStylePr>
     <w:tblStylePr w:type="firstCol">
       <w:rPr>
+        <w:rFonts w:eastAsia="黑体"/>
         <w:b/>
         <w:bCs/>
       </w:rPr>
     </w:tblStylePr>
     <w:tblStylePr w:type="lastCol">
       <w:rPr>
+        <w:rFonts w:eastAsia="黑体"/>
         <w:b/>
         <w:bCs/>
       </w:rPr>
@@ -4049,6 +4291,7 @@
       <w:spacing w:after="0" w:line="240" w:lineRule="auto"/>
     </w:pPr>
     <w:rPr>
+      <w:rFonts w:eastAsia="黑体"/>
       <w:color w:themeColor="accent2" w:themeShade="BF" w:val="943634"/>
     </w:rPr>
     <w:tblPr>
@@ -4071,6 +4314,7 @@
         <w:spacing w:after="0" w:before="0" w:line="240" w:lineRule="auto"/>
       </w:pPr>
       <w:rPr>
+        <w:rFonts w:eastAsia="黑体"/>
         <w:b/>
         <w:bCs/>
       </w:rPr>
@@ -4091,6 +4335,7 @@
         <w:spacing w:after="0" w:before="0" w:line="240" w:lineRule="auto"/>
       </w:pPr>
       <w:rPr>
+        <w:rFonts w:eastAsia="黑体"/>
         <w:b/>
         <w:bCs/>
       </w:rPr>
@@ -4108,12 +4353,14 @@
     </w:tblStylePr>
     <w:tblStylePr w:type="firstCol">
       <w:rPr>
+        <w:rFonts w:eastAsia="黑体"/>
         <w:b/>
         <w:bCs/>
       </w:rPr>
     </w:tblStylePr>
     <w:tblStylePr w:type="lastCol">
       <w:rPr>
+        <w:rFonts w:eastAsia="黑体"/>
         <w:b/>
         <w:bCs/>
       </w:rPr>
@@ -4152,6 +4399,7 @@
       <w:spacing w:after="0" w:line="240" w:lineRule="auto"/>
     </w:pPr>
     <w:rPr>
+      <w:rFonts w:eastAsia="黑体"/>
       <w:color w:themeColor="accent3" w:themeShade="BF" w:val="76923C"/>
     </w:rPr>
     <w:tblPr>
@@ -4174,6 +4422,7 @@
         <w:spacing w:after="0" w:before="0" w:line="240" w:lineRule="auto"/>
       </w:pPr>
       <w:rPr>
+        <w:rFonts w:eastAsia="黑体"/>
         <w:b/>
         <w:bCs/>
       </w:rPr>
@@ -4194,6 +4443,7 @@
         <w:spacing w:after="0" w:before="0" w:line="240" w:lineRule="auto"/>
       </w:pPr>
       <w:rPr>
+        <w:rFonts w:eastAsia="黑体"/>
         <w:b/>
         <w:bCs/>
       </w:rPr>
@@ -4211,12 +4461,14 @@
     </w:tblStylePr>
     <w:tblStylePr w:type="firstCol">
       <w:rPr>
+        <w:rFonts w:eastAsia="黑体"/>
         <w:b/>
         <w:bCs/>
       </w:rPr>
     </w:tblStylePr>
     <w:tblStylePr w:type="lastCol">
       <w:rPr>
+        <w:rFonts w:eastAsia="黑体"/>
         <w:b/>
         <w:bCs/>
       </w:rPr>
@@ -4255,6 +4507,7 @@
       <w:spacing w:after="0" w:line="240" w:lineRule="auto"/>
     </w:pPr>
     <w:rPr>
+      <w:rFonts w:eastAsia="黑体"/>
       <w:color w:themeColor="accent4" w:themeShade="BF" w:val="5F497A"/>
     </w:rPr>
     <w:tblPr>
@@ -4277,6 +4530,7 @@
         <w:spacing w:after="0" w:before="0" w:line="240" w:lineRule="auto"/>
       </w:pPr>
       <w:rPr>
+        <w:rFonts w:eastAsia="黑体"/>
         <w:b/>
         <w:bCs/>
       </w:rPr>
@@ -4297,6 +4551,7 @@
         <w:spacing w:after="0" w:before="0" w:line="240" w:lineRule="auto"/>
       </w:pPr>
       <w:rPr>
+        <w:rFonts w:eastAsia="黑体"/>
         <w:b/>
         <w:bCs/>
       </w:rPr>
@@ -4314,12 +4569,14 @@
     </w:tblStylePr>
     <w:tblStylePr w:type="firstCol">
       <w:rPr>
+        <w:rFonts w:eastAsia="黑体"/>
         <w:b/>
         <w:bCs/>
       </w:rPr>
     </w:tblStylePr>
     <w:tblStylePr w:type="lastCol">
       <w:rPr>
+        <w:rFonts w:eastAsia="黑体"/>
         <w:b/>
         <w:bCs/>
       </w:rPr>
@@ -4358,6 +4615,7 @@
       <w:spacing w:after="0" w:line="240" w:lineRule="auto"/>
     </w:pPr>
     <w:rPr>
+      <w:rFonts w:eastAsia="黑体"/>
       <w:color w:themeColor="accent5" w:themeShade="BF" w:val="31849B"/>
     </w:rPr>
     <w:tblPr>
@@ -4380,6 +4638,7 @@
         <w:spacing w:after="0" w:before="0" w:line="240" w:lineRule="auto"/>
       </w:pPr>
       <w:rPr>
+        <w:rFonts w:eastAsia="黑体"/>
         <w:b/>
         <w:bCs/>
       </w:rPr>
@@ -4400,6 +4659,7 @@
         <w:spacing w:after="0" w:before="0" w:line="240" w:lineRule="auto"/>
       </w:pPr>
       <w:rPr>
+        <w:rFonts w:eastAsia="黑体"/>
         <w:b/>
         <w:bCs/>
       </w:rPr>
@@ -4417,12 +4677,14 @@
     </w:tblStylePr>
     <w:tblStylePr w:type="firstCol">
       <w:rPr>
+        <w:rFonts w:eastAsia="黑体"/>
         <w:b/>
         <w:bCs/>
       </w:rPr>
     </w:tblStylePr>
     <w:tblStylePr w:type="lastCol">
       <w:rPr>
+        <w:rFonts w:eastAsia="黑体"/>
         <w:b/>
         <w:bCs/>
       </w:rPr>
@@ -4461,6 +4723,7 @@
       <w:spacing w:after="0" w:line="240" w:lineRule="auto"/>
     </w:pPr>
     <w:rPr>
+      <w:rFonts w:eastAsia="黑体"/>
       <w:color w:themeColor="accent6" w:themeShade="BF" w:val="E36C0A"/>
     </w:rPr>
     <w:tblPr>
@@ -4483,6 +4746,7 @@
         <w:spacing w:after="0" w:before="0" w:line="240" w:lineRule="auto"/>
       </w:pPr>
       <w:rPr>
+        <w:rFonts w:eastAsia="黑体"/>
         <w:b/>
         <w:bCs/>
       </w:rPr>
@@ -4503,6 +4767,7 @@
         <w:spacing w:after="0" w:before="0" w:line="240" w:lineRule="auto"/>
       </w:pPr>
       <w:rPr>
+        <w:rFonts w:eastAsia="黑体"/>
         <w:b/>
         <w:bCs/>
       </w:rPr>
@@ -4520,12 +4785,14 @@
     </w:tblStylePr>
     <w:tblStylePr w:type="firstCol">
       <w:rPr>
+        <w:rFonts w:eastAsia="黑体"/>
         <w:b/>
         <w:bCs/>
       </w:rPr>
     </w:tblStylePr>
     <w:tblStylePr w:type="lastCol">
       <w:rPr>
+        <w:rFonts w:eastAsia="黑体"/>
         <w:b/>
         <w:bCs/>
       </w:rPr>
@@ -4585,6 +4852,7 @@
         <w:spacing w:after="0" w:before="0" w:line="240" w:lineRule="auto"/>
       </w:pPr>
       <w:rPr>
+        <w:rFonts w:eastAsia="黑体"/>
         <w:b/>
         <w:bCs/>
         <w:color w:themeColor="background1" w:val="FFFFFF"/>
@@ -4599,6 +4867,7 @@
         <w:spacing w:after="0" w:before="0" w:line="240" w:lineRule="auto"/>
       </w:pPr>
       <w:rPr>
+        <w:rFonts w:eastAsia="黑体"/>
         <w:b/>
         <w:bCs/>
       </w:rPr>
@@ -4614,12 +4883,14 @@
     </w:tblStylePr>
     <w:tblStylePr w:type="firstCol">
       <w:rPr>
+        <w:rFonts w:eastAsia="黑体"/>
         <w:b/>
         <w:bCs/>
       </w:rPr>
     </w:tblStylePr>
     <w:tblStylePr w:type="lastCol">
       <w:rPr>
+        <w:rFonts w:eastAsia="黑体"/>
         <w:b/>
         <w:bCs/>
       </w:rPr>
@@ -4677,6 +4948,7 @@
         <w:spacing w:after="0" w:before="0" w:line="240" w:lineRule="auto"/>
       </w:pPr>
       <w:rPr>
+        <w:rFonts w:eastAsia="黑体"/>
         <w:b/>
         <w:bCs/>
         <w:color w:themeColor="background1" w:val="FFFFFF"/>
@@ -4691,6 +4963,7 @@
         <w:spacing w:after="0" w:before="0" w:line="240" w:lineRule="auto"/>
       </w:pPr>
       <w:rPr>
+        <w:rFonts w:eastAsia="黑体"/>
         <w:b/>
         <w:bCs/>
       </w:rPr>
@@ -4706,12 +4979,14 @@
     </w:tblStylePr>
     <w:tblStylePr w:type="firstCol">
       <w:rPr>
+        <w:rFonts w:eastAsia="黑体"/>
         <w:b/>
         <w:bCs/>
       </w:rPr>
     </w:tblStylePr>
     <w:tblStylePr w:type="lastCol">
       <w:rPr>
+        <w:rFonts w:eastAsia="黑体"/>
         <w:b/>
         <w:bCs/>
       </w:rPr>
@@ -4769,6 +5044,7 @@
         <w:spacing w:after="0" w:before="0" w:line="240" w:lineRule="auto"/>
       </w:pPr>
       <w:rPr>
+        <w:rFonts w:eastAsia="黑体"/>
         <w:b/>
         <w:bCs/>
         <w:color w:themeColor="background1" w:val="FFFFFF"/>
@@ -4783,6 +5059,7 @@
         <w:spacing w:after="0" w:before="0" w:line="240" w:lineRule="auto"/>
       </w:pPr>
       <w:rPr>
+        <w:rFonts w:eastAsia="黑体"/>
         <w:b/>
         <w:bCs/>
       </w:rPr>
@@ -4798,12 +5075,14 @@
     </w:tblStylePr>
     <w:tblStylePr w:type="firstCol">
       <w:rPr>
+        <w:rFonts w:eastAsia="黑体"/>
         <w:b/>
         <w:bCs/>
       </w:rPr>
     </w:tblStylePr>
     <w:tblStylePr w:type="lastCol">
       <w:rPr>
+        <w:rFonts w:eastAsia="黑体"/>
         <w:b/>
         <w:bCs/>
       </w:rPr>
@@ -4861,6 +5140,7 @@
         <w:spacing w:after="0" w:before="0" w:line="240" w:lineRule="auto"/>
       </w:pPr>
       <w:rPr>
+        <w:rFonts w:eastAsia="黑体"/>
         <w:b/>
         <w:bCs/>
         <w:color w:themeColor="background1" w:val="FFFFFF"/>
@@ -4875,6 +5155,7 @@
         <w:spacing w:after="0" w:before="0" w:line="240" w:lineRule="auto"/>
       </w:pPr>
       <w:rPr>
+        <w:rFonts w:eastAsia="黑体"/>
         <w:b/>
         <w:bCs/>
       </w:rPr>
@@ -4890,12 +5171,14 @@
     </w:tblStylePr>
     <w:tblStylePr w:type="firstCol">
       <w:rPr>
+        <w:rFonts w:eastAsia="黑体"/>
         <w:b/>
         <w:bCs/>
       </w:rPr>
     </w:tblStylePr>
     <w:tblStylePr w:type="lastCol">
       <w:rPr>
+        <w:rFonts w:eastAsia="黑体"/>
         <w:b/>
         <w:bCs/>
       </w:rPr>
@@ -4953,6 +5236,7 @@
         <w:spacing w:after="0" w:before="0" w:line="240" w:lineRule="auto"/>
       </w:pPr>
       <w:rPr>
+        <w:rFonts w:eastAsia="黑体"/>
         <w:b/>
         <w:bCs/>
         <w:color w:themeColor="background1" w:val="FFFFFF"/>
@@ -4967,6 +5251,7 @@
         <w:spacing w:after="0" w:before="0" w:line="240" w:lineRule="auto"/>
       </w:pPr>
       <w:rPr>
+        <w:rFonts w:eastAsia="黑体"/>
         <w:b/>
         <w:bCs/>
       </w:rPr>
@@ -4982,12 +5267,14 @@
     </w:tblStylePr>
     <w:tblStylePr w:type="firstCol">
       <w:rPr>
+        <w:rFonts w:eastAsia="黑体"/>
         <w:b/>
         <w:bCs/>
       </w:rPr>
     </w:tblStylePr>
     <w:tblStylePr w:type="lastCol">
       <w:rPr>
+        <w:rFonts w:eastAsia="黑体"/>
         <w:b/>
         <w:bCs/>
       </w:rPr>
@@ -5045,6 +5332,7 @@
         <w:spacing w:after="0" w:before="0" w:line="240" w:lineRule="auto"/>
       </w:pPr>
       <w:rPr>
+        <w:rFonts w:eastAsia="黑体"/>
         <w:b/>
         <w:bCs/>
         <w:color w:themeColor="background1" w:val="FFFFFF"/>
@@ -5059,6 +5347,7 @@
         <w:spacing w:after="0" w:before="0" w:line="240" w:lineRule="auto"/>
       </w:pPr>
       <w:rPr>
+        <w:rFonts w:eastAsia="黑体"/>
         <w:b/>
         <w:bCs/>
       </w:rPr>
@@ -5074,12 +5363,14 @@
     </w:tblStylePr>
     <w:tblStylePr w:type="firstCol">
       <w:rPr>
+        <w:rFonts w:eastAsia="黑体"/>
         <w:b/>
         <w:bCs/>
       </w:rPr>
     </w:tblStylePr>
     <w:tblStylePr w:type="lastCol">
       <w:rPr>
+        <w:rFonts w:eastAsia="黑体"/>
         <w:b/>
         <w:bCs/>
       </w:rPr>
@@ -5137,6 +5428,7 @@
         <w:spacing w:after="0" w:before="0" w:line="240" w:lineRule="auto"/>
       </w:pPr>
       <w:rPr>
+        <w:rFonts w:eastAsia="黑体"/>
         <w:b/>
         <w:bCs/>
         <w:color w:themeColor="background1" w:val="FFFFFF"/>
@@ -5151,6 +5443,7 @@
         <w:spacing w:after="0" w:before="0" w:line="240" w:lineRule="auto"/>
       </w:pPr>
       <w:rPr>
+        <w:rFonts w:eastAsia="黑体"/>
         <w:b/>
         <w:bCs/>
       </w:rPr>
@@ -5166,12 +5459,14 @@
     </w:tblStylePr>
     <w:tblStylePr w:type="firstCol">
       <w:rPr>
+        <w:rFonts w:eastAsia="黑体"/>
         <w:b/>
         <w:bCs/>
       </w:rPr>
     </w:tblStylePr>
     <w:tblStylePr w:type="lastCol">
       <w:rPr>
+        <w:rFonts w:eastAsia="黑体"/>
         <w:b/>
         <w:bCs/>
       </w:rPr>
@@ -5231,7 +5526,7 @@
         <w:spacing w:after="0" w:before="0" w:line="240" w:lineRule="auto"/>
       </w:pPr>
       <w:rPr>
-        <w:rFonts w:asciiTheme="majorHAnsi" w:cstheme="majorBidi" w:eastAsiaTheme="majorEastAsia" w:hAnsiTheme="majorHAnsi"/>
+        <w:rFonts w:asciiTheme="majorHAnsi" w:cstheme="majorBidi" w:hAnsiTheme="majorHAnsi" w:eastAsia="黑体"/>
         <w:b/>
         <w:bCs/>
       </w:rPr>
@@ -5252,7 +5547,7 @@
         <w:spacing w:after="0" w:before="0" w:line="240" w:lineRule="auto"/>
       </w:pPr>
       <w:rPr>
-        <w:rFonts w:asciiTheme="majorHAnsi" w:cstheme="majorBidi" w:eastAsiaTheme="majorEastAsia" w:hAnsiTheme="majorHAnsi"/>
+        <w:rFonts w:asciiTheme="majorHAnsi" w:cstheme="majorBidi" w:hAnsiTheme="majorHAnsi" w:eastAsia="黑体"/>
         <w:b/>
         <w:bCs/>
       </w:rPr>
@@ -5270,14 +5565,14 @@
     </w:tblStylePr>
     <w:tblStylePr w:type="firstCol">
       <w:rPr>
-        <w:rFonts w:asciiTheme="majorHAnsi" w:cstheme="majorBidi" w:eastAsiaTheme="majorEastAsia" w:hAnsiTheme="majorHAnsi"/>
+        <w:rFonts w:asciiTheme="majorHAnsi" w:cstheme="majorBidi" w:hAnsiTheme="majorHAnsi" w:eastAsia="黑体"/>
         <w:b/>
         <w:bCs/>
       </w:rPr>
     </w:tblStylePr>
     <w:tblStylePr w:type="lastCol">
       <w:rPr>
-        <w:rFonts w:asciiTheme="majorHAnsi" w:cstheme="majorBidi" w:eastAsiaTheme="majorEastAsia" w:hAnsiTheme="majorHAnsi"/>
+        <w:rFonts w:asciiTheme="majorHAnsi" w:cstheme="majorBidi" w:hAnsiTheme="majorHAnsi" w:eastAsia="黑体"/>
         <w:b/>
         <w:bCs/>
       </w:rPr>
@@ -5361,7 +5656,7 @@
         <w:spacing w:after="0" w:before="0" w:line="240" w:lineRule="auto"/>
       </w:pPr>
       <w:rPr>
-        <w:rFonts w:asciiTheme="majorHAnsi" w:cstheme="majorBidi" w:eastAsiaTheme="majorEastAsia" w:hAnsiTheme="majorHAnsi"/>
+        <w:rFonts w:asciiTheme="majorHAnsi" w:cstheme="majorBidi" w:hAnsiTheme="majorHAnsi" w:eastAsia="黑体"/>
         <w:b/>
         <w:bCs/>
       </w:rPr>
@@ -5382,7 +5677,7 @@
         <w:spacing w:after="0" w:before="0" w:line="240" w:lineRule="auto"/>
       </w:pPr>
       <w:rPr>
-        <w:rFonts w:asciiTheme="majorHAnsi" w:cstheme="majorBidi" w:eastAsiaTheme="majorEastAsia" w:hAnsiTheme="majorHAnsi"/>
+        <w:rFonts w:asciiTheme="majorHAnsi" w:cstheme="majorBidi" w:hAnsiTheme="majorHAnsi" w:eastAsia="黑体"/>
         <w:b/>
         <w:bCs/>
       </w:rPr>
@@ -5400,14 +5695,14 @@
     </w:tblStylePr>
     <w:tblStylePr w:type="firstCol">
       <w:rPr>
-        <w:rFonts w:asciiTheme="majorHAnsi" w:cstheme="majorBidi" w:eastAsiaTheme="majorEastAsia" w:hAnsiTheme="majorHAnsi"/>
+        <w:rFonts w:asciiTheme="majorHAnsi" w:cstheme="majorBidi" w:hAnsiTheme="majorHAnsi" w:eastAsia="黑体"/>
         <w:b/>
         <w:bCs/>
       </w:rPr>
     </w:tblStylePr>
     <w:tblStylePr w:type="lastCol">
       <w:rPr>
-        <w:rFonts w:asciiTheme="majorHAnsi" w:cstheme="majorBidi" w:eastAsiaTheme="majorEastAsia" w:hAnsiTheme="majorHAnsi"/>
+        <w:rFonts w:asciiTheme="majorHAnsi" w:cstheme="majorBidi" w:hAnsiTheme="majorHAnsi" w:eastAsia="黑体"/>
         <w:b/>
         <w:bCs/>
       </w:rPr>
@@ -5491,7 +5786,7 @@
         <w:spacing w:after="0" w:before="0" w:line="240" w:lineRule="auto"/>
       </w:pPr>
       <w:rPr>
-        <w:rFonts w:asciiTheme="majorHAnsi" w:cstheme="majorBidi" w:eastAsiaTheme="majorEastAsia" w:hAnsiTheme="majorHAnsi"/>
+        <w:rFonts w:asciiTheme="majorHAnsi" w:cstheme="majorBidi" w:hAnsiTheme="majorHAnsi" w:eastAsia="黑体"/>
         <w:b/>
         <w:bCs/>
       </w:rPr>
@@ -5512,7 +5807,7 @@
         <w:spacing w:after="0" w:before="0" w:line="240" w:lineRule="auto"/>
       </w:pPr>
       <w:rPr>
-        <w:rFonts w:asciiTheme="majorHAnsi" w:cstheme="majorBidi" w:eastAsiaTheme="majorEastAsia" w:hAnsiTheme="majorHAnsi"/>
+        <w:rFonts w:asciiTheme="majorHAnsi" w:cstheme="majorBidi" w:hAnsiTheme="majorHAnsi" w:eastAsia="黑体"/>
         <w:b/>
         <w:bCs/>
       </w:rPr>
@@ -5530,14 +5825,14 @@
     </w:tblStylePr>
     <w:tblStylePr w:type="firstCol">
       <w:rPr>
-        <w:rFonts w:asciiTheme="majorHAnsi" w:cstheme="majorBidi" w:eastAsiaTheme="majorEastAsia" w:hAnsiTheme="majorHAnsi"/>
+        <w:rFonts w:asciiTheme="majorHAnsi" w:cstheme="majorBidi" w:hAnsiTheme="majorHAnsi" w:eastAsia="黑体"/>
         <w:b/>
         <w:bCs/>
       </w:rPr>
     </w:tblStylePr>
     <w:tblStylePr w:type="lastCol">
       <w:rPr>
-        <w:rFonts w:asciiTheme="majorHAnsi" w:cstheme="majorBidi" w:eastAsiaTheme="majorEastAsia" w:hAnsiTheme="majorHAnsi"/>
+        <w:rFonts w:asciiTheme="majorHAnsi" w:cstheme="majorBidi" w:hAnsiTheme="majorHAnsi" w:eastAsia="黑体"/>
         <w:b/>
         <w:bCs/>
       </w:rPr>
@@ -5621,7 +5916,7 @@
         <w:spacing w:after="0" w:before="0" w:line="240" w:lineRule="auto"/>
       </w:pPr>
       <w:rPr>
-        <w:rFonts w:asciiTheme="majorHAnsi" w:cstheme="majorBidi" w:eastAsiaTheme="majorEastAsia" w:hAnsiTheme="majorHAnsi"/>
+        <w:rFonts w:asciiTheme="majorHAnsi" w:cstheme="majorBidi" w:hAnsiTheme="majorHAnsi" w:eastAsia="黑体"/>
         <w:b/>
         <w:bCs/>
       </w:rPr>
@@ -5642,7 +5937,7 @@
         <w:spacing w:after="0" w:before="0" w:line="240" w:lineRule="auto"/>
       </w:pPr>
       <w:rPr>
-        <w:rFonts w:asciiTheme="majorHAnsi" w:cstheme="majorBidi" w:eastAsiaTheme="majorEastAsia" w:hAnsiTheme="majorHAnsi"/>
+        <w:rFonts w:asciiTheme="majorHAnsi" w:cstheme="majorBidi" w:hAnsiTheme="majorHAnsi" w:eastAsia="黑体"/>
         <w:b/>
         <w:bCs/>
       </w:rPr>
@@ -5660,14 +5955,14 @@
     </w:tblStylePr>
     <w:tblStylePr w:type="firstCol">
       <w:rPr>
-        <w:rFonts w:asciiTheme="majorHAnsi" w:cstheme="majorBidi" w:eastAsiaTheme="majorEastAsia" w:hAnsiTheme="majorHAnsi"/>
+        <w:rFonts w:asciiTheme="majorHAnsi" w:cstheme="majorBidi" w:hAnsiTheme="majorHAnsi" w:eastAsia="黑体"/>
         <w:b/>
         <w:bCs/>
       </w:rPr>
     </w:tblStylePr>
     <w:tblStylePr w:type="lastCol">
       <w:rPr>
-        <w:rFonts w:asciiTheme="majorHAnsi" w:cstheme="majorBidi" w:eastAsiaTheme="majorEastAsia" w:hAnsiTheme="majorHAnsi"/>
+        <w:rFonts w:asciiTheme="majorHAnsi" w:cstheme="majorBidi" w:hAnsiTheme="majorHAnsi" w:eastAsia="黑体"/>
         <w:b/>
         <w:bCs/>
       </w:rPr>
@@ -5751,7 +6046,7 @@
         <w:spacing w:after="0" w:before="0" w:line="240" w:lineRule="auto"/>
       </w:pPr>
       <w:rPr>
-        <w:rFonts w:asciiTheme="majorHAnsi" w:cstheme="majorBidi" w:eastAsiaTheme="majorEastAsia" w:hAnsiTheme="majorHAnsi"/>
+        <w:rFonts w:asciiTheme="majorHAnsi" w:cstheme="majorBidi" w:hAnsiTheme="majorHAnsi" w:eastAsia="黑体"/>
         <w:b/>
         <w:bCs/>
       </w:rPr>
@@ -5772,7 +6067,7 @@
         <w:spacing w:after="0" w:before="0" w:line="240" w:lineRule="auto"/>
       </w:pPr>
       <w:rPr>
-        <w:rFonts w:asciiTheme="majorHAnsi" w:cstheme="majorBidi" w:eastAsiaTheme="majorEastAsia" w:hAnsiTheme="majorHAnsi"/>
+        <w:rFonts w:asciiTheme="majorHAnsi" w:cstheme="majorBidi" w:hAnsiTheme="majorHAnsi" w:eastAsia="黑体"/>
         <w:b/>
         <w:bCs/>
       </w:rPr>
@@ -5790,14 +6085,14 @@
     </w:tblStylePr>
     <w:tblStylePr w:type="firstCol">
       <w:rPr>
-        <w:rFonts w:asciiTheme="majorHAnsi" w:cstheme="majorBidi" w:eastAsiaTheme="majorEastAsia" w:hAnsiTheme="majorHAnsi"/>
+        <w:rFonts w:asciiTheme="majorHAnsi" w:cstheme="majorBidi" w:hAnsiTheme="majorHAnsi" w:eastAsia="黑体"/>
         <w:b/>
         <w:bCs/>
       </w:rPr>
     </w:tblStylePr>
     <w:tblStylePr w:type="lastCol">
       <w:rPr>
-        <w:rFonts w:asciiTheme="majorHAnsi" w:cstheme="majorBidi" w:eastAsiaTheme="majorEastAsia" w:hAnsiTheme="majorHAnsi"/>
+        <w:rFonts w:asciiTheme="majorHAnsi" w:cstheme="majorBidi" w:hAnsiTheme="majorHAnsi" w:eastAsia="黑体"/>
         <w:b/>
         <w:bCs/>
       </w:rPr>
@@ -5881,7 +6176,7 @@
         <w:spacing w:after="0" w:before="0" w:line="240" w:lineRule="auto"/>
       </w:pPr>
       <w:rPr>
-        <w:rFonts w:asciiTheme="majorHAnsi" w:cstheme="majorBidi" w:eastAsiaTheme="majorEastAsia" w:hAnsiTheme="majorHAnsi"/>
+        <w:rFonts w:asciiTheme="majorHAnsi" w:cstheme="majorBidi" w:hAnsiTheme="majorHAnsi" w:eastAsia="黑体"/>
         <w:b/>
         <w:bCs/>
       </w:rPr>
@@ -5902,7 +6197,7 @@
         <w:spacing w:after="0" w:before="0" w:line="240" w:lineRule="auto"/>
       </w:pPr>
       <w:rPr>
-        <w:rFonts w:asciiTheme="majorHAnsi" w:cstheme="majorBidi" w:eastAsiaTheme="majorEastAsia" w:hAnsiTheme="majorHAnsi"/>
+        <w:rFonts w:asciiTheme="majorHAnsi" w:cstheme="majorBidi" w:hAnsiTheme="majorHAnsi" w:eastAsia="黑体"/>
         <w:b/>
         <w:bCs/>
       </w:rPr>
@@ -5920,14 +6215,14 @@
     </w:tblStylePr>
     <w:tblStylePr w:type="firstCol">
       <w:rPr>
-        <w:rFonts w:asciiTheme="majorHAnsi" w:cstheme="majorBidi" w:eastAsiaTheme="majorEastAsia" w:hAnsiTheme="majorHAnsi"/>
+        <w:rFonts w:asciiTheme="majorHAnsi" w:cstheme="majorBidi" w:hAnsiTheme="majorHAnsi" w:eastAsia="黑体"/>
         <w:b/>
         <w:bCs/>
       </w:rPr>
     </w:tblStylePr>
     <w:tblStylePr w:type="lastCol">
       <w:rPr>
-        <w:rFonts w:asciiTheme="majorHAnsi" w:cstheme="majorBidi" w:eastAsiaTheme="majorEastAsia" w:hAnsiTheme="majorHAnsi"/>
+        <w:rFonts w:asciiTheme="majorHAnsi" w:cstheme="majorBidi" w:hAnsiTheme="majorHAnsi" w:eastAsia="黑体"/>
         <w:b/>
         <w:bCs/>
       </w:rPr>
@@ -6011,7 +6306,7 @@
         <w:spacing w:after="0" w:before="0" w:line="240" w:lineRule="auto"/>
       </w:pPr>
       <w:rPr>
-        <w:rFonts w:asciiTheme="majorHAnsi" w:cstheme="majorBidi" w:eastAsiaTheme="majorEastAsia" w:hAnsiTheme="majorHAnsi"/>
+        <w:rFonts w:asciiTheme="majorHAnsi" w:cstheme="majorBidi" w:hAnsiTheme="majorHAnsi" w:eastAsia="黑体"/>
         <w:b/>
         <w:bCs/>
       </w:rPr>
@@ -6032,7 +6327,7 @@
         <w:spacing w:after="0" w:before="0" w:line="240" w:lineRule="auto"/>
       </w:pPr>
       <w:rPr>
-        <w:rFonts w:asciiTheme="majorHAnsi" w:cstheme="majorBidi" w:eastAsiaTheme="majorEastAsia" w:hAnsiTheme="majorHAnsi"/>
+        <w:rFonts w:asciiTheme="majorHAnsi" w:cstheme="majorBidi" w:hAnsiTheme="majorHAnsi" w:eastAsia="黑体"/>
         <w:b/>
         <w:bCs/>
       </w:rPr>
@@ -6050,14 +6345,14 @@
     </w:tblStylePr>
     <w:tblStylePr w:type="firstCol">
       <w:rPr>
-        <w:rFonts w:asciiTheme="majorHAnsi" w:cstheme="majorBidi" w:eastAsiaTheme="majorEastAsia" w:hAnsiTheme="majorHAnsi"/>
+        <w:rFonts w:asciiTheme="majorHAnsi" w:cstheme="majorBidi" w:hAnsiTheme="majorHAnsi" w:eastAsia="黑体"/>
         <w:b/>
         <w:bCs/>
       </w:rPr>
     </w:tblStylePr>
     <w:tblStylePr w:type="lastCol">
       <w:rPr>
-        <w:rFonts w:asciiTheme="majorHAnsi" w:cstheme="majorBidi" w:eastAsiaTheme="majorEastAsia" w:hAnsiTheme="majorHAnsi"/>
+        <w:rFonts w:asciiTheme="majorHAnsi" w:cstheme="majorBidi" w:hAnsiTheme="majorHAnsi" w:eastAsia="黑体"/>
         <w:b/>
         <w:bCs/>
       </w:rPr>
@@ -6140,6 +6435,7 @@
         <w:spacing w:after="0" w:before="0" w:line="240" w:lineRule="auto"/>
       </w:pPr>
       <w:rPr>
+        <w:rFonts w:eastAsia="黑体"/>
         <w:b/>
         <w:bCs/>
         <w:color w:themeColor="background1" w:val="FFFFFF"/>
@@ -6162,6 +6458,7 @@
         <w:spacing w:after="0" w:before="0" w:line="240" w:lineRule="auto"/>
       </w:pPr>
       <w:rPr>
+        <w:rFonts w:eastAsia="黑体"/>
         <w:b/>
         <w:bCs/>
       </w:rPr>
@@ -6179,12 +6476,14 @@
     </w:tblStylePr>
     <w:tblStylePr w:type="firstCol">
       <w:rPr>
+        <w:rFonts w:eastAsia="黑体"/>
         <w:b/>
         <w:bCs/>
       </w:rPr>
     </w:tblStylePr>
     <w:tblStylePr w:type="lastCol">
       <w:rPr>
+        <w:rFonts w:eastAsia="黑体"/>
         <w:b/>
         <w:bCs/>
       </w:rPr>
@@ -6246,6 +6545,7 @@
         <w:spacing w:after="0" w:before="0" w:line="240" w:lineRule="auto"/>
       </w:pPr>
       <w:rPr>
+        <w:rFonts w:eastAsia="黑体"/>
         <w:b/>
         <w:bCs/>
         <w:color w:themeColor="background1" w:val="FFFFFF"/>
@@ -6268,6 +6568,7 @@
         <w:spacing w:after="0" w:before="0" w:line="240" w:lineRule="auto"/>
       </w:pPr>
       <w:rPr>
+        <w:rFonts w:eastAsia="黑体"/>
         <w:b/>
         <w:bCs/>
       </w:rPr>
@@ -6285,12 +6586,14 @@
     </w:tblStylePr>
     <w:tblStylePr w:type="firstCol">
       <w:rPr>
+        <w:rFonts w:eastAsia="黑体"/>
         <w:b/>
         <w:bCs/>
       </w:rPr>
     </w:tblStylePr>
     <w:tblStylePr w:type="lastCol">
       <w:rPr>
+        <w:rFonts w:eastAsia="黑体"/>
         <w:b/>
         <w:bCs/>
       </w:rPr>
@@ -6352,6 +6655,7 @@
         <w:spacing w:after="0" w:before="0" w:line="240" w:lineRule="auto"/>
       </w:pPr>
       <w:rPr>
+        <w:rFonts w:eastAsia="黑体"/>
         <w:b/>
         <w:bCs/>
         <w:color w:themeColor="background1" w:val="FFFFFF"/>
@@ -6374,6 +6678,7 @@
         <w:spacing w:after="0" w:before="0" w:line="240" w:lineRule="auto"/>
       </w:pPr>
       <w:rPr>
+        <w:rFonts w:eastAsia="黑体"/>
         <w:b/>
         <w:bCs/>
       </w:rPr>
@@ -6391,12 +6696,14 @@
     </w:tblStylePr>
     <w:tblStylePr w:type="firstCol">
       <w:rPr>
+        <w:rFonts w:eastAsia="黑体"/>
         <w:b/>
         <w:bCs/>
       </w:rPr>
     </w:tblStylePr>
     <w:tblStylePr w:type="lastCol">
       <w:rPr>
+        <w:rFonts w:eastAsia="黑体"/>
         <w:b/>
         <w:bCs/>
       </w:rPr>
@@ -6458,6 +6765,7 @@
         <w:spacing w:after="0" w:before="0" w:line="240" w:lineRule="auto"/>
       </w:pPr>
       <w:rPr>
+        <w:rFonts w:eastAsia="黑体"/>
         <w:b/>
         <w:bCs/>
         <w:color w:themeColor="background1" w:val="FFFFFF"/>
@@ -6480,6 +6788,7 @@
         <w:spacing w:after="0" w:before="0" w:line="240" w:lineRule="auto"/>
       </w:pPr>
       <w:rPr>
+        <w:rFonts w:eastAsia="黑体"/>
         <w:b/>
         <w:bCs/>
       </w:rPr>
@@ -6497,12 +6806,14 @@
     </w:tblStylePr>
     <w:tblStylePr w:type="firstCol">
       <w:rPr>
+        <w:rFonts w:eastAsia="黑体"/>
         <w:b/>
         <w:bCs/>
       </w:rPr>
     </w:tblStylePr>
     <w:tblStylePr w:type="lastCol">
       <w:rPr>
+        <w:rFonts w:eastAsia="黑体"/>
         <w:b/>
         <w:bCs/>
       </w:rPr>
@@ -6564,6 +6875,7 @@
         <w:spacing w:after="0" w:before="0" w:line="240" w:lineRule="auto"/>
       </w:pPr>
       <w:rPr>
+        <w:rFonts w:eastAsia="黑体"/>
         <w:b/>
         <w:bCs/>
         <w:color w:themeColor="background1" w:val="FFFFFF"/>
@@ -6586,6 +6898,7 @@
         <w:spacing w:after="0" w:before="0" w:line="240" w:lineRule="auto"/>
       </w:pPr>
       <w:rPr>
+        <w:rFonts w:eastAsia="黑体"/>
         <w:b/>
         <w:bCs/>
       </w:rPr>
@@ -6603,12 +6916,14 @@
     </w:tblStylePr>
     <w:tblStylePr w:type="firstCol">
       <w:rPr>
+        <w:rFonts w:eastAsia="黑体"/>
         <w:b/>
         <w:bCs/>
       </w:rPr>
     </w:tblStylePr>
     <w:tblStylePr w:type="lastCol">
       <w:rPr>
+        <w:rFonts w:eastAsia="黑体"/>
         <w:b/>
         <w:bCs/>
       </w:rPr>
@@ -6670,6 +6985,7 @@
         <w:spacing w:after="0" w:before="0" w:line="240" w:lineRule="auto"/>
       </w:pPr>
       <w:rPr>
+        <w:rFonts w:eastAsia="黑体"/>
         <w:b/>
         <w:bCs/>
         <w:color w:themeColor="background1" w:val="FFFFFF"/>
@@ -6692,6 +7008,7 @@
         <w:spacing w:after="0" w:before="0" w:line="240" w:lineRule="auto"/>
       </w:pPr>
       <w:rPr>
+        <w:rFonts w:eastAsia="黑体"/>
         <w:b/>
         <w:bCs/>
       </w:rPr>
@@ -6709,12 +7026,14 @@
     </w:tblStylePr>
     <w:tblStylePr w:type="firstCol">
       <w:rPr>
+        <w:rFonts w:eastAsia="黑体"/>
         <w:b/>
         <w:bCs/>
       </w:rPr>
     </w:tblStylePr>
     <w:tblStylePr w:type="lastCol">
       <w:rPr>
+        <w:rFonts w:eastAsia="黑体"/>
         <w:b/>
         <w:bCs/>
       </w:rPr>
@@ -6776,6 +7095,7 @@
         <w:spacing w:after="0" w:before="0" w:line="240" w:lineRule="auto"/>
       </w:pPr>
       <w:rPr>
+        <w:rFonts w:eastAsia="黑体"/>
         <w:b/>
         <w:bCs/>
         <w:color w:themeColor="background1" w:val="FFFFFF"/>
@@ -6798,6 +7118,7 @@
         <w:spacing w:after="0" w:before="0" w:line="240" w:lineRule="auto"/>
       </w:pPr>
       <w:rPr>
+        <w:rFonts w:eastAsia="黑体"/>
         <w:b/>
         <w:bCs/>
       </w:rPr>
@@ -6815,12 +7136,14 @@
     </w:tblStylePr>
     <w:tblStylePr w:type="firstCol">
       <w:rPr>
+        <w:rFonts w:eastAsia="黑体"/>
         <w:b/>
         <w:bCs/>
       </w:rPr>
     </w:tblStylePr>
     <w:tblStylePr w:type="lastCol">
       <w:rPr>
+        <w:rFonts w:eastAsia="黑体"/>
         <w:b/>
         <w:bCs/>
       </w:rPr>
@@ -6879,6 +7202,7 @@
         <w:spacing w:after="0" w:before="0" w:line="240" w:lineRule="auto"/>
       </w:pPr>
       <w:rPr>
+        <w:rFonts w:eastAsia="黑体"/>
         <w:b/>
         <w:bCs/>
         <w:color w:themeColor="background1" w:val="FFFFFF"/>
@@ -6901,6 +7225,7 @@
         <w:spacing w:after="0" w:before="0" w:line="240" w:lineRule="auto"/>
       </w:pPr>
       <w:rPr>
+        <w:rFonts w:eastAsia="黑体"/>
         <w:color w:val="auto"/>
       </w:rPr>
       <w:tblPr/>
@@ -6918,6 +7243,7 @@
     </w:tblStylePr>
     <w:tblStylePr w:type="firstCol">
       <w:rPr>
+        <w:rFonts w:eastAsia="黑体"/>
         <w:b/>
         <w:bCs/>
         <w:color w:themeColor="background1" w:val="FFFFFF"/>
@@ -6937,6 +7263,7 @@
     </w:tblStylePr>
     <w:tblStylePr w:type="lastCol">
       <w:rPr>
+        <w:rFonts w:eastAsia="黑体"/>
         <w:b/>
         <w:bCs/>
         <w:color w:themeColor="background1" w:val="FFFFFF"/>
@@ -6985,6 +7312,7 @@
     </w:tblStylePr>
     <w:tblStylePr w:type="nwCell">
       <w:rPr>
+        <w:rFonts w:eastAsia="黑体"/>
         <w:color w:themeColor="background1" w:val="FFFFFF"/>
       </w:rPr>
       <w:tblPr/>
@@ -7028,6 +7356,7 @@
         <w:spacing w:after="0" w:before="0" w:line="240" w:lineRule="auto"/>
       </w:pPr>
       <w:rPr>
+        <w:rFonts w:eastAsia="黑体"/>
         <w:b/>
         <w:bCs/>
         <w:color w:themeColor="background1" w:val="FFFFFF"/>
@@ -7050,6 +7379,7 @@
         <w:spacing w:after="0" w:before="0" w:line="240" w:lineRule="auto"/>
       </w:pPr>
       <w:rPr>
+        <w:rFonts w:eastAsia="黑体"/>
         <w:color w:val="auto"/>
       </w:rPr>
       <w:tblPr/>
@@ -7067,6 +7397,7 @@
     </w:tblStylePr>
     <w:tblStylePr w:type="firstCol">
       <w:rPr>
+        <w:rFonts w:eastAsia="黑体"/>
         <w:b/>
         <w:bCs/>
         <w:color w:themeColor="background1" w:val="FFFFFF"/>
@@ -7086,6 +7417,7 @@
     </w:tblStylePr>
     <w:tblStylePr w:type="lastCol">
       <w:rPr>
+        <w:rFonts w:eastAsia="黑体"/>
         <w:b/>
         <w:bCs/>
         <w:color w:themeColor="background1" w:val="FFFFFF"/>
@@ -7134,6 +7466,7 @@
     </w:tblStylePr>
     <w:tblStylePr w:type="nwCell">
       <w:rPr>
+        <w:rFonts w:eastAsia="黑体"/>
         <w:color w:themeColor="background1" w:val="FFFFFF"/>
       </w:rPr>
       <w:tblPr/>
@@ -7177,6 +7510,7 @@
         <w:spacing w:after="0" w:before="0" w:line="240" w:lineRule="auto"/>
       </w:pPr>
       <w:rPr>
+        <w:rFonts w:eastAsia="黑体"/>
         <w:b/>
         <w:bCs/>
         <w:color w:themeColor="background1" w:val="FFFFFF"/>
@@ -7199,6 +7533,7 @@
         <w:spacing w:after="0" w:before="0" w:line="240" w:lineRule="auto"/>
       </w:pPr>
       <w:rPr>
+        <w:rFonts w:eastAsia="黑体"/>
         <w:color w:val="auto"/>
       </w:rPr>
       <w:tblPr/>
@@ -7216,6 +7551,7 @@
     </w:tblStylePr>
     <w:tblStylePr w:type="firstCol">
       <w:rPr>
+        <w:rFonts w:eastAsia="黑体"/>
         <w:b/>
         <w:bCs/>
         <w:color w:themeColor="background1" w:val="FFFFFF"/>
@@ -7235,6 +7571,7 @@
     </w:tblStylePr>
     <w:tblStylePr w:type="lastCol">
       <w:rPr>
+        <w:rFonts w:eastAsia="黑体"/>
         <w:b/>
         <w:bCs/>
         <w:color w:themeColor="background1" w:val="FFFFFF"/>
@@ -7283,6 +7620,7 @@
     </w:tblStylePr>
     <w:tblStylePr w:type="nwCell">
       <w:rPr>
+        <w:rFonts w:eastAsia="黑体"/>
         <w:color w:themeColor="background1" w:val="FFFFFF"/>
       </w:rPr>
       <w:tblPr/>
@@ -7326,6 +7664,7 @@
         <w:spacing w:after="0" w:before="0" w:line="240" w:lineRule="auto"/>
       </w:pPr>
       <w:rPr>
+        <w:rFonts w:eastAsia="黑体"/>
         <w:b/>
         <w:bCs/>
         <w:color w:themeColor="background1" w:val="FFFFFF"/>
@@ -7348,6 +7687,7 @@
         <w:spacing w:after="0" w:before="0" w:line="240" w:lineRule="auto"/>
       </w:pPr>
       <w:rPr>
+        <w:rFonts w:eastAsia="黑体"/>
         <w:color w:val="auto"/>
       </w:rPr>
       <w:tblPr/>
@@ -7365,6 +7705,7 @@
     </w:tblStylePr>
     <w:tblStylePr w:type="firstCol">
       <w:rPr>
+        <w:rFonts w:eastAsia="黑体"/>
         <w:b/>
         <w:bCs/>
         <w:color w:themeColor="background1" w:val="FFFFFF"/>
@@ -7384,6 +7725,7 @@
     </w:tblStylePr>
     <w:tblStylePr w:type="lastCol">
       <w:rPr>
+        <w:rFonts w:eastAsia="黑体"/>
         <w:b/>
         <w:bCs/>
         <w:color w:themeColor="background1" w:val="FFFFFF"/>
@@ -7432,6 +7774,7 @@
     </w:tblStylePr>
     <w:tblStylePr w:type="nwCell">
       <w:rPr>
+        <w:rFonts w:eastAsia="黑体"/>
         <w:color w:themeColor="background1" w:val="FFFFFF"/>
       </w:rPr>
       <w:tblPr/>
@@ -7475,6 +7818,7 @@
         <w:spacing w:after="0" w:before="0" w:line="240" w:lineRule="auto"/>
       </w:pPr>
       <w:rPr>
+        <w:rFonts w:eastAsia="黑体"/>
         <w:b/>
         <w:bCs/>
         <w:color w:themeColor="background1" w:val="FFFFFF"/>
@@ -7497,6 +7841,7 @@
         <w:spacing w:after="0" w:before="0" w:line="240" w:lineRule="auto"/>
       </w:pPr>
       <w:rPr>
+        <w:rFonts w:eastAsia="黑体"/>
         <w:color w:val="auto"/>
       </w:rPr>
       <w:tblPr/>
@@ -7514,6 +7859,7 @@
     </w:tblStylePr>
     <w:tblStylePr w:type="firstCol">
       <w:rPr>
+        <w:rFonts w:eastAsia="黑体"/>
         <w:b/>
         <w:bCs/>
         <w:color w:themeColor="background1" w:val="FFFFFF"/>
@@ -7533,6 +7879,7 @@
     </w:tblStylePr>
     <w:tblStylePr w:type="lastCol">
       <w:rPr>
+        <w:rFonts w:eastAsia="黑体"/>
         <w:b/>
         <w:bCs/>
         <w:color w:themeColor="background1" w:val="FFFFFF"/>
@@ -7581,6 +7928,7 @@
     </w:tblStylePr>
     <w:tblStylePr w:type="nwCell">
       <w:rPr>
+        <w:rFonts w:eastAsia="黑体"/>
         <w:color w:themeColor="background1" w:val="FFFFFF"/>
       </w:rPr>
       <w:tblPr/>
@@ -7624,6 +7972,7 @@
         <w:spacing w:after="0" w:before="0" w:line="240" w:lineRule="auto"/>
       </w:pPr>
       <w:rPr>
+        <w:rFonts w:eastAsia="黑体"/>
         <w:b/>
         <w:bCs/>
         <w:color w:themeColor="background1" w:val="FFFFFF"/>
@@ -7646,6 +7995,7 @@
         <w:spacing w:after="0" w:before="0" w:line="240" w:lineRule="auto"/>
       </w:pPr>
       <w:rPr>
+        <w:rFonts w:eastAsia="黑体"/>
         <w:color w:val="auto"/>
       </w:rPr>
       <w:tblPr/>
@@ -7663,6 +8013,7 @@
     </w:tblStylePr>
     <w:tblStylePr w:type="firstCol">
       <w:rPr>
+        <w:rFonts w:eastAsia="黑体"/>
         <w:b/>
         <w:bCs/>
         <w:color w:themeColor="background1" w:val="FFFFFF"/>
@@ -7682,6 +8033,7 @@
     </w:tblStylePr>
     <w:tblStylePr w:type="lastCol">
       <w:rPr>
+        <w:rFonts w:eastAsia="黑体"/>
         <w:b/>
         <w:bCs/>
         <w:color w:themeColor="background1" w:val="FFFFFF"/>
@@ -7730,6 +8082,7 @@
     </w:tblStylePr>
     <w:tblStylePr w:type="nwCell">
       <w:rPr>
+        <w:rFonts w:eastAsia="黑体"/>
         <w:color w:themeColor="background1" w:val="FFFFFF"/>
       </w:rPr>
       <w:tblPr/>
@@ -7773,6 +8126,7 @@
         <w:spacing w:after="0" w:before="0" w:line="240" w:lineRule="auto"/>
       </w:pPr>
       <w:rPr>
+        <w:rFonts w:eastAsia="黑体"/>
         <w:b/>
         <w:bCs/>
         <w:color w:themeColor="background1" w:val="FFFFFF"/>
@@ -7795,6 +8149,7 @@
         <w:spacing w:after="0" w:before="0" w:line="240" w:lineRule="auto"/>
       </w:pPr>
       <w:rPr>
+        <w:rFonts w:eastAsia="黑体"/>
         <w:color w:val="auto"/>
       </w:rPr>
       <w:tblPr/>
@@ -7812,6 +8167,7 @@
     </w:tblStylePr>
     <w:tblStylePr w:type="firstCol">
       <w:rPr>
+        <w:rFonts w:eastAsia="黑体"/>
         <w:b/>
         <w:bCs/>
         <w:color w:themeColor="background1" w:val="FFFFFF"/>
@@ -7831,6 +8187,7 @@
     </w:tblStylePr>
     <w:tblStylePr w:type="lastCol">
       <w:rPr>
+        <w:rFonts w:eastAsia="黑体"/>
         <w:b/>
         <w:bCs/>
         <w:color w:themeColor="background1" w:val="FFFFFF"/>
@@ -7879,6 +8236,7 @@
     </w:tblStylePr>
     <w:tblStylePr w:type="nwCell">
       <w:rPr>
+        <w:rFonts w:eastAsia="黑体"/>
         <w:color w:themeColor="background1" w:val="FFFFFF"/>
       </w:rPr>
       <w:tblPr/>
@@ -7903,6 +8261,7 @@
       <w:spacing w:after="0" w:line="240" w:lineRule="auto"/>
     </w:pPr>
     <w:rPr>
+      <w:rFonts w:eastAsia="黑体"/>
       <w:color w:themeColor="text1" w:val="000000"/>
     </w:rPr>
     <w:tblPr>
@@ -7922,7 +8281,7 @@
     </w:tblPr>
     <w:tblStylePr w:type="firstRow">
       <w:rPr>
-        <w:rFonts w:asciiTheme="majorHAnsi" w:cstheme="majorBidi" w:eastAsiaTheme="majorEastAsia" w:hAnsiTheme="majorHAnsi"/>
+        <w:rFonts w:asciiTheme="majorHAnsi" w:cstheme="majorBidi" w:hAnsiTheme="majorHAnsi" w:eastAsia="黑体"/>
       </w:rPr>
       <w:tblPr/>
       <w:tcPr>
@@ -7934,6 +8293,7 @@
     </w:tblStylePr>
     <w:tblStylePr w:type="lastRow">
       <w:rPr>
+        <w:rFonts w:eastAsia="黑体"/>
         <w:b/>
         <w:bCs/>
         <w:color w:themeColor="text2" w:val="1F497D"/>
@@ -7948,12 +8308,14 @@
     </w:tblStylePr>
     <w:tblStylePr w:type="firstCol">
       <w:rPr>
+        <w:rFonts w:eastAsia="黑体"/>
         <w:b/>
         <w:bCs/>
       </w:rPr>
     </w:tblStylePr>
     <w:tblStylePr w:type="lastCol">
       <w:rPr>
+        <w:rFonts w:eastAsia="黑体"/>
         <w:b/>
         <w:bCs/>
       </w:rPr>
@@ -7987,6 +8349,7 @@
       <w:spacing w:after="0" w:line="240" w:lineRule="auto"/>
     </w:pPr>
     <w:rPr>
+      <w:rFonts w:eastAsia="黑体"/>
       <w:color w:themeColor="text1" w:val="000000"/>
     </w:rPr>
     <w:tblPr>
@@ -8006,7 +8369,7 @@
     </w:tblPr>
     <w:tblStylePr w:type="firstRow">
       <w:rPr>
-        <w:rFonts w:asciiTheme="majorHAnsi" w:cstheme="majorBidi" w:eastAsiaTheme="majorEastAsia" w:hAnsiTheme="majorHAnsi"/>
+        <w:rFonts w:asciiTheme="majorHAnsi" w:cstheme="majorBidi" w:hAnsiTheme="majorHAnsi" w:eastAsia="黑体"/>
       </w:rPr>
       <w:tblPr/>
       <w:tcPr>
@@ -8018,6 +8381,7 @@
     </w:tblStylePr>
     <w:tblStylePr w:type="lastRow">
       <w:rPr>
+        <w:rFonts w:eastAsia="黑体"/>
         <w:b/>
         <w:bCs/>
         <w:color w:themeColor="text2" w:val="1F497D"/>
@@ -8032,12 +8396,14 @@
     </w:tblStylePr>
     <w:tblStylePr w:type="firstCol">
       <w:rPr>
+        <w:rFonts w:eastAsia="黑体"/>
         <w:b/>
         <w:bCs/>
       </w:rPr>
     </w:tblStylePr>
     <w:tblStylePr w:type="lastCol">
       <w:rPr>
+        <w:rFonts w:eastAsia="黑体"/>
         <w:b/>
         <w:bCs/>
       </w:rPr>
@@ -8071,6 +8437,7 @@
       <w:spacing w:after="0" w:line="240" w:lineRule="auto"/>
     </w:pPr>
     <w:rPr>
+      <w:rFonts w:eastAsia="黑体"/>
       <w:color w:themeColor="text1" w:val="000000"/>
     </w:rPr>
     <w:tblPr>
@@ -8090,7 +8457,7 @@
     </w:tblPr>
     <w:tblStylePr w:type="firstRow">
       <w:rPr>
-        <w:rFonts w:asciiTheme="majorHAnsi" w:cstheme="majorBidi" w:eastAsiaTheme="majorEastAsia" w:hAnsiTheme="majorHAnsi"/>
+        <w:rFonts w:asciiTheme="majorHAnsi" w:cstheme="majorBidi" w:hAnsiTheme="majorHAnsi" w:eastAsia="黑体"/>
       </w:rPr>
       <w:tblPr/>
       <w:tcPr>
@@ -8102,6 +8469,7 @@
     </w:tblStylePr>
     <w:tblStylePr w:type="lastRow">
       <w:rPr>
+        <w:rFonts w:eastAsia="黑体"/>
         <w:b/>
         <w:bCs/>
         <w:color w:themeColor="text2" w:val="1F497D"/>
@@ -8116,12 +8484,14 @@
     </w:tblStylePr>
     <w:tblStylePr w:type="firstCol">
       <w:rPr>
+        <w:rFonts w:eastAsia="黑体"/>
         <w:b/>
         <w:bCs/>
       </w:rPr>
     </w:tblStylePr>
     <w:tblStylePr w:type="lastCol">
       <w:rPr>
+        <w:rFonts w:eastAsia="黑体"/>
         <w:b/>
         <w:bCs/>
       </w:rPr>
@@ -8155,6 +8525,7 @@
       <w:spacing w:after="0" w:line="240" w:lineRule="auto"/>
     </w:pPr>
     <w:rPr>
+      <w:rFonts w:eastAsia="黑体"/>
       <w:color w:themeColor="text1" w:val="000000"/>
     </w:rPr>
     <w:tblPr>
@@ -8174,7 +8545,7 @@
     </w:tblPr>
     <w:tblStylePr w:type="firstRow">
       <w:rPr>
-        <w:rFonts w:asciiTheme="majorHAnsi" w:cstheme="majorBidi" w:eastAsiaTheme="majorEastAsia" w:hAnsiTheme="majorHAnsi"/>
+        <w:rFonts w:asciiTheme="majorHAnsi" w:cstheme="majorBidi" w:hAnsiTheme="majorHAnsi" w:eastAsia="黑体"/>
       </w:rPr>
       <w:tblPr/>
       <w:tcPr>
@@ -8186,6 +8557,7 @@
     </w:tblStylePr>
     <w:tblStylePr w:type="lastRow">
       <w:rPr>
+        <w:rFonts w:eastAsia="黑体"/>
         <w:b/>
         <w:bCs/>
         <w:color w:themeColor="text2" w:val="1F497D"/>
@@ -8200,12 +8572,14 @@
     </w:tblStylePr>
     <w:tblStylePr w:type="firstCol">
       <w:rPr>
+        <w:rFonts w:eastAsia="黑体"/>
         <w:b/>
         <w:bCs/>
       </w:rPr>
     </w:tblStylePr>
     <w:tblStylePr w:type="lastCol">
       <w:rPr>
+        <w:rFonts w:eastAsia="黑体"/>
         <w:b/>
         <w:bCs/>
       </w:rPr>
@@ -8239,6 +8613,7 @@
       <w:spacing w:after="0" w:line="240" w:lineRule="auto"/>
     </w:pPr>
     <w:rPr>
+      <w:rFonts w:eastAsia="黑体"/>
       <w:color w:themeColor="text1" w:val="000000"/>
     </w:rPr>
     <w:tblPr>
@@ -8258,7 +8633,7 @@
     </w:tblPr>
     <w:tblStylePr w:type="firstRow">
       <w:rPr>
-        <w:rFonts w:asciiTheme="majorHAnsi" w:cstheme="majorBidi" w:eastAsiaTheme="majorEastAsia" w:hAnsiTheme="majorHAnsi"/>
+        <w:rFonts w:asciiTheme="majorHAnsi" w:cstheme="majorBidi" w:hAnsiTheme="majorHAnsi" w:eastAsia="黑体"/>
       </w:rPr>
       <w:tblPr/>
       <w:tcPr>
@@ -8270,6 +8645,7 @@
     </w:tblStylePr>
     <w:tblStylePr w:type="lastRow">
       <w:rPr>
+        <w:rFonts w:eastAsia="黑体"/>
         <w:b/>
         <w:bCs/>
         <w:color w:themeColor="text2" w:val="1F497D"/>
@@ -8284,12 +8660,14 @@
     </w:tblStylePr>
     <w:tblStylePr w:type="firstCol">
       <w:rPr>
+        <w:rFonts w:eastAsia="黑体"/>
         <w:b/>
         <w:bCs/>
       </w:rPr>
     </w:tblStylePr>
     <w:tblStylePr w:type="lastCol">
       <w:rPr>
+        <w:rFonts w:eastAsia="黑体"/>
         <w:b/>
         <w:bCs/>
       </w:rPr>
@@ -8323,6 +8701,7 @@
       <w:spacing w:after="0" w:line="240" w:lineRule="auto"/>
     </w:pPr>
     <w:rPr>
+      <w:rFonts w:eastAsia="黑体"/>
       <w:color w:themeColor="text1" w:val="000000"/>
     </w:rPr>
     <w:tblPr>
@@ -8342,7 +8721,7 @@
     </w:tblPr>
     <w:tblStylePr w:type="firstRow">
       <w:rPr>
-        <w:rFonts w:asciiTheme="majorHAnsi" w:cstheme="majorBidi" w:eastAsiaTheme="majorEastAsia" w:hAnsiTheme="majorHAnsi"/>
+        <w:rFonts w:asciiTheme="majorHAnsi" w:cstheme="majorBidi" w:hAnsiTheme="majorHAnsi" w:eastAsia="黑体"/>
       </w:rPr>
       <w:tblPr/>
       <w:tcPr>
@@ -8354,6 +8733,7 @@
     </w:tblStylePr>
     <w:tblStylePr w:type="lastRow">
       <w:rPr>
+        <w:rFonts w:eastAsia="黑体"/>
         <w:b/>
         <w:bCs/>
         <w:color w:themeColor="text2" w:val="1F497D"/>
@@ -8368,12 +8748,14 @@
     </w:tblStylePr>
     <w:tblStylePr w:type="firstCol">
       <w:rPr>
+        <w:rFonts w:eastAsia="黑体"/>
         <w:b/>
         <w:bCs/>
       </w:rPr>
     </w:tblStylePr>
     <w:tblStylePr w:type="lastCol">
       <w:rPr>
+        <w:rFonts w:eastAsia="黑体"/>
         <w:b/>
         <w:bCs/>
       </w:rPr>
@@ -8407,6 +8789,7 @@
       <w:spacing w:after="0" w:line="240" w:lineRule="auto"/>
     </w:pPr>
     <w:rPr>
+      <w:rFonts w:eastAsia="黑体"/>
       <w:color w:themeColor="text1" w:val="000000"/>
     </w:rPr>
     <w:tblPr>
@@ -8426,7 +8809,7 @@
     </w:tblPr>
     <w:tblStylePr w:type="firstRow">
       <w:rPr>
-        <w:rFonts w:asciiTheme="majorHAnsi" w:cstheme="majorBidi" w:eastAsiaTheme="majorEastAsia" w:hAnsiTheme="majorHAnsi"/>
+        <w:rFonts w:asciiTheme="majorHAnsi" w:cstheme="majorBidi" w:hAnsiTheme="majorHAnsi" w:eastAsia="黑体"/>
       </w:rPr>
       <w:tblPr/>
       <w:tcPr>
@@ -8438,6 +8821,7 @@
     </w:tblStylePr>
     <w:tblStylePr w:type="lastRow">
       <w:rPr>
+        <w:rFonts w:eastAsia="黑体"/>
         <w:b/>
         <w:bCs/>
         <w:color w:themeColor="text2" w:val="1F497D"/>
@@ -8452,12 +8836,14 @@
     </w:tblStylePr>
     <w:tblStylePr w:type="firstCol">
       <w:rPr>
+        <w:rFonts w:eastAsia="黑体"/>
         <w:b/>
         <w:bCs/>
       </w:rPr>
     </w:tblStylePr>
     <w:tblStylePr w:type="lastCol">
       <w:rPr>
+        <w:rFonts w:eastAsia="黑体"/>
         <w:b/>
         <w:bCs/>
       </w:rPr>
@@ -8491,7 +8877,7 @@
       <w:spacing w:after="0" w:line="240" w:lineRule="auto"/>
     </w:pPr>
     <w:rPr>
-      <w:rFonts w:asciiTheme="majorHAnsi" w:cstheme="majorBidi" w:eastAsiaTheme="majorEastAsia" w:hAnsiTheme="majorHAnsi"/>
+      <w:rFonts w:asciiTheme="majorHAnsi" w:cstheme="majorBidi" w:hAnsiTheme="majorHAnsi" w:eastAsia="黑体"/>
       <w:color w:themeColor="text1" w:val="000000"/>
     </w:rPr>
     <w:tblPr>
@@ -8513,6 +8899,7 @@
     </w:tblPr>
     <w:tblStylePr w:type="firstRow">
       <w:rPr>
+        <w:rFonts w:eastAsia="黑体"/>
         <w:sz w:val="24"/>
         <w:szCs w:val="24"/>
       </w:rPr>
@@ -8619,7 +9006,7 @@
       <w:spacing w:after="0" w:line="240" w:lineRule="auto"/>
     </w:pPr>
     <w:rPr>
-      <w:rFonts w:asciiTheme="majorHAnsi" w:cstheme="majorBidi" w:eastAsiaTheme="majorEastAsia" w:hAnsiTheme="majorHAnsi"/>
+      <w:rFonts w:asciiTheme="majorHAnsi" w:cstheme="majorBidi" w:hAnsiTheme="majorHAnsi" w:eastAsia="黑体"/>
       <w:color w:themeColor="text1" w:val="000000"/>
     </w:rPr>
     <w:tblPr>
@@ -8641,6 +9028,7 @@
     </w:tblPr>
     <w:tblStylePr w:type="firstRow">
       <w:rPr>
+        <w:rFonts w:eastAsia="黑体"/>
         <w:sz w:val="24"/>
         <w:szCs w:val="24"/>
       </w:rPr>
@@ -8747,7 +9135,7 @@
       <w:spacing w:after="0" w:line="240" w:lineRule="auto"/>
     </w:pPr>
     <w:rPr>
-      <w:rFonts w:asciiTheme="majorHAnsi" w:cstheme="majorBidi" w:eastAsiaTheme="majorEastAsia" w:hAnsiTheme="majorHAnsi"/>
+      <w:rFonts w:asciiTheme="majorHAnsi" w:cstheme="majorBidi" w:hAnsiTheme="majorHAnsi" w:eastAsia="黑体"/>
       <w:color w:themeColor="text1" w:val="000000"/>
     </w:rPr>
     <w:tblPr>
@@ -8769,6 +9157,7 @@
     </w:tblPr>
     <w:tblStylePr w:type="firstRow">
       <w:rPr>
+        <w:rFonts w:eastAsia="黑体"/>
         <w:sz w:val="24"/>
         <w:szCs w:val="24"/>
       </w:rPr>
@@ -8875,7 +9264,7 @@
       <w:spacing w:after="0" w:line="240" w:lineRule="auto"/>
     </w:pPr>
     <w:rPr>
-      <w:rFonts w:asciiTheme="majorHAnsi" w:cstheme="majorBidi" w:eastAsiaTheme="majorEastAsia" w:hAnsiTheme="majorHAnsi"/>
+      <w:rFonts w:asciiTheme="majorHAnsi" w:cstheme="majorBidi" w:hAnsiTheme="majorHAnsi" w:eastAsia="黑体"/>
       <w:color w:themeColor="text1" w:val="000000"/>
     </w:rPr>
     <w:tblPr>
@@ -8897,6 +9286,7 @@
     </w:tblPr>
     <w:tblStylePr w:type="firstRow">
       <w:rPr>
+        <w:rFonts w:eastAsia="黑体"/>
         <w:sz w:val="24"/>
         <w:szCs w:val="24"/>
       </w:rPr>
@@ -9003,7 +9393,7 @@
       <w:spacing w:after="0" w:line="240" w:lineRule="auto"/>
     </w:pPr>
     <w:rPr>
-      <w:rFonts w:asciiTheme="majorHAnsi" w:cstheme="majorBidi" w:eastAsiaTheme="majorEastAsia" w:hAnsiTheme="majorHAnsi"/>
+      <w:rFonts w:asciiTheme="majorHAnsi" w:cstheme="majorBidi" w:hAnsiTheme="majorHAnsi" w:eastAsia="黑体"/>
       <w:color w:themeColor="text1" w:val="000000"/>
     </w:rPr>
     <w:tblPr>
@@ -9025,6 +9415,7 @@
     </w:tblPr>
     <w:tblStylePr w:type="firstRow">
       <w:rPr>
+        <w:rFonts w:eastAsia="黑体"/>
         <w:sz w:val="24"/>
         <w:szCs w:val="24"/>
       </w:rPr>
@@ -9131,7 +9522,7 @@
       <w:spacing w:after="0" w:line="240" w:lineRule="auto"/>
     </w:pPr>
     <w:rPr>
-      <w:rFonts w:asciiTheme="majorHAnsi" w:cstheme="majorBidi" w:eastAsiaTheme="majorEastAsia" w:hAnsiTheme="majorHAnsi"/>
+      <w:rFonts w:asciiTheme="majorHAnsi" w:cstheme="majorBidi" w:hAnsiTheme="majorHAnsi" w:eastAsia="黑体"/>
       <w:color w:themeColor="text1" w:val="000000"/>
     </w:rPr>
     <w:tblPr>
@@ -9153,6 +9544,7 @@
     </w:tblPr>
     <w:tblStylePr w:type="firstRow">
       <w:rPr>
+        <w:rFonts w:eastAsia="黑体"/>
         <w:sz w:val="24"/>
         <w:szCs w:val="24"/>
       </w:rPr>
@@ -9259,7 +9651,7 @@
       <w:spacing w:after="0" w:line="240" w:lineRule="auto"/>
     </w:pPr>
     <w:rPr>
-      <w:rFonts w:asciiTheme="majorHAnsi" w:cstheme="majorBidi" w:eastAsiaTheme="majorEastAsia" w:hAnsiTheme="majorHAnsi"/>
+      <w:rFonts w:asciiTheme="majorHAnsi" w:cstheme="majorBidi" w:hAnsiTheme="majorHAnsi" w:eastAsia="黑体"/>
       <w:color w:themeColor="text1" w:val="000000"/>
     </w:rPr>
     <w:tblPr>
@@ -9281,6 +9673,7 @@
     </w:tblPr>
     <w:tblStylePr w:type="firstRow">
       <w:rPr>
+        <w:rFonts w:eastAsia="黑体"/>
         <w:sz w:val="24"/>
         <w:szCs w:val="24"/>
       </w:rPr>
@@ -9410,12 +9803,14 @@
     </w:tcPr>
     <w:tblStylePr w:type="firstRow">
       <w:rPr>
+        <w:rFonts w:eastAsia="黑体"/>
         <w:b/>
         <w:bCs/>
       </w:rPr>
     </w:tblStylePr>
     <w:tblStylePr w:type="lastRow">
       <w:rPr>
+        <w:rFonts w:eastAsia="黑体"/>
         <w:b/>
         <w:bCs/>
       </w:rPr>
@@ -9428,12 +9823,14 @@
     </w:tblStylePr>
     <w:tblStylePr w:type="firstCol">
       <w:rPr>
+        <w:rFonts w:eastAsia="黑体"/>
         <w:b/>
         <w:bCs/>
       </w:rPr>
     </w:tblStylePr>
     <w:tblStylePr w:type="lastCol">
       <w:rPr>
+        <w:rFonts w:eastAsia="黑体"/>
         <w:b/>
         <w:bCs/>
       </w:rPr>
@@ -9483,12 +9880,14 @@
     </w:tcPr>
     <w:tblStylePr w:type="firstRow">
       <w:rPr>
+        <w:rFonts w:eastAsia="黑体"/>
         <w:b/>
         <w:bCs/>
       </w:rPr>
     </w:tblStylePr>
     <w:tblStylePr w:type="lastRow">
       <w:rPr>
+        <w:rFonts w:eastAsia="黑体"/>
         <w:b/>
         <w:bCs/>
       </w:rPr>
@@ -9501,12 +9900,14 @@
     </w:tblStylePr>
     <w:tblStylePr w:type="firstCol">
       <w:rPr>
+        <w:rFonts w:eastAsia="黑体"/>
         <w:b/>
         <w:bCs/>
       </w:rPr>
     </w:tblStylePr>
     <w:tblStylePr w:type="lastCol">
       <w:rPr>
+        <w:rFonts w:eastAsia="黑体"/>
         <w:b/>
         <w:bCs/>
       </w:rPr>
@@ -9556,12 +9957,14 @@
     </w:tcPr>
     <w:tblStylePr w:type="firstRow">
       <w:rPr>
+        <w:rFonts w:eastAsia="黑体"/>
         <w:b/>
         <w:bCs/>
       </w:rPr>
     </w:tblStylePr>
     <w:tblStylePr w:type="lastRow">
       <w:rPr>
+        <w:rFonts w:eastAsia="黑体"/>
         <w:b/>
         <w:bCs/>
       </w:rPr>
@@ -9574,12 +9977,14 @@
     </w:tblStylePr>
     <w:tblStylePr w:type="firstCol">
       <w:rPr>
+        <w:rFonts w:eastAsia="黑体"/>
         <w:b/>
         <w:bCs/>
       </w:rPr>
     </w:tblStylePr>
     <w:tblStylePr w:type="lastCol">
       <w:rPr>
+        <w:rFonts w:eastAsia="黑体"/>
         <w:b/>
         <w:bCs/>
       </w:rPr>
@@ -9629,12 +10034,14 @@
     </w:tcPr>
     <w:tblStylePr w:type="firstRow">
       <w:rPr>
+        <w:rFonts w:eastAsia="黑体"/>
         <w:b/>
         <w:bCs/>
       </w:rPr>
     </w:tblStylePr>
     <w:tblStylePr w:type="lastRow">
       <w:rPr>
+        <w:rFonts w:eastAsia="黑体"/>
         <w:b/>
         <w:bCs/>
       </w:rPr>
@@ -9647,12 +10054,14 @@
     </w:tblStylePr>
     <w:tblStylePr w:type="firstCol">
       <w:rPr>
+        <w:rFonts w:eastAsia="黑体"/>
         <w:b/>
         <w:bCs/>
       </w:rPr>
     </w:tblStylePr>
     <w:tblStylePr w:type="lastCol">
       <w:rPr>
+        <w:rFonts w:eastAsia="黑体"/>
         <w:b/>
         <w:bCs/>
       </w:rPr>
@@ -9702,12 +10111,14 @@
     </w:tcPr>
     <w:tblStylePr w:type="firstRow">
       <w:rPr>
+        <w:rFonts w:eastAsia="黑体"/>
         <w:b/>
         <w:bCs/>
       </w:rPr>
     </w:tblStylePr>
     <w:tblStylePr w:type="lastRow">
       <w:rPr>
+        <w:rFonts w:eastAsia="黑体"/>
         <w:b/>
         <w:bCs/>
       </w:rPr>
@@ -9720,12 +10131,14 @@
     </w:tblStylePr>
     <w:tblStylePr w:type="firstCol">
       <w:rPr>
+        <w:rFonts w:eastAsia="黑体"/>
         <w:b/>
         <w:bCs/>
       </w:rPr>
     </w:tblStylePr>
     <w:tblStylePr w:type="lastCol">
       <w:rPr>
+        <w:rFonts w:eastAsia="黑体"/>
         <w:b/>
         <w:bCs/>
       </w:rPr>
@@ -9775,12 +10188,14 @@
     </w:tcPr>
     <w:tblStylePr w:type="firstRow">
       <w:rPr>
+        <w:rFonts w:eastAsia="黑体"/>
         <w:b/>
         <w:bCs/>
       </w:rPr>
     </w:tblStylePr>
     <w:tblStylePr w:type="lastRow">
       <w:rPr>
+        <w:rFonts w:eastAsia="黑体"/>
         <w:b/>
         <w:bCs/>
       </w:rPr>
@@ -9793,12 +10208,14 @@
     </w:tblStylePr>
     <w:tblStylePr w:type="firstCol">
       <w:rPr>
+        <w:rFonts w:eastAsia="黑体"/>
         <w:b/>
         <w:bCs/>
       </w:rPr>
     </w:tblStylePr>
     <w:tblStylePr w:type="lastCol">
       <w:rPr>
+        <w:rFonts w:eastAsia="黑体"/>
         <w:b/>
         <w:bCs/>
       </w:rPr>
@@ -9848,12 +10265,14 @@
     </w:tcPr>
     <w:tblStylePr w:type="firstRow">
       <w:rPr>
+        <w:rFonts w:eastAsia="黑体"/>
         <w:b/>
         <w:bCs/>
       </w:rPr>
     </w:tblStylePr>
     <w:tblStylePr w:type="lastRow">
       <w:rPr>
+        <w:rFonts w:eastAsia="黑体"/>
         <w:b/>
         <w:bCs/>
       </w:rPr>
@@ -9866,12 +10285,14 @@
     </w:tblStylePr>
     <w:tblStylePr w:type="firstCol">
       <w:rPr>
+        <w:rFonts w:eastAsia="黑体"/>
         <w:b/>
         <w:bCs/>
       </w:rPr>
     </w:tblStylePr>
     <w:tblStylePr w:type="lastCol">
       <w:rPr>
+        <w:rFonts w:eastAsia="黑体"/>
         <w:b/>
         <w:bCs/>
       </w:rPr>
@@ -9898,7 +10319,7 @@
       <w:spacing w:after="0" w:line="240" w:lineRule="auto"/>
     </w:pPr>
     <w:rPr>
-      <w:rFonts w:asciiTheme="majorHAnsi" w:cstheme="majorBidi" w:eastAsiaTheme="majorEastAsia" w:hAnsiTheme="majorHAnsi"/>
+      <w:rFonts w:asciiTheme="majorHAnsi" w:cstheme="majorBidi" w:hAnsiTheme="majorHAnsi" w:eastAsia="黑体"/>
       <w:color w:themeColor="text1" w:val="000000"/>
     </w:rPr>
     <w:tblPr>
@@ -9925,6 +10346,7 @@
     </w:tcPr>
     <w:tblStylePr w:type="firstRow">
       <w:rPr>
+        <w:rFonts w:eastAsia="黑体"/>
         <w:b/>
         <w:bCs/>
         <w:color w:themeColor="text1" w:val="000000"/>
@@ -9936,6 +10358,7 @@
     </w:tblStylePr>
     <w:tblStylePr w:type="lastRow">
       <w:rPr>
+        <w:rFonts w:eastAsia="黑体"/>
         <w:b/>
         <w:bCs/>
         <w:color w:themeColor="text1" w:val="000000"/>
@@ -9955,6 +10378,7 @@
     </w:tblStylePr>
     <w:tblStylePr w:type="firstCol">
       <w:rPr>
+        <w:rFonts w:eastAsia="黑体"/>
         <w:b/>
         <w:bCs/>
         <w:color w:themeColor="text1" w:val="000000"/>
@@ -9974,6 +10398,7 @@
     </w:tblStylePr>
     <w:tblStylePr w:type="lastCol">
       <w:rPr>
+        <w:rFonts w:eastAsia="黑体"/>
         <w:b w:val="0"/>
         <w:bCs w:val="0"/>
         <w:color w:themeColor="text1" w:val="000000"/>
@@ -10023,7 +10448,7 @@
       <w:spacing w:after="0" w:line="240" w:lineRule="auto"/>
     </w:pPr>
     <w:rPr>
-      <w:rFonts w:asciiTheme="majorHAnsi" w:cstheme="majorBidi" w:eastAsiaTheme="majorEastAsia" w:hAnsiTheme="majorHAnsi"/>
+      <w:rFonts w:asciiTheme="majorHAnsi" w:cstheme="majorBidi" w:hAnsiTheme="majorHAnsi" w:eastAsia="黑体"/>
       <w:color w:themeColor="text1" w:val="000000"/>
     </w:rPr>
     <w:tblPr>
@@ -10050,6 +10475,7 @@
     </w:tcPr>
     <w:tblStylePr w:type="firstRow">
       <w:rPr>
+        <w:rFonts w:eastAsia="黑体"/>
         <w:b/>
         <w:bCs/>
         <w:color w:themeColor="text1" w:val="000000"/>
@@ -10061,6 +10487,7 @@
     </w:tblStylePr>
     <w:tblStylePr w:type="lastRow">
       <w:rPr>
+        <w:rFonts w:eastAsia="黑体"/>
         <w:b/>
         <w:bCs/>
         <w:color w:themeColor="text1" w:val="000000"/>
@@ -10080,6 +10507,7 @@
     </w:tblStylePr>
     <w:tblStylePr w:type="firstCol">
       <w:rPr>
+        <w:rFonts w:eastAsia="黑体"/>
         <w:b/>
         <w:bCs/>
         <w:color w:themeColor="text1" w:val="000000"/>
@@ -10099,6 +10527,7 @@
     </w:tblStylePr>
     <w:tblStylePr w:type="lastCol">
       <w:rPr>
+        <w:rFonts w:eastAsia="黑体"/>
         <w:b w:val="0"/>
         <w:bCs w:val="0"/>
         <w:color w:themeColor="text1" w:val="000000"/>
@@ -10148,7 +10577,7 @@
       <w:spacing w:after="0" w:line="240" w:lineRule="auto"/>
     </w:pPr>
     <w:rPr>
-      <w:rFonts w:asciiTheme="majorHAnsi" w:cstheme="majorBidi" w:eastAsiaTheme="majorEastAsia" w:hAnsiTheme="majorHAnsi"/>
+      <w:rFonts w:asciiTheme="majorHAnsi" w:cstheme="majorBidi" w:hAnsiTheme="majorHAnsi" w:eastAsia="黑体"/>
       <w:color w:themeColor="text1" w:val="000000"/>
     </w:rPr>
     <w:tblPr>
@@ -10175,6 +10604,7 @@
     </w:tcPr>
     <w:tblStylePr w:type="firstRow">
       <w:rPr>
+        <w:rFonts w:eastAsia="黑体"/>
         <w:b/>
         <w:bCs/>
         <w:color w:themeColor="text1" w:val="000000"/>
@@ -10186,6 +10616,7 @@
     </w:tblStylePr>
     <w:tblStylePr w:type="lastRow">
       <w:rPr>
+        <w:rFonts w:eastAsia="黑体"/>
         <w:b/>
         <w:bCs/>
         <w:color w:themeColor="text1" w:val="000000"/>
@@ -10205,6 +10636,7 @@
     </w:tblStylePr>
     <w:tblStylePr w:type="firstCol">
       <w:rPr>
+        <w:rFonts w:eastAsia="黑体"/>
         <w:b/>
         <w:bCs/>
         <w:color w:themeColor="text1" w:val="000000"/>
@@ -10224,6 +10656,7 @@
     </w:tblStylePr>
     <w:tblStylePr w:type="lastCol">
       <w:rPr>
+        <w:rFonts w:eastAsia="黑体"/>
         <w:b w:val="0"/>
         <w:bCs w:val="0"/>
         <w:color w:themeColor="text1" w:val="000000"/>
@@ -10273,7 +10706,7 @@
       <w:spacing w:after="0" w:line="240" w:lineRule="auto"/>
     </w:pPr>
     <w:rPr>
-      <w:rFonts w:asciiTheme="majorHAnsi" w:cstheme="majorBidi" w:eastAsiaTheme="majorEastAsia" w:hAnsiTheme="majorHAnsi"/>
+      <w:rFonts w:asciiTheme="majorHAnsi" w:cstheme="majorBidi" w:hAnsiTheme="majorHAnsi" w:eastAsia="黑体"/>
       <w:color w:themeColor="text1" w:val="000000"/>
     </w:rPr>
     <w:tblPr>
@@ -10300,6 +10733,7 @@
     </w:tcPr>
     <w:tblStylePr w:type="firstRow">
       <w:rPr>
+        <w:rFonts w:eastAsia="黑体"/>
         <w:b/>
         <w:bCs/>
         <w:color w:themeColor="text1" w:val="000000"/>
@@ -10311,6 +10745,7 @@
     </w:tblStylePr>
     <w:tblStylePr w:type="lastRow">
       <w:rPr>
+        <w:rFonts w:eastAsia="黑体"/>
         <w:b/>
         <w:bCs/>
         <w:color w:themeColor="text1" w:val="000000"/>
@@ -10330,6 +10765,7 @@
     </w:tblStylePr>
     <w:tblStylePr w:type="firstCol">
       <w:rPr>
+        <w:rFonts w:eastAsia="黑体"/>
         <w:b/>
         <w:bCs/>
         <w:color w:themeColor="text1" w:val="000000"/>
@@ -10349,6 +10785,7 @@
     </w:tblStylePr>
     <w:tblStylePr w:type="lastCol">
       <w:rPr>
+        <w:rFonts w:eastAsia="黑体"/>
         <w:b w:val="0"/>
         <w:bCs w:val="0"/>
         <w:color w:themeColor="text1" w:val="000000"/>
@@ -10398,7 +10835,7 @@
       <w:spacing w:after="0" w:line="240" w:lineRule="auto"/>
     </w:pPr>
     <w:rPr>
-      <w:rFonts w:asciiTheme="majorHAnsi" w:cstheme="majorBidi" w:eastAsiaTheme="majorEastAsia" w:hAnsiTheme="majorHAnsi"/>
+      <w:rFonts w:asciiTheme="majorHAnsi" w:cstheme="majorBidi" w:hAnsiTheme="majorHAnsi" w:eastAsia="黑体"/>
       <w:color w:themeColor="text1" w:val="000000"/>
     </w:rPr>
     <w:tblPr>
@@ -10425,6 +10862,7 @@
     </w:tcPr>
     <w:tblStylePr w:type="firstRow">
       <w:rPr>
+        <w:rFonts w:eastAsia="黑体"/>
         <w:b/>
         <w:bCs/>
         <w:color w:themeColor="text1" w:val="000000"/>
@@ -10436,6 +10874,7 @@
     </w:tblStylePr>
     <w:tblStylePr w:type="lastRow">
       <w:rPr>
+        <w:rFonts w:eastAsia="黑体"/>
         <w:b/>
         <w:bCs/>
         <w:color w:themeColor="text1" w:val="000000"/>
@@ -10455,6 +10894,7 @@
     </w:tblStylePr>
     <w:tblStylePr w:type="firstCol">
       <w:rPr>
+        <w:rFonts w:eastAsia="黑体"/>
         <w:b/>
         <w:bCs/>
         <w:color w:themeColor="text1" w:val="000000"/>
@@ -10474,6 +10914,7 @@
     </w:tblStylePr>
     <w:tblStylePr w:type="lastCol">
       <w:rPr>
+        <w:rFonts w:eastAsia="黑体"/>
         <w:b w:val="0"/>
         <w:bCs w:val="0"/>
         <w:color w:themeColor="text1" w:val="000000"/>
@@ -10523,7 +10964,7 @@
       <w:spacing w:after="0" w:line="240" w:lineRule="auto"/>
     </w:pPr>
     <w:rPr>
-      <w:rFonts w:asciiTheme="majorHAnsi" w:cstheme="majorBidi" w:eastAsiaTheme="majorEastAsia" w:hAnsiTheme="majorHAnsi"/>
+      <w:rFonts w:asciiTheme="majorHAnsi" w:cstheme="majorBidi" w:hAnsiTheme="majorHAnsi" w:eastAsia="黑体"/>
       <w:color w:themeColor="text1" w:val="000000"/>
     </w:rPr>
     <w:tblPr>
@@ -10550,6 +10991,7 @@
     </w:tcPr>
     <w:tblStylePr w:type="firstRow">
       <w:rPr>
+        <w:rFonts w:eastAsia="黑体"/>
         <w:b/>
         <w:bCs/>
         <w:color w:themeColor="text1" w:val="000000"/>
@@ -10561,6 +11003,7 @@
     </w:tblStylePr>
     <w:tblStylePr w:type="lastRow">
       <w:rPr>
+        <w:rFonts w:eastAsia="黑体"/>
         <w:b/>
         <w:bCs/>
         <w:color w:themeColor="text1" w:val="000000"/>
@@ -10580,6 +11023,7 @@
     </w:tblStylePr>
     <w:tblStylePr w:type="firstCol">
       <w:rPr>
+        <w:rFonts w:eastAsia="黑体"/>
         <w:b/>
         <w:bCs/>
         <w:color w:themeColor="text1" w:val="000000"/>
@@ -10599,6 +11043,7 @@
     </w:tblStylePr>
     <w:tblStylePr w:type="lastCol">
       <w:rPr>
+        <w:rFonts w:eastAsia="黑体"/>
         <w:b w:val="0"/>
         <w:bCs w:val="0"/>
         <w:color w:themeColor="text1" w:val="000000"/>
@@ -10648,7 +11093,7 @@
       <w:spacing w:after="0" w:line="240" w:lineRule="auto"/>
     </w:pPr>
     <w:rPr>
-      <w:rFonts w:asciiTheme="majorHAnsi" w:cstheme="majorBidi" w:eastAsiaTheme="majorEastAsia" w:hAnsiTheme="majorHAnsi"/>
+      <w:rFonts w:asciiTheme="majorHAnsi" w:cstheme="majorBidi" w:hAnsiTheme="majorHAnsi" w:eastAsia="黑体"/>
       <w:color w:themeColor="text1" w:val="000000"/>
     </w:rPr>
     <w:tblPr>
@@ -10675,6 +11120,7 @@
     </w:tcPr>
     <w:tblStylePr w:type="firstRow">
       <w:rPr>
+        <w:rFonts w:eastAsia="黑体"/>
         <w:b/>
         <w:bCs/>
         <w:color w:themeColor="text1" w:val="000000"/>
@@ -10686,6 +11132,7 @@
     </w:tblStylePr>
     <w:tblStylePr w:type="lastRow">
       <w:rPr>
+        <w:rFonts w:eastAsia="黑体"/>
         <w:b/>
         <w:bCs/>
         <w:color w:themeColor="text1" w:val="000000"/>
@@ -10705,6 +11152,7 @@
     </w:tblStylePr>
     <w:tblStylePr w:type="firstCol">
       <w:rPr>
+        <w:rFonts w:eastAsia="黑体"/>
         <w:b/>
         <w:bCs/>
         <w:color w:themeColor="text1" w:val="000000"/>
@@ -10724,6 +11172,7 @@
     </w:tblStylePr>
     <w:tblStylePr w:type="lastCol">
       <w:rPr>
+        <w:rFonts w:eastAsia="黑体"/>
         <w:b w:val="0"/>
         <w:bCs w:val="0"/>
         <w:color w:themeColor="text1" w:val="000000"/>
@@ -10796,6 +11245,7 @@
     </w:tcPr>
     <w:tblStylePr w:type="firstRow">
       <w:rPr>
+        <w:rFonts w:eastAsia="黑体"/>
         <w:b/>
         <w:bCs/>
         <w:i w:val="0"/>
@@ -10817,6 +11267,7 @@
     </w:tblStylePr>
     <w:tblStylePr w:type="lastRow">
       <w:rPr>
+        <w:rFonts w:eastAsia="黑体"/>
         <w:b/>
         <w:bCs/>
         <w:i w:val="0"/>
@@ -10838,6 +11289,7 @@
     </w:tblStylePr>
     <w:tblStylePr w:type="firstCol">
       <w:rPr>
+        <w:rFonts w:eastAsia="黑体"/>
         <w:b/>
         <w:bCs/>
         <w:i w:val="0"/>
@@ -10857,6 +11309,7 @@
     </w:tblStylePr>
     <w:tblStylePr w:type="lastCol">
       <w:rPr>
+        <w:rFonts w:eastAsia="黑体"/>
         <w:b/>
         <w:bCs/>
         <w:i w:val="0"/>
@@ -10937,6 +11390,7 @@
     </w:tcPr>
     <w:tblStylePr w:type="firstRow">
       <w:rPr>
+        <w:rFonts w:eastAsia="黑体"/>
         <w:b/>
         <w:bCs/>
         <w:i w:val="0"/>
@@ -10958,6 +11412,7 @@
     </w:tblStylePr>
     <w:tblStylePr w:type="lastRow">
       <w:rPr>
+        <w:rFonts w:eastAsia="黑体"/>
         <w:b/>
         <w:bCs/>
         <w:i w:val="0"/>
@@ -10979,6 +11434,7 @@
     </w:tblStylePr>
     <w:tblStylePr w:type="firstCol">
       <w:rPr>
+        <w:rFonts w:eastAsia="黑体"/>
         <w:b/>
         <w:bCs/>
         <w:i w:val="0"/>
@@ -10998,6 +11454,7 @@
     </w:tblStylePr>
     <w:tblStylePr w:type="lastCol">
       <w:rPr>
+        <w:rFonts w:eastAsia="黑体"/>
         <w:b/>
         <w:bCs/>
         <w:i w:val="0"/>
@@ -11078,6 +11535,7 @@
     </w:tcPr>
     <w:tblStylePr w:type="firstRow">
       <w:rPr>
+        <w:rFonts w:eastAsia="黑体"/>
         <w:b/>
         <w:bCs/>
         <w:i w:val="0"/>
@@ -11099,6 +11557,7 @@
     </w:tblStylePr>
     <w:tblStylePr w:type="lastRow">
       <w:rPr>
+        <w:rFonts w:eastAsia="黑体"/>
         <w:b/>
         <w:bCs/>
         <w:i w:val="0"/>
@@ -11120,6 +11579,7 @@
     </w:tblStylePr>
     <w:tblStylePr w:type="firstCol">
       <w:rPr>
+        <w:rFonts w:eastAsia="黑体"/>
         <w:b/>
         <w:bCs/>
         <w:i w:val="0"/>
@@ -11139,6 +11599,7 @@
     </w:tblStylePr>
     <w:tblStylePr w:type="lastCol">
       <w:rPr>
+        <w:rFonts w:eastAsia="黑体"/>
         <w:b/>
         <w:bCs/>
         <w:i w:val="0"/>
@@ -11219,6 +11680,7 @@
     </w:tcPr>
     <w:tblStylePr w:type="firstRow">
       <w:rPr>
+        <w:rFonts w:eastAsia="黑体"/>
         <w:b/>
         <w:bCs/>
         <w:i w:val="0"/>
@@ -11240,6 +11702,7 @@
     </w:tblStylePr>
     <w:tblStylePr w:type="lastRow">
       <w:rPr>
+        <w:rFonts w:eastAsia="黑体"/>
         <w:b/>
         <w:bCs/>
         <w:i w:val="0"/>
@@ -11261,6 +11724,7 @@
     </w:tblStylePr>
     <w:tblStylePr w:type="firstCol">
       <w:rPr>
+        <w:rFonts w:eastAsia="黑体"/>
         <w:b/>
         <w:bCs/>
         <w:i w:val="0"/>
@@ -11280,6 +11744,7 @@
     </w:tblStylePr>
     <w:tblStylePr w:type="lastCol">
       <w:rPr>
+        <w:rFonts w:eastAsia="黑体"/>
         <w:b/>
         <w:bCs/>
         <w:i w:val="0"/>
@@ -11360,6 +11825,7 @@
     </w:tcPr>
     <w:tblStylePr w:type="firstRow">
       <w:rPr>
+        <w:rFonts w:eastAsia="黑体"/>
         <w:b/>
         <w:bCs/>
         <w:i w:val="0"/>
@@ -11381,6 +11847,7 @@
     </w:tblStylePr>
     <w:tblStylePr w:type="lastRow">
       <w:rPr>
+        <w:rFonts w:eastAsia="黑体"/>
         <w:b/>
         <w:bCs/>
         <w:i w:val="0"/>
@@ -11402,6 +11869,7 @@
     </w:tblStylePr>
     <w:tblStylePr w:type="firstCol">
       <w:rPr>
+        <w:rFonts w:eastAsia="黑体"/>
         <w:b/>
         <w:bCs/>
         <w:i w:val="0"/>
@@ -11421,6 +11889,7 @@
     </w:tblStylePr>
     <w:tblStylePr w:type="lastCol">
       <w:rPr>
+        <w:rFonts w:eastAsia="黑体"/>
         <w:b/>
         <w:bCs/>
         <w:i w:val="0"/>
@@ -11501,6 +11970,7 @@
     </w:tcPr>
     <w:tblStylePr w:type="firstRow">
       <w:rPr>
+        <w:rFonts w:eastAsia="黑体"/>
         <w:b/>
         <w:bCs/>
         <w:i w:val="0"/>
@@ -11522,6 +11992,7 @@
     </w:tblStylePr>
     <w:tblStylePr w:type="lastRow">
       <w:rPr>
+        <w:rFonts w:eastAsia="黑体"/>
         <w:b/>
         <w:bCs/>
         <w:i w:val="0"/>
@@ -11543,6 +12014,7 @@
     </w:tblStylePr>
     <w:tblStylePr w:type="firstCol">
       <w:rPr>
+        <w:rFonts w:eastAsia="黑体"/>
         <w:b/>
         <w:bCs/>
         <w:i w:val="0"/>
@@ -11562,6 +12034,7 @@
     </w:tblStylePr>
     <w:tblStylePr w:type="lastCol">
       <w:rPr>
+        <w:rFonts w:eastAsia="黑体"/>
         <w:b/>
         <w:bCs/>
         <w:i w:val="0"/>
@@ -11642,6 +12115,7 @@
     </w:tcPr>
     <w:tblStylePr w:type="firstRow">
       <w:rPr>
+        <w:rFonts w:eastAsia="黑体"/>
         <w:b/>
         <w:bCs/>
         <w:i w:val="0"/>
@@ -11663,6 +12137,7 @@
     </w:tblStylePr>
     <w:tblStylePr w:type="lastRow">
       <w:rPr>
+        <w:rFonts w:eastAsia="黑体"/>
         <w:b/>
         <w:bCs/>
         <w:i w:val="0"/>
@@ -11684,6 +12159,7 @@
     </w:tblStylePr>
     <w:tblStylePr w:type="firstCol">
       <w:rPr>
+        <w:rFonts w:eastAsia="黑体"/>
         <w:b/>
         <w:bCs/>
         <w:i w:val="0"/>
@@ -11703,6 +12179,7 @@
     </w:tblStylePr>
     <w:tblStylePr w:type="lastCol">
       <w:rPr>
+        <w:rFonts w:eastAsia="黑体"/>
         <w:b/>
         <w:bCs/>
         <w:i w:val="0"/>
@@ -11760,6 +12237,7 @@
       <w:spacing w:after="0" w:line="240" w:lineRule="auto"/>
     </w:pPr>
     <w:rPr>
+      <w:rFonts w:eastAsia="黑体"/>
       <w:color w:themeColor="background1" w:val="FFFFFF"/>
     </w:rPr>
     <w:tblPr>
@@ -11778,6 +12256,7 @@
     </w:tcPr>
     <w:tblStylePr w:type="firstRow">
       <w:rPr>
+        <w:rFonts w:eastAsia="黑体"/>
         <w:b/>
         <w:bCs/>
       </w:rPr>
@@ -11874,6 +12353,7 @@
       <w:spacing w:after="0" w:line="240" w:lineRule="auto"/>
     </w:pPr>
     <w:rPr>
+      <w:rFonts w:eastAsia="黑体"/>
       <w:color w:themeColor="background1" w:val="FFFFFF"/>
     </w:rPr>
     <w:tblPr>
@@ -11892,6 +12372,7 @@
     </w:tcPr>
     <w:tblStylePr w:type="firstRow">
       <w:rPr>
+        <w:rFonts w:eastAsia="黑体"/>
         <w:b/>
         <w:bCs/>
       </w:rPr>
@@ -11988,6 +12469,7 @@
       <w:spacing w:after="0" w:line="240" w:lineRule="auto"/>
     </w:pPr>
     <w:rPr>
+      <w:rFonts w:eastAsia="黑体"/>
       <w:color w:themeColor="background1" w:val="FFFFFF"/>
     </w:rPr>
     <w:tblPr>
@@ -12006,6 +12488,7 @@
     </w:tcPr>
     <w:tblStylePr w:type="firstRow">
       <w:rPr>
+        <w:rFonts w:eastAsia="黑体"/>
         <w:b/>
         <w:bCs/>
       </w:rPr>
@@ -12102,6 +12585,7 @@
       <w:spacing w:after="0" w:line="240" w:lineRule="auto"/>
     </w:pPr>
     <w:rPr>
+      <w:rFonts w:eastAsia="黑体"/>
       <w:color w:themeColor="background1" w:val="FFFFFF"/>
     </w:rPr>
     <w:tblPr>
@@ -12120,6 +12604,7 @@
     </w:tcPr>
     <w:tblStylePr w:type="firstRow">
       <w:rPr>
+        <w:rFonts w:eastAsia="黑体"/>
         <w:b/>
         <w:bCs/>
       </w:rPr>
@@ -12216,6 +12701,7 @@
       <w:spacing w:after="0" w:line="240" w:lineRule="auto"/>
     </w:pPr>
     <w:rPr>
+      <w:rFonts w:eastAsia="黑体"/>
       <w:color w:themeColor="background1" w:val="FFFFFF"/>
     </w:rPr>
     <w:tblPr>
@@ -12234,6 +12720,7 @@
     </w:tcPr>
     <w:tblStylePr w:type="firstRow">
       <w:rPr>
+        <w:rFonts w:eastAsia="黑体"/>
         <w:b/>
         <w:bCs/>
       </w:rPr>
@@ -12330,6 +12817,7 @@
       <w:spacing w:after="0" w:line="240" w:lineRule="auto"/>
     </w:pPr>
     <w:rPr>
+      <w:rFonts w:eastAsia="黑体"/>
       <w:color w:themeColor="background1" w:val="FFFFFF"/>
     </w:rPr>
     <w:tblPr>
@@ -12348,6 +12836,7 @@
     </w:tcPr>
     <w:tblStylePr w:type="firstRow">
       <w:rPr>
+        <w:rFonts w:eastAsia="黑体"/>
         <w:b/>
         <w:bCs/>
       </w:rPr>
@@ -12444,6 +12933,7 @@
       <w:spacing w:after="0" w:line="240" w:lineRule="auto"/>
     </w:pPr>
     <w:rPr>
+      <w:rFonts w:eastAsia="黑体"/>
       <w:color w:themeColor="background1" w:val="FFFFFF"/>
     </w:rPr>
     <w:tblPr>
@@ -12462,6 +12952,7 @@
     </w:tcPr>
     <w:tblStylePr w:type="firstRow">
       <w:rPr>
+        <w:rFonts w:eastAsia="黑体"/>
         <w:b/>
         <w:bCs/>
       </w:rPr>
@@ -12558,6 +13049,7 @@
       <w:spacing w:after="0" w:line="240" w:lineRule="auto"/>
     </w:pPr>
     <w:rPr>
+      <w:rFonts w:eastAsia="黑体"/>
       <w:color w:themeColor="text1" w:val="000000"/>
     </w:rPr>
     <w:tblPr>
@@ -12584,6 +13076,7 @@
     </w:tcPr>
     <w:tblStylePr w:type="firstRow">
       <w:rPr>
+        <w:rFonts w:eastAsia="黑体"/>
         <w:b/>
         <w:bCs/>
       </w:rPr>
@@ -12602,6 +13095,7 @@
     </w:tblStylePr>
     <w:tblStylePr w:type="lastRow">
       <w:rPr>
+        <w:rFonts w:eastAsia="黑体"/>
         <w:b/>
         <w:bCs/>
         <w:color w:themeColor="background1" w:val="FFFFFF"/>
@@ -12616,6 +13110,7 @@
     </w:tblStylePr>
     <w:tblStylePr w:type="firstCol">
       <w:rPr>
+        <w:rFonts w:eastAsia="黑体"/>
         <w:color w:themeColor="background1" w:val="FFFFFF"/>
       </w:rPr>
       <w:tblPr/>
@@ -12633,6 +13128,7 @@
     </w:tblStylePr>
     <w:tblStylePr w:type="lastCol">
       <w:rPr>
+        <w:rFonts w:eastAsia="黑体"/>
         <w:color w:themeColor="background1" w:val="FFFFFF"/>
       </w:rPr>
       <w:tblPr/>
@@ -12662,11 +13158,13 @@
     </w:tblStylePr>
     <w:tblStylePr w:type="neCell">
       <w:rPr>
+        <w:rFonts w:eastAsia="黑体"/>
         <w:color w:themeColor="text1" w:val="000000"/>
       </w:rPr>
     </w:tblStylePr>
     <w:tblStylePr w:type="nwCell">
       <w:rPr>
+        <w:rFonts w:eastAsia="黑体"/>
         <w:color w:themeColor="text1" w:val="000000"/>
       </w:rPr>
     </w:tblStylePr>
@@ -12680,6 +13178,7 @@
       <w:spacing w:after="0" w:line="240" w:lineRule="auto"/>
     </w:pPr>
     <w:rPr>
+      <w:rFonts w:eastAsia="黑体"/>
       <w:color w:themeColor="text1" w:val="000000"/>
     </w:rPr>
     <w:tblPr>
@@ -12706,6 +13205,7 @@
     </w:tcPr>
     <w:tblStylePr w:type="firstRow">
       <w:rPr>
+        <w:rFonts w:eastAsia="黑体"/>
         <w:b/>
         <w:bCs/>
       </w:rPr>
@@ -12724,6 +13224,7 @@
     </w:tblStylePr>
     <w:tblStylePr w:type="lastRow">
       <w:rPr>
+        <w:rFonts w:eastAsia="黑体"/>
         <w:b/>
         <w:bCs/>
         <w:color w:themeColor="background1" w:val="FFFFFF"/>
@@ -12738,6 +13239,7 @@
     </w:tblStylePr>
     <w:tblStylePr w:type="firstCol">
       <w:rPr>
+        <w:rFonts w:eastAsia="黑体"/>
         <w:color w:themeColor="background1" w:val="FFFFFF"/>
       </w:rPr>
       <w:tblPr/>
@@ -12755,6 +13257,7 @@
     </w:tblStylePr>
     <w:tblStylePr w:type="lastCol">
       <w:rPr>
+        <w:rFonts w:eastAsia="黑体"/>
         <w:color w:themeColor="background1" w:val="FFFFFF"/>
       </w:rPr>
       <w:tblPr/>
@@ -12784,11 +13287,13 @@
     </w:tblStylePr>
     <w:tblStylePr w:type="neCell">
       <w:rPr>
+        <w:rFonts w:eastAsia="黑体"/>
         <w:color w:themeColor="text1" w:val="000000"/>
       </w:rPr>
     </w:tblStylePr>
     <w:tblStylePr w:type="nwCell">
       <w:rPr>
+        <w:rFonts w:eastAsia="黑体"/>
         <w:color w:themeColor="text1" w:val="000000"/>
       </w:rPr>
     </w:tblStylePr>
@@ -12802,6 +13307,7 @@
       <w:spacing w:after="0" w:line="240" w:lineRule="auto"/>
     </w:pPr>
     <w:rPr>
+      <w:rFonts w:eastAsia="黑体"/>
       <w:color w:themeColor="text1" w:val="000000"/>
     </w:rPr>
     <w:tblPr>
@@ -12828,6 +13334,7 @@
     </w:tcPr>
     <w:tblStylePr w:type="firstRow">
       <w:rPr>
+        <w:rFonts w:eastAsia="黑体"/>
         <w:b/>
         <w:bCs/>
       </w:rPr>
@@ -12846,6 +13353,7 @@
     </w:tblStylePr>
     <w:tblStylePr w:type="lastRow">
       <w:rPr>
+        <w:rFonts w:eastAsia="黑体"/>
         <w:b/>
         <w:bCs/>
         <w:color w:themeColor="background1" w:val="FFFFFF"/>
@@ -12860,6 +13368,7 @@
     </w:tblStylePr>
     <w:tblStylePr w:type="firstCol">
       <w:rPr>
+        <w:rFonts w:eastAsia="黑体"/>
         <w:color w:themeColor="background1" w:val="FFFFFF"/>
       </w:rPr>
       <w:tblPr/>
@@ -12877,6 +13386,7 @@
     </w:tblStylePr>
     <w:tblStylePr w:type="lastCol">
       <w:rPr>
+        <w:rFonts w:eastAsia="黑体"/>
         <w:color w:themeColor="background1" w:val="FFFFFF"/>
       </w:rPr>
       <w:tblPr/>
@@ -12906,11 +13416,13 @@
     </w:tblStylePr>
     <w:tblStylePr w:type="neCell">
       <w:rPr>
+        <w:rFonts w:eastAsia="黑体"/>
         <w:color w:themeColor="text1" w:val="000000"/>
       </w:rPr>
     </w:tblStylePr>
     <w:tblStylePr w:type="nwCell">
       <w:rPr>
+        <w:rFonts w:eastAsia="黑体"/>
         <w:color w:themeColor="text1" w:val="000000"/>
       </w:rPr>
     </w:tblStylePr>
@@ -12924,6 +13436,7 @@
       <w:spacing w:after="0" w:line="240" w:lineRule="auto"/>
     </w:pPr>
     <w:rPr>
+      <w:rFonts w:eastAsia="黑体"/>
       <w:color w:themeColor="text1" w:val="000000"/>
     </w:rPr>
     <w:tblPr>
@@ -12950,6 +13463,7 @@
     </w:tcPr>
     <w:tblStylePr w:type="firstRow">
       <w:rPr>
+        <w:rFonts w:eastAsia="黑体"/>
         <w:b/>
         <w:bCs/>
       </w:rPr>
@@ -12968,6 +13482,7 @@
     </w:tblStylePr>
     <w:tblStylePr w:type="lastRow">
       <w:rPr>
+        <w:rFonts w:eastAsia="黑体"/>
         <w:b/>
         <w:bCs/>
         <w:color w:themeColor="background1" w:val="FFFFFF"/>
@@ -12982,6 +13497,7 @@
     </w:tblStylePr>
     <w:tblStylePr w:type="firstCol">
       <w:rPr>
+        <w:rFonts w:eastAsia="黑体"/>
         <w:color w:themeColor="background1" w:val="FFFFFF"/>
       </w:rPr>
       <w:tblPr/>
@@ -12999,6 +13515,7 @@
     </w:tblStylePr>
     <w:tblStylePr w:type="lastCol">
       <w:rPr>
+        <w:rFonts w:eastAsia="黑体"/>
         <w:color w:themeColor="background1" w:val="FFFFFF"/>
       </w:rPr>
       <w:tblPr/>
@@ -13036,6 +13553,7 @@
       <w:spacing w:after="0" w:line="240" w:lineRule="auto"/>
     </w:pPr>
     <w:rPr>
+      <w:rFonts w:eastAsia="黑体"/>
       <w:color w:themeColor="text1" w:val="000000"/>
     </w:rPr>
     <w:tblPr>
@@ -13062,6 +13580,7 @@
     </w:tcPr>
     <w:tblStylePr w:type="firstRow">
       <w:rPr>
+        <w:rFonts w:eastAsia="黑体"/>
         <w:b/>
         <w:bCs/>
       </w:rPr>
@@ -13080,6 +13599,7 @@
     </w:tblStylePr>
     <w:tblStylePr w:type="lastRow">
       <w:rPr>
+        <w:rFonts w:eastAsia="黑体"/>
         <w:b/>
         <w:bCs/>
         <w:color w:themeColor="background1" w:val="FFFFFF"/>
@@ -13094,6 +13614,7 @@
     </w:tblStylePr>
     <w:tblStylePr w:type="firstCol">
       <w:rPr>
+        <w:rFonts w:eastAsia="黑体"/>
         <w:color w:themeColor="background1" w:val="FFFFFF"/>
       </w:rPr>
       <w:tblPr/>
@@ -13111,6 +13632,7 @@
     </w:tblStylePr>
     <w:tblStylePr w:type="lastCol">
       <w:rPr>
+        <w:rFonts w:eastAsia="黑体"/>
         <w:color w:themeColor="background1" w:val="FFFFFF"/>
       </w:rPr>
       <w:tblPr/>
@@ -13140,11 +13662,13 @@
     </w:tblStylePr>
     <w:tblStylePr w:type="neCell">
       <w:rPr>
+        <w:rFonts w:eastAsia="黑体"/>
         <w:color w:themeColor="text1" w:val="000000"/>
       </w:rPr>
     </w:tblStylePr>
     <w:tblStylePr w:type="nwCell">
       <w:rPr>
+        <w:rFonts w:eastAsia="黑体"/>
         <w:color w:themeColor="text1" w:val="000000"/>
       </w:rPr>
     </w:tblStylePr>
@@ -13158,6 +13682,7 @@
       <w:spacing w:after="0" w:line="240" w:lineRule="auto"/>
     </w:pPr>
     <w:rPr>
+      <w:rFonts w:eastAsia="黑体"/>
       <w:color w:themeColor="text1" w:val="000000"/>
     </w:rPr>
     <w:tblPr>
@@ -13184,6 +13709,7 @@
     </w:tcPr>
     <w:tblStylePr w:type="firstRow">
       <w:rPr>
+        <w:rFonts w:eastAsia="黑体"/>
         <w:b/>
         <w:bCs/>
       </w:rPr>
@@ -13202,6 +13728,7 @@
     </w:tblStylePr>
     <w:tblStylePr w:type="lastRow">
       <w:rPr>
+        <w:rFonts w:eastAsia="黑体"/>
         <w:b/>
         <w:bCs/>
         <w:color w:themeColor="background1" w:val="FFFFFF"/>
@@ -13216,6 +13743,7 @@
     </w:tblStylePr>
     <w:tblStylePr w:type="firstCol">
       <w:rPr>
+        <w:rFonts w:eastAsia="黑体"/>
         <w:color w:themeColor="background1" w:val="FFFFFF"/>
       </w:rPr>
       <w:tblPr/>
@@ -13233,6 +13761,7 @@
     </w:tblStylePr>
     <w:tblStylePr w:type="lastCol">
       <w:rPr>
+        <w:rFonts w:eastAsia="黑体"/>
         <w:color w:themeColor="background1" w:val="FFFFFF"/>
       </w:rPr>
       <w:tblPr/>
@@ -13262,11 +13791,13 @@
     </w:tblStylePr>
     <w:tblStylePr w:type="neCell">
       <w:rPr>
+        <w:rFonts w:eastAsia="黑体"/>
         <w:color w:themeColor="text1" w:val="000000"/>
       </w:rPr>
     </w:tblStylePr>
     <w:tblStylePr w:type="nwCell">
       <w:rPr>
+        <w:rFonts w:eastAsia="黑体"/>
         <w:color w:themeColor="text1" w:val="000000"/>
       </w:rPr>
     </w:tblStylePr>
@@ -13280,6 +13811,7 @@
       <w:spacing w:after="0" w:line="240" w:lineRule="auto"/>
     </w:pPr>
     <w:rPr>
+      <w:rFonts w:eastAsia="黑体"/>
       <w:color w:themeColor="text1" w:val="000000"/>
     </w:rPr>
     <w:tblPr>
@@ -13306,6 +13838,7 @@
     </w:tcPr>
     <w:tblStylePr w:type="firstRow">
       <w:rPr>
+        <w:rFonts w:eastAsia="黑体"/>
         <w:b/>
         <w:bCs/>
       </w:rPr>
@@ -13324,6 +13857,7 @@
     </w:tblStylePr>
     <w:tblStylePr w:type="lastRow">
       <w:rPr>
+        <w:rFonts w:eastAsia="黑体"/>
         <w:b/>
         <w:bCs/>
         <w:color w:themeColor="background1" w:val="FFFFFF"/>
@@ -13338,6 +13872,7 @@
     </w:tblStylePr>
     <w:tblStylePr w:type="firstCol">
       <w:rPr>
+        <w:rFonts w:eastAsia="黑体"/>
         <w:color w:themeColor="background1" w:val="FFFFFF"/>
       </w:rPr>
       <w:tblPr/>
@@ -13355,6 +13890,7 @@
     </w:tblStylePr>
     <w:tblStylePr w:type="lastCol">
       <w:rPr>
+        <w:rFonts w:eastAsia="黑体"/>
         <w:color w:themeColor="background1" w:val="FFFFFF"/>
       </w:rPr>
       <w:tblPr/>
@@ -13384,11 +13920,13 @@
     </w:tblStylePr>
     <w:tblStylePr w:type="neCell">
       <w:rPr>
+        <w:rFonts w:eastAsia="黑体"/>
         <w:color w:themeColor="text1" w:val="000000"/>
       </w:rPr>
     </w:tblStylePr>
     <w:tblStylePr w:type="nwCell">
       <w:rPr>
+        <w:rFonts w:eastAsia="黑体"/>
         <w:color w:themeColor="text1" w:val="000000"/>
       </w:rPr>
     </w:tblStylePr>
@@ -13402,6 +13940,7 @@
       <w:spacing w:after="0" w:line="240" w:lineRule="auto"/>
     </w:pPr>
     <w:rPr>
+      <w:rFonts w:eastAsia="黑体"/>
       <w:color w:themeColor="text1" w:val="000000"/>
     </w:rPr>
     <w:tblPr>
@@ -13420,6 +13959,7 @@
     </w:tcPr>
     <w:tblStylePr w:type="firstRow">
       <w:rPr>
+        <w:rFonts w:eastAsia="黑体"/>
         <w:b/>
         <w:bCs/>
         <w:color w:themeColor="background1" w:val="FFFFFF"/>
@@ -13434,6 +13974,7 @@
     </w:tblStylePr>
     <w:tblStylePr w:type="lastRow">
       <w:rPr>
+        <w:rFonts w:eastAsia="黑体"/>
         <w:b/>
         <w:bCs/>
         <w:color w:themeColor="accent2" w:themeShade="CC" w:val="9E3A38"/>
@@ -13448,12 +13989,14 @@
     </w:tblStylePr>
     <w:tblStylePr w:type="firstCol">
       <w:rPr>
+        <w:rFonts w:eastAsia="黑体"/>
         <w:b/>
         <w:bCs/>
       </w:rPr>
     </w:tblStylePr>
     <w:tblStylePr w:type="lastCol">
       <w:rPr>
+        <w:rFonts w:eastAsia="黑体"/>
         <w:b/>
         <w:bCs/>
       </w:rPr>
@@ -13488,6 +14031,7 @@
       <w:spacing w:after="0" w:line="240" w:lineRule="auto"/>
     </w:pPr>
     <w:rPr>
+      <w:rFonts w:eastAsia="黑体"/>
       <w:color w:themeColor="text1" w:val="000000"/>
     </w:rPr>
     <w:tblPr>
@@ -13506,6 +14050,7 @@
     </w:tcPr>
     <w:tblStylePr w:type="firstRow">
       <w:rPr>
+        <w:rFonts w:eastAsia="黑体"/>
         <w:b/>
         <w:bCs/>
         <w:color w:themeColor="background1" w:val="FFFFFF"/>
@@ -13520,6 +14065,7 @@
     </w:tblStylePr>
     <w:tblStylePr w:type="lastRow">
       <w:rPr>
+        <w:rFonts w:eastAsia="黑体"/>
         <w:b/>
         <w:bCs/>
         <w:color w:themeColor="accent2" w:themeShade="CC" w:val="9E3A38"/>
@@ -13534,12 +14080,14 @@
     </w:tblStylePr>
     <w:tblStylePr w:type="firstCol">
       <w:rPr>
+        <w:rFonts w:eastAsia="黑体"/>
         <w:b/>
         <w:bCs/>
       </w:rPr>
     </w:tblStylePr>
     <w:tblStylePr w:type="lastCol">
       <w:rPr>
+        <w:rFonts w:eastAsia="黑体"/>
         <w:b/>
         <w:bCs/>
       </w:rPr>
@@ -13574,6 +14122,7 @@
       <w:spacing w:after="0" w:line="240" w:lineRule="auto"/>
     </w:pPr>
     <w:rPr>
+      <w:rFonts w:eastAsia="黑体"/>
       <w:color w:themeColor="text1" w:val="000000"/>
     </w:rPr>
     <w:tblPr>
@@ -13592,6 +14141,7 @@
     </w:tcPr>
     <w:tblStylePr w:type="firstRow">
       <w:rPr>
+        <w:rFonts w:eastAsia="黑体"/>
         <w:b/>
         <w:bCs/>
         <w:color w:themeColor="background1" w:val="FFFFFF"/>
@@ -13606,6 +14156,7 @@
     </w:tblStylePr>
     <w:tblStylePr w:type="lastRow">
       <w:rPr>
+        <w:rFonts w:eastAsia="黑体"/>
         <w:b/>
         <w:bCs/>
         <w:color w:themeColor="accent2" w:themeShade="CC" w:val="9E3A38"/>
@@ -13620,12 +14171,14 @@
     </w:tblStylePr>
     <w:tblStylePr w:type="firstCol">
       <w:rPr>
+        <w:rFonts w:eastAsia="黑体"/>
         <w:b/>
         <w:bCs/>
       </w:rPr>
     </w:tblStylePr>
     <w:tblStylePr w:type="lastCol">
       <w:rPr>
+        <w:rFonts w:eastAsia="黑体"/>
         <w:b/>
         <w:bCs/>
       </w:rPr>
@@ -13660,6 +14213,7 @@
       <w:spacing w:after="0" w:line="240" w:lineRule="auto"/>
     </w:pPr>
     <w:rPr>
+      <w:rFonts w:eastAsia="黑体"/>
       <w:color w:themeColor="text1" w:val="000000"/>
     </w:rPr>
     <w:tblPr>
@@ -13678,6 +14232,7 @@
     </w:tcPr>
     <w:tblStylePr w:type="firstRow">
       <w:rPr>
+        <w:rFonts w:eastAsia="黑体"/>
         <w:b/>
         <w:bCs/>
         <w:color w:themeColor="background1" w:val="FFFFFF"/>
@@ -13692,6 +14247,7 @@
     </w:tblStylePr>
     <w:tblStylePr w:type="lastRow">
       <w:rPr>
+        <w:rFonts w:eastAsia="黑体"/>
         <w:b/>
         <w:bCs/>
         <w:color w:themeColor="accent4" w:themeShade="CC" w:val="664E82"/>
@@ -13706,12 +14262,14 @@
     </w:tblStylePr>
     <w:tblStylePr w:type="firstCol">
       <w:rPr>
+        <w:rFonts w:eastAsia="黑体"/>
         <w:b/>
         <w:bCs/>
       </w:rPr>
     </w:tblStylePr>
     <w:tblStylePr w:type="lastCol">
       <w:rPr>
+        <w:rFonts w:eastAsia="黑体"/>
         <w:b/>
         <w:bCs/>
       </w:rPr>
@@ -13746,6 +14304,7 @@
       <w:spacing w:after="0" w:line="240" w:lineRule="auto"/>
     </w:pPr>
     <w:rPr>
+      <w:rFonts w:eastAsia="黑体"/>
       <w:color w:themeColor="text1" w:val="000000"/>
     </w:rPr>
     <w:tblPr>
@@ -13764,6 +14323,7 @@
     </w:tcPr>
     <w:tblStylePr w:type="firstRow">
       <w:rPr>
+        <w:rFonts w:eastAsia="黑体"/>
         <w:b/>
         <w:bCs/>
         <w:color w:themeColor="background1" w:val="FFFFFF"/>
@@ -13778,6 +14338,7 @@
     </w:tblStylePr>
     <w:tblStylePr w:type="lastRow">
       <w:rPr>
+        <w:rFonts w:eastAsia="黑体"/>
         <w:b/>
         <w:bCs/>
         <w:color w:themeColor="accent3" w:themeShade="CC" w:val="7E9C40"/>
@@ -13792,12 +14353,14 @@
     </w:tblStylePr>
     <w:tblStylePr w:type="firstCol">
       <w:rPr>
+        <w:rFonts w:eastAsia="黑体"/>
         <w:b/>
         <w:bCs/>
       </w:rPr>
     </w:tblStylePr>
     <w:tblStylePr w:type="lastCol">
       <w:rPr>
+        <w:rFonts w:eastAsia="黑体"/>
         <w:b/>
         <w:bCs/>
       </w:rPr>
@@ -13832,6 +14395,7 @@
       <w:spacing w:after="0" w:line="240" w:lineRule="auto"/>
     </w:pPr>
     <w:rPr>
+      <w:rFonts w:eastAsia="黑体"/>
       <w:color w:themeColor="text1" w:val="000000"/>
     </w:rPr>
     <w:tblPr>
@@ -13850,6 +14414,7 @@
     </w:tcPr>
     <w:tblStylePr w:type="firstRow">
       <w:rPr>
+        <w:rFonts w:eastAsia="黑体"/>
         <w:b/>
         <w:bCs/>
         <w:color w:themeColor="background1" w:val="FFFFFF"/>
@@ -13864,6 +14429,7 @@
     </w:tblStylePr>
     <w:tblStylePr w:type="lastRow">
       <w:rPr>
+        <w:rFonts w:eastAsia="黑体"/>
         <w:b/>
         <w:bCs/>
         <w:color w:themeColor="accent6" w:themeShade="CC" w:val="F2730A"/>
@@ -13878,12 +14444,14 @@
     </w:tblStylePr>
     <w:tblStylePr w:type="firstCol">
       <w:rPr>
+        <w:rFonts w:eastAsia="黑体"/>
         <w:b/>
         <w:bCs/>
       </w:rPr>
     </w:tblStylePr>
     <w:tblStylePr w:type="lastCol">
       <w:rPr>
+        <w:rFonts w:eastAsia="黑体"/>
         <w:b/>
         <w:bCs/>
       </w:rPr>
@@ -13918,6 +14486,7 @@
       <w:spacing w:after="0" w:line="240" w:lineRule="auto"/>
     </w:pPr>
     <w:rPr>
+      <w:rFonts w:eastAsia="黑体"/>
       <w:color w:themeColor="text1" w:val="000000"/>
     </w:rPr>
     <w:tblPr>
@@ -13936,6 +14505,7 @@
     </w:tcPr>
     <w:tblStylePr w:type="firstRow">
       <w:rPr>
+        <w:rFonts w:eastAsia="黑体"/>
         <w:b/>
         <w:bCs/>
         <w:color w:themeColor="background1" w:val="FFFFFF"/>
@@ -13950,6 +14520,7 @@
     </w:tblStylePr>
     <w:tblStylePr w:type="lastRow">
       <w:rPr>
+        <w:rFonts w:eastAsia="黑体"/>
         <w:b/>
         <w:bCs/>
         <w:color w:themeColor="accent5" w:themeShade="CC" w:val="348DA5"/>
@@ -13964,12 +14535,14 @@
     </w:tblStylePr>
     <w:tblStylePr w:type="firstCol">
       <w:rPr>
+        <w:rFonts w:eastAsia="黑体"/>
         <w:b/>
         <w:bCs/>
       </w:rPr>
     </w:tblStylePr>
     <w:tblStylePr w:type="lastCol">
       <w:rPr>
+        <w:rFonts w:eastAsia="黑体"/>
         <w:b/>
         <w:bCs/>
       </w:rPr>
@@ -14004,6 +14577,7 @@
       <w:spacing w:after="0" w:line="240" w:lineRule="auto"/>
     </w:pPr>
     <w:rPr>
+      <w:rFonts w:eastAsia="黑体"/>
       <w:color w:themeColor="text1" w:val="000000"/>
     </w:rPr>
     <w:tblPr>
@@ -14025,6 +14599,7 @@
     </w:tcPr>
     <w:tblStylePr w:type="firstRow">
       <w:rPr>
+        <w:rFonts w:eastAsia="黑体"/>
         <w:b/>
         <w:bCs/>
       </w:rPr>
@@ -14035,6 +14610,7 @@
     </w:tblStylePr>
     <w:tblStylePr w:type="lastRow">
       <w:rPr>
+        <w:rFonts w:eastAsia="黑体"/>
         <w:b/>
         <w:bCs/>
         <w:color w:themeColor="text1" w:val="000000"/>
@@ -14046,6 +14622,7 @@
     </w:tblStylePr>
     <w:tblStylePr w:type="firstCol">
       <w:rPr>
+        <w:rFonts w:eastAsia="黑体"/>
         <w:color w:themeColor="background1" w:val="FFFFFF"/>
       </w:rPr>
       <w:tblPr/>
@@ -14055,6 +14632,7 @@
     </w:tblStylePr>
     <w:tblStylePr w:type="lastCol">
       <w:rPr>
+        <w:rFonts w:eastAsia="黑体"/>
         <w:color w:themeColor="background1" w:val="FFFFFF"/>
       </w:rPr>
       <w:tblPr/>
@@ -14084,6 +14662,7 @@
       <w:spacing w:after="0" w:line="240" w:lineRule="auto"/>
     </w:pPr>
     <w:rPr>
+      <w:rFonts w:eastAsia="黑体"/>
       <w:color w:themeColor="text1" w:val="000000"/>
     </w:rPr>
     <w:tblPr>
@@ -14105,6 +14684,7 @@
     </w:tcPr>
     <w:tblStylePr w:type="firstRow">
       <w:rPr>
+        <w:rFonts w:eastAsia="黑体"/>
         <w:b/>
         <w:bCs/>
       </w:rPr>
@@ -14115,6 +14695,7 @@
     </w:tblStylePr>
     <w:tblStylePr w:type="lastRow">
       <w:rPr>
+        <w:rFonts w:eastAsia="黑体"/>
         <w:b/>
         <w:bCs/>
         <w:color w:themeColor="text1" w:val="000000"/>
@@ -14126,6 +14707,7 @@
     </w:tblStylePr>
     <w:tblStylePr w:type="firstCol">
       <w:rPr>
+        <w:rFonts w:eastAsia="黑体"/>
         <w:color w:themeColor="background1" w:val="FFFFFF"/>
       </w:rPr>
       <w:tblPr/>
@@ -14135,6 +14717,7 @@
     </w:tblStylePr>
     <w:tblStylePr w:type="lastCol">
       <w:rPr>
+        <w:rFonts w:eastAsia="黑体"/>
         <w:color w:themeColor="background1" w:val="FFFFFF"/>
       </w:rPr>
       <w:tblPr/>
@@ -14164,6 +14747,7 @@
       <w:spacing w:after="0" w:line="240" w:lineRule="auto"/>
     </w:pPr>
     <w:rPr>
+      <w:rFonts w:eastAsia="黑体"/>
       <w:color w:themeColor="text1" w:val="000000"/>
     </w:rPr>
     <w:tblPr>
@@ -14185,6 +14769,7 @@
     </w:tcPr>
     <w:tblStylePr w:type="firstRow">
       <w:rPr>
+        <w:rFonts w:eastAsia="黑体"/>
         <w:b/>
         <w:bCs/>
       </w:rPr>
@@ -14195,6 +14780,7 @@
     </w:tblStylePr>
     <w:tblStylePr w:type="lastRow">
       <w:rPr>
+        <w:rFonts w:eastAsia="黑体"/>
         <w:b/>
         <w:bCs/>
         <w:color w:themeColor="text1" w:val="000000"/>
@@ -14206,6 +14792,7 @@
     </w:tblStylePr>
     <w:tblStylePr w:type="firstCol">
       <w:rPr>
+        <w:rFonts w:eastAsia="黑体"/>
         <w:color w:themeColor="background1" w:val="FFFFFF"/>
       </w:rPr>
       <w:tblPr/>
@@ -14215,6 +14802,7 @@
     </w:tblStylePr>
     <w:tblStylePr w:type="lastCol">
       <w:rPr>
+        <w:rFonts w:eastAsia="黑体"/>
         <w:color w:themeColor="background1" w:val="FFFFFF"/>
       </w:rPr>
       <w:tblPr/>
@@ -14244,6 +14832,7 @@
       <w:spacing w:after="0" w:line="240" w:lineRule="auto"/>
     </w:pPr>
     <w:rPr>
+      <w:rFonts w:eastAsia="黑体"/>
       <w:color w:themeColor="text1" w:val="000000"/>
     </w:rPr>
     <w:tblPr>
@@ -14265,6 +14854,7 @@
     </w:tcPr>
     <w:tblStylePr w:type="firstRow">
       <w:rPr>
+        <w:rFonts w:eastAsia="黑体"/>
         <w:b/>
         <w:bCs/>
       </w:rPr>
@@ -14275,6 +14865,7 @@
     </w:tblStylePr>
     <w:tblStylePr w:type="lastRow">
       <w:rPr>
+        <w:rFonts w:eastAsia="黑体"/>
         <w:b/>
         <w:bCs/>
         <w:color w:themeColor="text1" w:val="000000"/>
@@ -14286,6 +14877,7 @@
     </w:tblStylePr>
     <w:tblStylePr w:type="firstCol">
       <w:rPr>
+        <w:rFonts w:eastAsia="黑体"/>
         <w:color w:themeColor="background1" w:val="FFFFFF"/>
       </w:rPr>
       <w:tblPr/>
@@ -14295,6 +14887,7 @@
     </w:tblStylePr>
     <w:tblStylePr w:type="lastCol">
       <w:rPr>
+        <w:rFonts w:eastAsia="黑体"/>
         <w:color w:themeColor="background1" w:val="FFFFFF"/>
       </w:rPr>
       <w:tblPr/>
@@ -14324,6 +14917,7 @@
       <w:spacing w:after="0" w:line="240" w:lineRule="auto"/>
     </w:pPr>
     <w:rPr>
+      <w:rFonts w:eastAsia="黑体"/>
       <w:color w:themeColor="text1" w:val="000000"/>
     </w:rPr>
     <w:tblPr>
@@ -14345,6 +14939,7 @@
     </w:tcPr>
     <w:tblStylePr w:type="firstRow">
       <w:rPr>
+        <w:rFonts w:eastAsia="黑体"/>
         <w:b/>
         <w:bCs/>
       </w:rPr>
@@ -14355,6 +14950,7 @@
     </w:tblStylePr>
     <w:tblStylePr w:type="lastRow">
       <w:rPr>
+        <w:rFonts w:eastAsia="黑体"/>
         <w:b/>
         <w:bCs/>
         <w:color w:themeColor="text1" w:val="000000"/>
@@ -14366,6 +14962,7 @@
     </w:tblStylePr>
     <w:tblStylePr w:type="firstCol">
       <w:rPr>
+        <w:rFonts w:eastAsia="黑体"/>
         <w:color w:themeColor="background1" w:val="FFFFFF"/>
       </w:rPr>
       <w:tblPr/>
@@ -14375,6 +14972,7 @@
     </w:tblStylePr>
     <w:tblStylePr w:type="lastCol">
       <w:rPr>
+        <w:rFonts w:eastAsia="黑体"/>
         <w:color w:themeColor="background1" w:val="FFFFFF"/>
       </w:rPr>
       <w:tblPr/>
@@ -14404,6 +15002,7 @@
       <w:spacing w:after="0" w:line="240" w:lineRule="auto"/>
     </w:pPr>
     <w:rPr>
+      <w:rFonts w:eastAsia="黑体"/>
       <w:color w:themeColor="text1" w:val="000000"/>
     </w:rPr>
     <w:tblPr>
@@ -14425,6 +15024,7 @@
     </w:tcPr>
     <w:tblStylePr w:type="firstRow">
       <w:rPr>
+        <w:rFonts w:eastAsia="黑体"/>
         <w:b/>
         <w:bCs/>
       </w:rPr>
@@ -14435,6 +15035,7 @@
     </w:tblStylePr>
     <w:tblStylePr w:type="lastRow">
       <w:rPr>
+        <w:rFonts w:eastAsia="黑体"/>
         <w:b/>
         <w:bCs/>
         <w:color w:themeColor="text1" w:val="000000"/>
@@ -14446,6 +15047,7 @@
     </w:tblStylePr>
     <w:tblStylePr w:type="firstCol">
       <w:rPr>
+        <w:rFonts w:eastAsia="黑体"/>
         <w:color w:themeColor="background1" w:val="FFFFFF"/>
       </w:rPr>
       <w:tblPr/>
@@ -14455,6 +15057,7 @@
     </w:tblStylePr>
     <w:tblStylePr w:type="lastCol">
       <w:rPr>
+        <w:rFonts w:eastAsia="黑体"/>
         <w:color w:themeColor="background1" w:val="FFFFFF"/>
       </w:rPr>
       <w:tblPr/>
@@ -14484,6 +15087,7 @@
       <w:spacing w:after="0" w:line="240" w:lineRule="auto"/>
     </w:pPr>
     <w:rPr>
+      <w:rFonts w:eastAsia="黑体"/>
       <w:color w:themeColor="text1" w:val="000000"/>
     </w:rPr>
     <w:tblPr>
@@ -14505,6 +15109,7 @@
     </w:tcPr>
     <w:tblStylePr w:type="firstRow">
       <w:rPr>
+        <w:rFonts w:eastAsia="黑体"/>
         <w:b/>
         <w:bCs/>
       </w:rPr>
@@ -14515,6 +15120,7 @@
     </w:tblStylePr>
     <w:tblStylePr w:type="lastRow">
       <w:rPr>
+        <w:rFonts w:eastAsia="黑体"/>
         <w:b/>
         <w:bCs/>
         <w:color w:themeColor="text1" w:val="000000"/>
@@ -14526,6 +15132,7 @@
     </w:tblStylePr>
     <w:tblStylePr w:type="firstCol">
       <w:rPr>
+        <w:rFonts w:eastAsia="黑体"/>
         <w:color w:themeColor="background1" w:val="FFFFFF"/>
       </w:rPr>
       <w:tblPr/>
@@ -14535,6 +15142,7 @@
     </w:tblStylePr>
     <w:tblStylePr w:type="lastCol">
       <w:rPr>
+        <w:rFonts w:eastAsia="黑体"/>
         <w:color w:themeColor="background1" w:val="FFFFFF"/>
       </w:rPr>
       <w:tblPr/>
@@ -14567,6 +15175,7 @@
     <w:name w:val="KeywordTok"/>
     <w:basedOn w:val="VerbatimChar"/>
     <w:rPr>
+      <w:rFonts w:eastAsia="黑体"/>
       <w:b/>
       <w:color w:val="007020"/>
     </w:rPr>
@@ -14575,6 +15184,7 @@
     <w:name w:val="DataTypeTok"/>
     <w:basedOn w:val="VerbatimChar"/>
     <w:rPr>
+      <w:rFonts w:eastAsia="黑体"/>
       <w:color w:val="902000"/>
     </w:rPr>
   </w:style>
@@ -14582,6 +15192,7 @@
     <w:name w:val="DecValTok"/>
     <w:basedOn w:val="VerbatimChar"/>
     <w:rPr>
+      <w:rFonts w:eastAsia="黑体"/>
       <w:color w:val="40a070"/>
     </w:rPr>
   </w:style>
@@ -14589,6 +15200,7 @@
     <w:name w:val="BaseNTok"/>
     <w:basedOn w:val="VerbatimChar"/>
     <w:rPr>
+      <w:rFonts w:eastAsia="黑体"/>
       <w:color w:val="40a070"/>
     </w:rPr>
   </w:style>
@@ -14596,6 +15208,7 @@
     <w:name w:val="FloatTok"/>
     <w:basedOn w:val="VerbatimChar"/>
     <w:rPr>
+      <w:rFonts w:eastAsia="黑体"/>
       <w:color w:val="40a070"/>
     </w:rPr>
   </w:style>
@@ -14603,6 +15216,7 @@
     <w:name w:val="ConstantTok"/>
     <w:basedOn w:val="VerbatimChar"/>
     <w:rPr>
+      <w:rFonts w:eastAsia="黑体"/>
       <w:color w:val="880000"/>
     </w:rPr>
   </w:style>
@@ -14610,6 +15224,7 @@
     <w:name w:val="CharTok"/>
     <w:basedOn w:val="VerbatimChar"/>
     <w:rPr>
+      <w:rFonts w:eastAsia="黑体"/>
       <w:color w:val="4070a0"/>
     </w:rPr>
   </w:style>
@@ -14617,6 +15232,7 @@
     <w:name w:val="SpecialCharTok"/>
     <w:basedOn w:val="VerbatimChar"/>
     <w:rPr>
+      <w:rFonts w:eastAsia="黑体"/>
       <w:color w:val="4070a0"/>
     </w:rPr>
   </w:style>
@@ -14624,6 +15240,7 @@
     <w:name w:val="StringTok"/>
     <w:basedOn w:val="VerbatimChar"/>
     <w:rPr>
+      <w:rFonts w:eastAsia="黑体"/>
       <w:color w:val="4070a0"/>
     </w:rPr>
   </w:style>
@@ -14631,6 +15248,7 @@
     <w:name w:val="VerbatimStringTok"/>
     <w:basedOn w:val="VerbatimChar"/>
     <w:rPr>
+      <w:rFonts w:eastAsia="黑体"/>
       <w:color w:val="4070a0"/>
     </w:rPr>
   </w:style>
@@ -14638,6 +15256,7 @@
     <w:name w:val="SpecialStringTok"/>
     <w:basedOn w:val="VerbatimChar"/>
     <w:rPr>
+      <w:rFonts w:eastAsia="黑体"/>
       <w:color w:val="bb6688"/>
     </w:rPr>
   </w:style>
@@ -14645,6 +15264,7 @@
     <w:name w:val="ImportTok"/>
     <w:basedOn w:val="VerbatimChar"/>
     <w:rPr>
+      <w:rFonts w:eastAsia="黑体"/>
       <w:b/>
       <w:color w:val="008000"/>
     </w:rPr>
@@ -14653,6 +15273,7 @@
     <w:name w:val="CommentTok"/>
     <w:basedOn w:val="VerbatimChar"/>
     <w:rPr>
+      <w:rFonts w:eastAsia="黑体"/>
       <w:i/>
       <w:color w:val="60a0b0"/>
     </w:rPr>
@@ -14661,6 +15282,7 @@
     <w:name w:val="DocumentationTok"/>
     <w:basedOn w:val="VerbatimChar"/>
     <w:rPr>
+      <w:rFonts w:eastAsia="黑体"/>
       <w:i/>
       <w:color w:val="ba2121"/>
     </w:rPr>
@@ -14669,6 +15291,7 @@
     <w:name w:val="AnnotationTok"/>
     <w:basedOn w:val="VerbatimChar"/>
     <w:rPr>
+      <w:rFonts w:eastAsia="黑体"/>
       <w:b/>
       <w:i/>
       <w:color w:val="60a0b0"/>
@@ -14678,6 +15301,7 @@
     <w:name w:val="CommentVarTok"/>
     <w:basedOn w:val="VerbatimChar"/>
     <w:rPr>
+      <w:rFonts w:eastAsia="黑体"/>
       <w:b/>
       <w:i/>
       <w:color w:val="60a0b0"/>
@@ -14687,6 +15311,7 @@
     <w:name w:val="OtherTok"/>
     <w:basedOn w:val="VerbatimChar"/>
     <w:rPr>
+      <w:rFonts w:eastAsia="黑体"/>
       <w:color w:val="007020"/>
     </w:rPr>
   </w:style>
@@ -14694,6 +15319,7 @@
     <w:name w:val="FunctionTok"/>
     <w:basedOn w:val="VerbatimChar"/>
     <w:rPr>
+      <w:rFonts w:eastAsia="黑体"/>
       <w:color w:val="06287e"/>
     </w:rPr>
   </w:style>
@@ -14701,6 +15327,7 @@
     <w:name w:val="VariableTok"/>
     <w:basedOn w:val="VerbatimChar"/>
     <w:rPr>
+      <w:rFonts w:eastAsia="黑体"/>
       <w:color w:val="19177c"/>
     </w:rPr>
   </w:style>
@@ -14708,6 +15335,7 @@
     <w:name w:val="ControlFlowTok"/>
     <w:basedOn w:val="VerbatimChar"/>
     <w:rPr>
+      <w:rFonts w:eastAsia="黑体"/>
       <w:b/>
       <w:color w:val="007020"/>
     </w:rPr>
@@ -14716,6 +15344,7 @@
     <w:name w:val="OperatorTok"/>
     <w:basedOn w:val="VerbatimChar"/>
     <w:rPr>
+      <w:rFonts w:eastAsia="黑体"/>
       <w:color w:val="666666"/>
     </w:rPr>
   </w:style>
@@ -14723,18 +15352,22 @@
     <w:name w:val="BuiltInTok"/>
     <w:basedOn w:val="VerbatimChar"/>
     <w:rPr>
+      <w:rFonts w:eastAsia="黑体"/>
       <w:color w:val="008000"/>
     </w:rPr>
   </w:style>
   <w:style w:type="character" w:customStyle="1" w:styleId="ExtensionTok">
     <w:name w:val="ExtensionTok"/>
     <w:basedOn w:val="VerbatimChar"/>
-    <w:rPr/>
+    <w:rPr>
+      <w:rFonts w:eastAsia="黑体"/>
+    </w:rPr>
   </w:style>
   <w:style w:type="character" w:customStyle="1" w:styleId="PreprocessorTok">
     <w:name w:val="PreprocessorTok"/>
     <w:basedOn w:val="VerbatimChar"/>
     <w:rPr>
+      <w:rFonts w:eastAsia="黑体"/>
       <w:color w:val="bc7a00"/>
     </w:rPr>
   </w:style>
@@ -14742,18 +15375,22 @@
     <w:name w:val="AttributeTok"/>
     <w:basedOn w:val="VerbatimChar"/>
     <w:rPr>
+      <w:rFonts w:eastAsia="黑体"/>
       <w:color w:val="7d9029"/>
     </w:rPr>
   </w:style>
   <w:style w:type="character" w:customStyle="1" w:styleId="RegionMarkerTok">
     <w:name w:val="RegionMarkerTok"/>
     <w:basedOn w:val="VerbatimChar"/>
-    <w:rPr/>
+    <w:rPr>
+      <w:rFonts w:eastAsia="黑体"/>
+    </w:rPr>
   </w:style>
   <w:style w:type="character" w:customStyle="1" w:styleId="InformationTok">
     <w:name w:val="InformationTok"/>
     <w:basedOn w:val="VerbatimChar"/>
     <w:rPr>
+      <w:rFonts w:eastAsia="黑体"/>
       <w:b/>
       <w:i/>
       <w:color w:val="60a0b0"/>
@@ -14763,6 +15400,7 @@
     <w:name w:val="WarningTok"/>
     <w:basedOn w:val="VerbatimChar"/>
     <w:rPr>
+      <w:rFonts w:eastAsia="黑体"/>
       <w:b/>
       <w:i/>
       <w:color w:val="60a0b0"/>
@@ -14772,6 +15410,7 @@
     <w:name w:val="AlertTok"/>
     <w:basedOn w:val="VerbatimChar"/>
     <w:rPr>
+      <w:rFonts w:eastAsia="黑体"/>
       <w:b/>
       <w:color w:val="ff0000"/>
     </w:rPr>
@@ -14780,6 +15419,7 @@
     <w:name w:val="ErrorTok"/>
     <w:basedOn w:val="VerbatimChar"/>
     <w:rPr>
+      <w:rFonts w:eastAsia="黑体"/>
       <w:b/>
       <w:color w:val="ff0000"/>
     </w:rPr>
@@ -14787,7 +15427,9 @@
   <w:style w:type="character" w:customStyle="1" w:styleId="NormalTok">
     <w:name w:val="NormalTok"/>
     <w:basedOn w:val="VerbatimChar"/>
-    <w:rPr/>
+    <w:rPr>
+      <w:rFonts w:eastAsia="黑体"/>
+    </w:rPr>
   </w:style>
 </w:styles>
 </file>
@@ -14836,12 +15478,12 @@
     <a:fontScheme name="Office">
       <a:majorFont>
         <a:latin typeface="Calibri"/>
-        <a:ea typeface=""/>
+        <a:ea typeface="黑体"/>
         <a:cs typeface=""/>
         <a:font script="Jpan" typeface="ＭＳ ゴシック"/>
         <a:font script="Hang" typeface="맑은 고딕"/>
-        <a:font script="Hans" typeface="宋体"/>
-        <a:font script="Hant" typeface="新細明體"/>
+        <a:font script="Hans" typeface="黑体"/>
+        <a:font script="Hant" typeface="黑体"/>
         <a:font script="Arab" typeface="Times New Roman"/>
         <a:font script="Hebr" typeface="Times New Roman"/>
         <a:font script="Thai" typeface="Angsana New"/>
@@ -14871,12 +15513,12 @@
       </a:majorFont>
       <a:minorFont>
         <a:latin typeface="Cambria"/>
-        <a:ea typeface=""/>
+        <a:ea typeface="黑体"/>
         <a:cs typeface=""/>
         <a:font script="Jpan" typeface="ＭＳ 明朝"/>
         <a:font script="Hang" typeface="맑은 고딕"/>
-        <a:font script="Hans" typeface="宋体"/>
-        <a:font script="Hant" typeface="新細明體"/>
+        <a:font script="Hans" typeface="黑体"/>
+        <a:font script="Hant" typeface="黑体"/>
         <a:font script="Arab" typeface="Arial"/>
         <a:font script="Hebr" typeface="Arial"/>
         <a:font script="Thai" typeface="Cordia New"/>

--- a/12-通用拓扑结构/07-其他拓扑/互补对称结构/互补对称结构.docx
+++ b/12-通用拓扑结构/07-其他拓扑/互补对称结构/互补对称结构.docx
@@ -2410,7 +2410,7 @@
           <w:color w:val="555555"/>
           <w:sz w:val="21"/>
         </w:rPr>
-        <w:t>材料收集者：杜文杰，WX手机：19519196569，QQ:3478827729</w:t>
+        <w:t>材料收集者：杜文杰，微信/手机：19519196569，QQ:3478827729</w:t>
       </w:r>
     </w:p>
     <w:sectPr>
